--- a/downloads/student/ai-1-week-18.docx
+++ b/downloads/student/ai-1-week-18.docx
@@ -1881,6 +1881,16 @@
     <w:p>
       <w:r>
         <w:t>This small selected set cannot establish that the claimed probabilities match actual correctness or show performance for all future cards.</w:t>
+      </w:r>
+    </w:p>
+    <w:p>
+      <w:r>
+        <w:t>Read the labelled picture: Was the unknown label guaranteed correct because its confidence was 80%?</w:t>
+      </w:r>
+    </w:p>
+    <w:p>
+      <w:r>
+        <w:t>Change one thing: The missing outcome is checked and found incorrect. Predict the result before checking the explanation. What remains the same?</w:t>
       </w:r>
     </w:p>
     <w:p>
@@ -3615,6 +3625,187 @@
     <w:p>
       <w:r>
         <w:t>Attempt the independent case before hints. Record whether you worked alone, used a hint or followed a model. After feedback, fix the first unsupported step and explain why it changed. A later check uses a changed case, not a copied answer.</w:t>
+      </w:r>
+    </w:p>
+    <w:p>
+      <w:pPr>
+        <w:pStyle w:val="Heading1"/>
+      </w:pPr>
+      <w:r>
+        <w:t>15. Your lesson route</w:t>
+      </w:r>
+    </w:p>
+    <w:p>
+      <w:r>
+        <w:t>Start with this question: A fictional card classifier reports a claimed 80% chance that each chosen label is correct.</w:t>
+      </w:r>
+    </w:p>
+    <w:tbl>
+      <w:tblPr>
+        <w:tblStyle w:val="LightShading-Accent1"/>
+        <w:tblW w:type="auto" w:w="0"/>
+        <w:tblLook w:firstColumn="1" w:firstRow="1" w:lastColumn="0" w:lastRow="0" w:noHBand="0" w:noVBand="1" w:val="04A0"/>
+      </w:tblPr>
+      <w:tblGrid>
+        <w:gridCol w:w="5112"/>
+        <w:gridCol w:w="5112"/>
+      </w:tblGrid>
+      <w:tr>
+        <w:trPr>
+          <w:tblHeader/>
+        </w:trPr>
+        <w:tc>
+          <w:tcPr>
+            <w:tcW w:type="dxa" w:w="5112"/>
+          </w:tcPr>
+          <w:p>
+            <w:r>
+              <w:t>By the end, I can</w:t>
+            </w:r>
+          </w:p>
+        </w:tc>
+        <w:tc>
+          <w:tcPr>
+            <w:tcW w:type="dxa" w:w="5112"/>
+          </w:tcPr>
+          <w:p>
+            <w:r>
+              <w:t>How I will show it</w:t>
+            </w:r>
+          </w:p>
+        </w:tc>
+      </w:tr>
+      <w:tr>
+        <w:tc>
+          <w:tcPr>
+            <w:tcW w:type="dxa" w:w="5112"/>
+          </w:tcPr>
+          <w:p>
+            <w:r>
+              <w:t>Distinguish a confidence claim from evidence that a prediction was correct</w:t>
+            </w:r>
+          </w:p>
+        </w:tc>
+        <w:tc>
+          <w:tcPr>
+            <w:tcW w:type="dxa" w:w="5112"/>
+          </w:tcPr>
+          <w:p>
+            <w:r>
+              <w:t>Explain the deciding step, show a trace or test, and state one limit.</w:t>
+            </w:r>
+          </w:p>
+        </w:tc>
+      </w:tr>
+      <w:tr>
+        <w:tc>
+          <w:tcPr>
+            <w:tcW w:type="dxa" w:w="5112"/>
+          </w:tcPr>
+          <w:p>
+            <w:r>
+              <w:t>Compare recorded confidence claims with observed outcomes for a group</w:t>
+            </w:r>
+          </w:p>
+        </w:tc>
+        <w:tc>
+          <w:tcPr>
+            <w:tcW w:type="dxa" w:w="5112"/>
+          </w:tcPr>
+          <w:p>
+            <w:r>
+              <w:t>Explain the deciding step, show a trace or test, and state one limit.</w:t>
+            </w:r>
+          </w:p>
+        </w:tc>
+      </w:tr>
+      <w:tr>
+        <w:tc>
+          <w:tcPr>
+            <w:tcW w:type="dxa" w:w="5112"/>
+          </w:tcPr>
+          <w:p>
+            <w:r>
+              <w:t>Explain why a score, a confident sentence and repeated agreement need different checks</w:t>
+            </w:r>
+          </w:p>
+        </w:tc>
+        <w:tc>
+          <w:tcPr>
+            <w:tcW w:type="dxa" w:w="5112"/>
+          </w:tcPr>
+          <w:p>
+            <w:r>
+              <w:t>Explain the deciding step, show a trace or test, and state one limit.</w:t>
+            </w:r>
+          </w:p>
+        </w:tc>
+      </w:tr>
+    </w:tbl>
+    <w:p>
+      <w:r>
+        <w:t>Remember → watch and explain → try with help → investigate → try independently → keep project evidence. Your teacher may spread this lesson across several classes.</w:t>
+      </w:r>
+    </w:p>
+    <w:p>
+      <w:r>
+        <w:t>Keep your first prediction. Compare it with what the evidence shows and explain any change.</w:t>
+      </w:r>
+    </w:p>
+    <w:p>
+      <w:pPr>
+        <w:pStyle w:val="Heading1"/>
+      </w:pPr>
+      <w:r>
+        <w:t>16. Finish and return</w:t>
+      </w:r>
+    </w:p>
+    <w:p>
+      <w:r>
+        <w:t>Close your notes. Explain this goal in your own words: Distinguish a confidence claim from evidence that a prediction was correct</w:t>
+      </w:r>
+    </w:p>
+    <w:p>
+      <w:pPr>
+        <w:pStyle w:val="Heading3"/>
+      </w:pPr>
+      <w:r>
+        <w:t>My deciding step, evidence and one remaining question</w:t>
+      </w:r>
+    </w:p>
+    <w:p>
+      <w:r>
+        <w:t>________________________________________________________________</w:t>
+      </w:r>
+    </w:p>
+    <w:p>
+      <w:r>
+        <w:t>________________________________________________________________</w:t>
+      </w:r>
+    </w:p>
+    <w:p>
+      <w:r>
+        <w:t>________________________________________________________________</w:t>
+      </w:r>
+    </w:p>
+    <w:p>
+      <w:r>
+        <w:t>________________________________________________________________</w:t>
+      </w:r>
+    </w:p>
+    <w:p>
+      <w:r>
+        <w:t>________________________________________________________________</w:t>
+      </w:r>
+    </w:p>
+    <w:p>
+      <w:r>
+        <w:t>If you are unsure, return to the worked picture and explain one arrow. If you are ready, change an input or assumption and justify your prediction.</w:t>
+      </w:r>
+    </w:p>
+    <w:p>
+      <w:r>
+        <w:t>Save your workbook evidence. At the next review, try a different case before opening your old answer.</w:t>
       </w:r>
     </w:p>
     <w:sectPr>

--- a/downloads/student/ai-1-week-18.docx
+++ b/downloads/student/ai-1-week-18.docx
@@ -3806,6 +3806,207 @@
     <w:p>
       <w:r>
         <w:t>Save your workbook evidence. At the next review, try a different case before opening your old answer.</w:t>
+      </w:r>
+    </w:p>
+    <w:p>
+      <w:pPr>
+        <w:pStyle w:val="Heading1"/>
+      </w:pPr>
+      <w:r>
+        <w:t>17. Supported practice, repair and portfolio</w:t>
+      </w:r>
+    </w:p>
+    <w:p>
+      <w:r>
+        <w:t>Use this supported practice once, in the browser or on paper. Keep the reserved independent assessment for a separate first attempt before teacher feedback.</w:t>
+      </w:r>
+    </w:p>
+    <w:p>
+      <w:r>
+        <w:t>A fictional card classifier reports a claimed 80% chance that each chosen label is correct.</w:t>
+      </w:r>
+    </w:p>
+    <w:p>
+      <w:pPr>
+        <w:pStyle w:val="Heading3"/>
+      </w:pPr>
+      <w:r>
+        <w:t>Practice 1: explain the deciding evidence</w:t>
+      </w:r>
+    </w:p>
+    <w:p>
+      <w:r>
+        <w:t>Which labelled step matches this detail? The missing result could change the all-ten correct count to 7 or 8.</w:t>
+      </w:r>
+    </w:p>
+    <w:p>
+      <w:r>
+        <w:t>1. Checked outcomes</w:t>
+      </w:r>
+    </w:p>
+    <w:p>
+      <w:r>
+        <w:t>2. Report coverage</w:t>
+      </w:r>
+    </w:p>
+    <w:p>
+      <w:r>
+        <w:t>3. Retain unknown</w:t>
+      </w:r>
+    </w:p>
+    <w:p>
+      <w:r>
+        <w:t>4. Keep scores</w:t>
+      </w:r>
+    </w:p>
+    <w:p>
+      <w:pPr>
+        <w:pStyle w:val="Heading3"/>
+      </w:pPr>
+      <w:r>
+        <w:t>My selected conclusion, deciding fact and explanation</w:t>
+      </w:r>
+    </w:p>
+    <w:p>
+      <w:r>
+        <w:t>________________________________________________________________</w:t>
+      </w:r>
+    </w:p>
+    <w:p>
+      <w:r>
+        <w:t>________________________________________________________________</w:t>
+      </w:r>
+    </w:p>
+    <w:p>
+      <w:r>
+        <w:t>________________________________________________________________</w:t>
+      </w:r>
+    </w:p>
+    <w:p>
+      <w:r>
+        <w:t>________________________________________________________________</w:t>
+      </w:r>
+    </w:p>
+    <w:p>
+      <w:r>
+        <w:t>________________________________________________________________</w:t>
+      </w:r>
+    </w:p>
+    <w:p>
+      <w:r>
+        <w:t>Hint if needed: Read the steps in the pictorial case. Match the supplied detail to the stage that performs or records it.</w:t>
+      </w:r>
+    </w:p>
+    <w:p>
+      <w:r>
+        <w:t>After your attempt, compare with the supported explanation: Retain unknown The missing result could change the all-ten correct count to 7 or 8. Do not count the missing outcome as correct or silently remove it from the coverage report. These records allow an all-ten agreement range from 70% to 80%. They do not show that claimed probabilities match checked correctness over many comparable predictions; that requires much more suitable evidence.</w:t>
+      </w:r>
+    </w:p>
+    <w:p>
+      <w:pPr>
+        <w:pStyle w:val="Heading3"/>
+      </w:pPr>
+      <w:r>
+        <w:t>Practice 2: explain the deciding evidence</w:t>
+      </w:r>
+    </w:p>
+    <w:p>
+      <w:r>
+        <w:t>Changed-case practice: The missing outcome is checked and found incorrect. Which conclusion is supported by the supplied facts?</w:t>
+      </w:r>
+    </w:p>
+    <w:p>
+      <w:r>
+        <w:t>1. This one example guarantees correct results for every future input.</w:t>
+      </w:r>
+    </w:p>
+    <w:p>
+      <w:r>
+        <w:t>2. We can decide the result without examining the changed input or the procedure.</w:t>
+      </w:r>
+    </w:p>
+    <w:p>
+      <w:r>
+        <w:t>3. All-ten agreement is 7/10=70%.</w:t>
+      </w:r>
+    </w:p>
+    <w:p>
+      <w:pPr>
+        <w:pStyle w:val="Heading3"/>
+      </w:pPr>
+      <w:r>
+        <w:t>My selected conclusion, deciding fact and explanation</w:t>
+      </w:r>
+    </w:p>
+    <w:p>
+      <w:r>
+        <w:t>________________________________________________________________</w:t>
+      </w:r>
+    </w:p>
+    <w:p>
+      <w:r>
+        <w:t>________________________________________________________________</w:t>
+      </w:r>
+    </w:p>
+    <w:p>
+      <w:r>
+        <w:t>________________________________________________________________</w:t>
+      </w:r>
+    </w:p>
+    <w:p>
+      <w:r>
+        <w:t>________________________________________________________________</w:t>
+      </w:r>
+    </w:p>
+    <w:p>
+      <w:r>
+        <w:t>________________________________________________________________</w:t>
+      </w:r>
+    </w:p>
+    <w:p>
+      <w:r>
+        <w:t>Hint if needed: Use the changed condition and the deciding step in the pictorial trace. The answer must say what follows from those facts.</w:t>
+      </w:r>
+    </w:p>
+    <w:p>
+      <w:r>
+        <w:t>After your attempt, compare with the supported explanation: All-ten agreement is 7/10=70%. There are now three wrong labels and no unknown outcomes.</w:t>
+      </w:r>
+    </w:p>
+    <w:p>
+      <w:pPr>
+        <w:pStyle w:val="Heading3"/>
+      </w:pPr>
+      <w:r>
+        <w:t>Repair a missing building block</w:t>
+      </w:r>
+    </w:p>
+    <w:p>
+      <w:r>
+        <w:t>Review Prediction Is Not Fact (ai-1/17). Goal: Separate a recorded prediction from the observation used to check it. Short practice: Which field changes the observation label, and which field changes the model prediction?. Return to this week and explain what you changed.</w:t>
+      </w:r>
+    </w:p>
+    <w:p>
+      <w:r>
+        <w:t>Review Save New Examples for Testing (ai-1/15). Goal: Separate examples used to choose a model from examples reserved for its final evaluation. Short practice: Does 4/4 on the replay replace the original 3/4 result? Explain.. Return to this week and explain what you changed.</w:t>
+      </w:r>
+    </w:p>
+    <w:p>
+      <w:r>
+        <w:t>Review Debug the Cause (ai-1/12). Goal: Compare expected and observed traces to locate the first difference. Short practice: Propose input 0 and give both predicted outputs without inventing an observed result.. Return to this week and explain what you changed.</w:t>
+      </w:r>
+    </w:p>
+    <w:p>
+      <w:pPr>
+        <w:pStyle w:val="Heading3"/>
+      </w:pPr>
+      <w:r>
+        <w:t>Keep your completed work</w:t>
+      </w:r>
+    </w:p>
+    <w:p>
+      <w:r>
+        <w:t>Use Download completed work in the hosted lesson to export your answers, reflections, practice feedback and code-run evidence. Open the HTML copy to read or print it. Drafts stay in this browser when storage is available; clear drafts on a shared device.</w:t>
       </w:r>
     </w:p>
     <w:sectPr>

--- a/downloads/student/ai-1-week-18.docx
+++ b/downloads/student/ai-1-week-18.docx
@@ -42,6 +42,11 @@
       </w:r>
     </w:p>
     <w:p>
+      <w:r>
+        <w:t>Start with the target: Distinguish a confidence claim from evidence that a prediction was correct. Try the recall before opening notes.</w:t>
+      </w:r>
+    </w:p>
+    <w:p>
       <w:pPr>
         <w:pStyle w:val="Heading3"/>
       </w:pPr>
@@ -50,17 +55,83 @@
       </w:r>
     </w:p>
     <w:p>
-      <w:r>
-        <w:t>I can distinguish a confidence claim from evidence that a prediction was correct.</w:t>
-      </w:r>
-    </w:p>
-    <w:p>
-      <w:r>
-        <w:t>I can compare recorded confidence claims with observed outcomes for a group.</w:t>
-      </w:r>
-    </w:p>
-    <w:p>
-      <w:r>
+      <w:pPr>
+        <w:spacing w:line="336" w:lineRule="auto" w:after="180"/>
+      </w:pPr>
+      <w:r>
+        <w:rPr>
+          <w:b w:val="0"/>
+        </w:rPr>
+        <w:t xml:space="preserve">I can distinguish a </w:t>
+      </w:r>
+      <w:r>
+        <w:rPr>
+          <w:b/>
+        </w:rPr>
+        <w:t>confidence claim</w:t>
+      </w:r>
+      <w:r>
+        <w:rPr>
+          <w:b w:val="0"/>
+        </w:rPr>
+        <w:t xml:space="preserve"> from </w:t>
+      </w:r>
+      <w:r>
+        <w:rPr>
+          <w:b/>
+        </w:rPr>
+        <w:t>evidence</w:t>
+      </w:r>
+      <w:r>
+        <w:rPr>
+          <w:b w:val="0"/>
+        </w:rPr>
+        <w:t xml:space="preserve"> that a </w:t>
+      </w:r>
+      <w:r>
+        <w:rPr>
+          <w:b/>
+        </w:rPr>
+        <w:t>prediction</w:t>
+      </w:r>
+      <w:r>
+        <w:rPr>
+          <w:b w:val="0"/>
+        </w:rPr>
+        <w:t xml:space="preserve"> was correct.</w:t>
+      </w:r>
+    </w:p>
+    <w:p>
+      <w:pPr>
+        <w:spacing w:line="336" w:lineRule="auto" w:after="180"/>
+      </w:pPr>
+      <w:r>
+        <w:rPr>
+          <w:b w:val="0"/>
+        </w:rPr>
+        <w:t xml:space="preserve">I can compare recorded </w:t>
+      </w:r>
+      <w:r>
+        <w:rPr>
+          <w:b/>
+        </w:rPr>
+        <w:t>confidence claim</w:t>
+      </w:r>
+      <w:r>
+        <w:rPr>
+          <w:b w:val="0"/>
+        </w:rPr>
+        <w:t>s with observed outcomes for a group.</w:t>
+      </w:r>
+    </w:p>
+    <w:p>
+      <w:pPr>
+        <w:spacing w:line="336" w:lineRule="auto" w:after="180"/>
+      </w:pPr>
+      <w:r>
+        <w:rPr>
+          <w:b w:val="0"/>
+        </w:rPr>
         <w:t>I can explain why a score, a confident sentence and repeated agreement need different checks.</w:t>
       </w:r>
     </w:p>
@@ -73,32 +144,92 @@
       </w:r>
     </w:p>
     <w:p>
-      <w:r>
+      <w:pPr>
+        <w:spacing w:line="336" w:lineRule="auto" w:after="180"/>
+      </w:pPr>
+      <w:r>
+        <w:rPr>
+          <w:b w:val="0"/>
+        </w:rPr>
         <w:t>Close your notes first. A rough first answer helps us choose the right starting point; it is not a score for your ability.</w:t>
       </w:r>
     </w:p>
     <w:p>
-      <w:r>
-        <w:t>Without opening the old lesson, explain one key idea from Prediction Is Not Fact. Give an example and a mistake that the idea helps you avoid.</w:t>
-      </w:r>
-    </w:p>
-    <w:p>
-      <w:r>
+      <w:pPr>
+        <w:spacing w:line="336" w:lineRule="auto" w:after="180"/>
+      </w:pPr>
+      <w:r>
+        <w:rPr>
+          <w:b w:val="0"/>
+        </w:rPr>
+        <w:t xml:space="preserve">Without opening the old lesson, explain one key idea from </w:t>
+      </w:r>
+      <w:r>
+        <w:rPr>
+          <w:b/>
+        </w:rPr>
+        <w:t>Prediction</w:t>
+      </w:r>
+      <w:r>
+        <w:rPr>
+          <w:b w:val="0"/>
+        </w:rPr>
+        <w:t xml:space="preserve"> Is Not Fact. Give an example and a mistake that the idea helps you avoid.</w:t>
+      </w:r>
+    </w:p>
+    <w:p>
+      <w:pPr>
+        <w:spacing w:line="336" w:lineRule="auto" w:after="180"/>
+      </w:pPr>
+      <w:r>
+        <w:rPr>
+          <w:b w:val="0"/>
+        </w:rPr>
         <w:t>Without opening the old lesson, explain one key idea from Save New Examples for Testing. Give an example and a mistake that the idea helps you avoid.</w:t>
       </w:r>
     </w:p>
     <w:p>
-      <w:r>
+      <w:pPr>
+        <w:spacing w:line="336" w:lineRule="auto" w:after="180"/>
+      </w:pPr>
+      <w:r>
+        <w:rPr>
+          <w:b w:val="0"/>
+        </w:rPr>
         <w:t>Without opening the old lesson, explain one key idea from Debug the Cause. Give an example and a mistake that the idea helps you avoid.</w:t>
       </w:r>
     </w:p>
     <w:p>
-      <w:r>
-        <w:t>After trying, check the relevant lesson or ask your teacher. Change the part of your explanation that the evidence shows was wrong.</w:t>
-      </w:r>
-    </w:p>
-    <w:p>
-      <w:r>
+      <w:pPr>
+        <w:spacing w:line="336" w:lineRule="auto" w:after="180"/>
+      </w:pPr>
+      <w:r>
+        <w:rPr>
+          <w:b w:val="0"/>
+        </w:rPr>
+        <w:t xml:space="preserve">After trying, check the relevant lesson or ask your teacher. Change the part of your explanation that the </w:t>
+      </w:r>
+      <w:r>
+        <w:rPr>
+          <w:b/>
+        </w:rPr>
+        <w:t>evidence</w:t>
+      </w:r>
+      <w:r>
+        <w:rPr>
+          <w:b w:val="0"/>
+        </w:rPr>
+        <w:t xml:space="preserve"> shows was wrong.</w:t>
+      </w:r>
+    </w:p>
+    <w:p>
+      <w:pPr>
+        <w:spacing w:line="336" w:lineRule="auto" w:after="180"/>
+      </w:pPr>
+      <w:r>
+        <w:rPr>
+          <w:b w:val="0"/>
+        </w:rPr>
         <w:t>A system can be very confident and still be wrong.</w:t>
       </w:r>
     </w:p>
@@ -139,12 +270,69 @@
       </w:r>
     </w:p>
     <w:p>
-      <w:r>
-        <w:t>LEARNING TARGET  A helper says 'definitely correct' on four answers; only two match the answer key. A cautious helper gives the same four answers. Which is more accurate? What additional evidence would you need to compare confidence quality?</w:t>
-      </w:r>
-    </w:p>
-    <w:p>
-      <w:r>
+      <w:pPr>
+        <w:pStyle w:val="Heading3"/>
+      </w:pPr>
+      <w:r>
+        <w:t>Your target</w:t>
+      </w:r>
+    </w:p>
+    <w:p>
+      <w:pPr>
+        <w:spacing w:line="336" w:lineRule="auto" w:after="180"/>
+        <w:shd w:fill="EDF7F3"/>
+      </w:pPr>
+      <w:r>
+        <w:rPr>
+          <w:b w:val="0"/>
+        </w:rPr>
+        <w:t>LEARNING TARGET  A helper says 'definitely correct' on four answers; only two match the answer key. A cautious helper gives the same four answers. Which is more accurate?</w:t>
+      </w:r>
+    </w:p>
+    <w:p>
+      <w:pPr>
+        <w:spacing w:line="336" w:lineRule="auto" w:after="180"/>
+        <w:shd w:fill="EDF7F3"/>
+      </w:pPr>
+      <w:r>
+        <w:rPr>
+          <w:b w:val="0"/>
+        </w:rPr>
+        <w:t xml:space="preserve">What additional </w:t>
+      </w:r>
+      <w:r>
+        <w:rPr>
+          <w:b/>
+        </w:rPr>
+        <w:t>evidence</w:t>
+      </w:r>
+      <w:r>
+        <w:rPr>
+          <w:b w:val="0"/>
+        </w:rPr>
+        <w:t xml:space="preserve"> would you need to compare </w:t>
+      </w:r>
+      <w:r>
+        <w:rPr>
+          <w:b/>
+        </w:rPr>
+        <w:t>confidence</w:t>
+      </w:r>
+      <w:r>
+        <w:rPr>
+          <w:b w:val="0"/>
+        </w:rPr>
+        <w:t xml:space="preserve"> quality?</w:t>
+      </w:r>
+    </w:p>
+    <w:p>
+      <w:pPr>
+        <w:spacing w:line="336" w:lineRule="auto" w:after="180"/>
+      </w:pPr>
+      <w:r>
+        <w:rPr>
+          <w:b w:val="0"/>
+        </w:rPr>
         <w:t>Learner name:</w:t>
       </w:r>
     </w:p>
@@ -157,8 +345,26 @@
       </w:r>
     </w:p>
     <w:p>
-      <w:r>
-        <w:t>A prediction says far and sounds very certain. No travel distance has been recorded. Can you mark it correct? Explain what is missing.</w:t>
+      <w:pPr>
+        <w:spacing w:line="336" w:lineRule="auto" w:after="180"/>
+      </w:pPr>
+      <w:r>
+        <w:rPr>
+          <w:b w:val="0"/>
+        </w:rPr>
+        <w:t xml:space="preserve">A </w:t>
+      </w:r>
+      <w:r>
+        <w:rPr>
+          <w:b/>
+        </w:rPr>
+        <w:t>prediction</w:t>
+      </w:r>
+      <w:r>
+        <w:rPr>
+          <w:b w:val="0"/>
+        </w:rPr>
+        <w:t xml:space="preserve"> says far and sounds very certain. No travel distance has been recorded. Can you mark it correct? Explain what is missing.</w:t>
       </w:r>
     </w:p>
     <w:p>
@@ -170,8 +376,26 @@
       </w:r>
     </w:p>
     <w:p>
-      <w:r>
-        <w:t>By the end, I can explain why a confidence score is not a guarantee and account for missing outcomes.</w:t>
+      <w:pPr>
+        <w:spacing w:line="336" w:lineRule="auto" w:after="180"/>
+      </w:pPr>
+      <w:r>
+        <w:rPr>
+          <w:b w:val="0"/>
+        </w:rPr>
+        <w:t xml:space="preserve">By the end, I can explain why a </w:t>
+      </w:r>
+      <w:r>
+        <w:rPr>
+          <w:b/>
+        </w:rPr>
+        <w:t>confidence</w:t>
+      </w:r>
+      <w:r>
+        <w:rPr>
+          <w:b w:val="0"/>
+        </w:rPr>
+        <w:t xml:space="preserve"> score is not a guarantee and account for missing outcomes.</w:t>
       </w:r>
     </w:p>
     <w:p>
@@ -184,6 +408,17 @@
     </w:p>
     <w:p>
       <w:r>
+        <w:t>Investigate the supplied Confidence Is Not Correctness case. Separate observations, given facts and assumptions before choosing an explanation.</w:t>
+      </w:r>
+    </w:p>
+    <w:p>
+      <w:pPr>
+        <w:spacing w:line="336" w:lineRule="auto" w:after="180"/>
+      </w:pPr>
+      <w:r>
+        <w:rPr>
+          <w:b/>
+        </w:rPr>
         <w:t>PICTURE STORY</w:t>
       </w:r>
     </w:p>
@@ -196,8 +431,26 @@
       </w:r>
     </w:p>
     <w:p>
-      <w:r>
-        <w:t>Pictures give clues; evidence tells us what the clues mean.</w:t>
+      <w:pPr>
+        <w:spacing w:line="336" w:lineRule="auto" w:after="180"/>
+      </w:pPr>
+      <w:r>
+        <w:rPr>
+          <w:b w:val="0"/>
+        </w:rPr>
+        <w:t xml:space="preserve">Pictures give clues; </w:t>
+      </w:r>
+      <w:r>
+        <w:rPr>
+          <w:b/>
+        </w:rPr>
+        <w:t>evidence</w:t>
+      </w:r>
+      <w:r>
+        <w:rPr>
+          <w:b w:val="0"/>
+        </w:rPr>
+        <w:t xml:space="preserve"> tells us what the clues mean.</w:t>
       </w:r>
     </w:p>
     <w:p>
@@ -237,46 +490,146 @@
       </w:r>
     </w:p>
     <w:p>
-      <w:r>
-        <w:t>MYSTERY  A classifier assigns 95 percent confidence to 'dog' for a toy fox but the verified label is fox.</w:t>
-      </w:r>
-    </w:p>
-    <w:p>
       <w:pPr>
         <w:pStyle w:val="Heading3"/>
       </w:pPr>
       <w:r>
+        <w:t>Start with this puzzle</w:t>
+      </w:r>
+    </w:p>
+    <w:p>
+      <w:pPr>
+        <w:spacing w:line="336" w:lineRule="auto" w:after="180"/>
+        <w:shd w:fill="F1F6FC"/>
+      </w:pPr>
+      <w:r>
+        <w:rPr>
+          <w:b w:val="0"/>
+        </w:rPr>
+        <w:t xml:space="preserve">MYSTERY  A classifier assigns 95 percent </w:t>
+      </w:r>
+      <w:r>
+        <w:rPr>
+          <w:b/>
+        </w:rPr>
+        <w:t>confidence</w:t>
+      </w:r>
+      <w:r>
+        <w:rPr>
+          <w:b w:val="0"/>
+        </w:rPr>
+        <w:t xml:space="preserve"> to 'dog' for a toy fox but the verified label is fox.</w:t>
+      </w:r>
+    </w:p>
+    <w:p>
+      <w:pPr>
+        <w:pStyle w:val="Heading3"/>
+      </w:pPr>
+      <w:r>
         <w:t>What do you notice?</w:t>
       </w:r>
     </w:p>
     <w:p>
-      <w:r>
+      <w:pPr>
+        <w:spacing w:line="336" w:lineRule="auto" w:after="180"/>
+      </w:pPr>
+      <w:r>
+        <w:rPr>
+          <w:b w:val="0"/>
+        </w:rPr>
         <w:t>Name three visible details without explaining them yet.</w:t>
       </w:r>
     </w:p>
     <w:p>
-      <w:r>
+      <w:pPr>
+        <w:spacing w:line="336" w:lineRule="auto" w:after="180"/>
+      </w:pPr>
+      <w:r>
+        <w:rPr>
+          <w:b w:val="0"/>
+        </w:rPr>
         <w:t>Circle the detail most connected to the system's decision.</w:t>
       </w:r>
     </w:p>
     <w:p>
-      <w:r>
+      <w:pPr>
+        <w:spacing w:line="336" w:lineRule="auto" w:after="180"/>
+      </w:pPr>
+      <w:r>
+        <w:rPr>
+          <w:b w:val="0"/>
+        </w:rPr>
         <w:t>Name one detail that may be decoration or distraction.</w:t>
       </w:r>
     </w:p>
     <w:p>
-      <w:r>
-        <w:t>Make a first prediction and state the clue that supports it.</w:t>
-      </w:r>
-    </w:p>
-    <w:p>
-      <w:r>
-        <w:t>My observations, prediction, and evidence:</w:t>
-      </w:r>
-    </w:p>
-    <w:p>
-      <w:r>
-        <w:t>GOOD THINKING  A prediction can change when stronger evidence appears.</w:t>
+      <w:pPr>
+        <w:spacing w:line="336" w:lineRule="auto" w:after="180"/>
+      </w:pPr>
+      <w:r>
+        <w:rPr>
+          <w:b w:val="0"/>
+        </w:rPr>
+        <w:t xml:space="preserve">Make a first </w:t>
+      </w:r>
+      <w:r>
+        <w:rPr>
+          <w:b/>
+        </w:rPr>
+        <w:t>prediction</w:t>
+      </w:r>
+      <w:r>
+        <w:rPr>
+          <w:b w:val="0"/>
+        </w:rPr>
+        <w:t xml:space="preserve"> and state the clue that supports it.</w:t>
+      </w:r>
+    </w:p>
+    <w:p>
+      <w:pPr>
+        <w:spacing w:line="336" w:lineRule="auto" w:after="180"/>
+      </w:pPr>
+      <w:r>
+        <w:rPr>
+          <w:b w:val="0"/>
+        </w:rPr>
+        <w:t xml:space="preserve">My </w:t>
+      </w:r>
+      <w:r>
+        <w:rPr>
+          <w:b/>
+        </w:rPr>
+        <w:t>observation</w:t>
+      </w:r>
+      <w:r>
+        <w:rPr>
+          <w:b w:val="0"/>
+        </w:rPr>
+        <w:t xml:space="preserve">s, </w:t>
+      </w:r>
+      <w:r>
+        <w:rPr>
+          <w:b/>
+        </w:rPr>
+        <w:t>prediction</w:t>
+      </w:r>
+      <w:r>
+        <w:rPr>
+          <w:b w:val="0"/>
+        </w:rPr>
+        <w:t xml:space="preserve">, and </w:t>
+      </w:r>
+      <w:r>
+        <w:rPr>
+          <w:b/>
+        </w:rPr>
+        <w:t>evidence</w:t>
+      </w:r>
+      <w:r>
+        <w:rPr>
+          <w:b w:val="0"/>
+        </w:rPr>
+        <w:t>:</w:t>
       </w:r>
     </w:p>
     <w:p>
@@ -284,22 +637,201 @@
         <w:pStyle w:val="Heading3"/>
       </w:pPr>
       <w:r>
+        <w:t>Thinking habit</w:t>
+      </w:r>
+    </w:p>
+    <w:p>
+      <w:pPr>
+        <w:spacing w:line="336" w:lineRule="auto" w:after="180"/>
+        <w:shd w:fill="EDF7F3"/>
+      </w:pPr>
+      <w:r>
+        <w:rPr>
+          <w:b w:val="0"/>
+        </w:rPr>
+        <w:t xml:space="preserve">GOOD THINKING  A </w:t>
+      </w:r>
+      <w:r>
+        <w:rPr>
+          <w:b/>
+        </w:rPr>
+        <w:t>prediction</w:t>
+      </w:r>
+      <w:r>
+        <w:rPr>
+          <w:b w:val="0"/>
+        </w:rPr>
+        <w:t xml:space="preserve"> can change when stronger </w:t>
+      </w:r>
+      <w:r>
+        <w:rPr>
+          <w:b/>
+        </w:rPr>
+        <w:t>evidence</w:t>
+      </w:r>
+      <w:r>
+        <w:rPr>
+          <w:b w:val="0"/>
+        </w:rPr>
+        <w:t xml:space="preserve"> appears.</w:t>
+      </w:r>
+    </w:p>
+    <w:p>
+      <w:pPr>
+        <w:pStyle w:val="Heading3"/>
+      </w:pPr>
+      <w:r>
         <w:t>A closer explanation</w:t>
       </w:r>
     </w:p>
     <w:p>
-      <w:r>
-        <w:t>A prediction can be expressed strongly and still be wrong. Confidence describes a claim about support or likelihood; correctness is checked against evidence. Keep the prediction, the confidence claim and the observed outcome in separate columns. None can replace the others.</w:t>
-      </w:r>
-    </w:p>
-    <w:p>
-      <w:r>
-        <w:t>A display reading 80 might mean 80 out of 100 points for matching features, an estimated 80 percent chance of a specified event, or something else. Read its definition before interpreting it. The number alone does not tell you which meaning applies. A sentence such as definitely far is not a measured probability.</w:t>
-      </w:r>
-    </w:p>
-    <w:p>
-      <w:r>
-        <w:t>Ramp1 from Week 17 produced categories using a threshold. It supplied no probability estimates. We must not attach a probability merely because the height is far from that threshold. This week uses fictional forecast records with an explicitly stated probability claim; we are checking those claims, not inventing them for Ramp1.</w:t>
+      <w:pPr>
+        <w:spacing w:line="336" w:lineRule="auto" w:after="180"/>
+      </w:pPr>
+      <w:r>
+        <w:rPr>
+          <w:b w:val="0"/>
+        </w:rPr>
+        <w:t xml:space="preserve">A </w:t>
+      </w:r>
+      <w:r>
+        <w:rPr>
+          <w:b/>
+        </w:rPr>
+        <w:t>prediction</w:t>
+      </w:r>
+      <w:r>
+        <w:rPr>
+          <w:b w:val="0"/>
+        </w:rPr>
+        <w:t xml:space="preserve"> can be expressed strongly and still be wrong. </w:t>
+      </w:r>
+      <w:r>
+        <w:rPr>
+          <w:b/>
+        </w:rPr>
+        <w:t>Confidence</w:t>
+      </w:r>
+      <w:r>
+        <w:rPr>
+          <w:b w:val="0"/>
+        </w:rPr>
+        <w:t xml:space="preserve"> describes a claim about support or likelihood; </w:t>
+      </w:r>
+      <w:r>
+        <w:rPr>
+          <w:b/>
+        </w:rPr>
+        <w:t>correctness</w:t>
+      </w:r>
+      <w:r>
+        <w:rPr>
+          <w:b w:val="0"/>
+        </w:rPr>
+        <w:t xml:space="preserve"> is checked against </w:t>
+      </w:r>
+      <w:r>
+        <w:rPr>
+          <w:b/>
+        </w:rPr>
+        <w:t>evidence</w:t>
+      </w:r>
+      <w:r>
+        <w:rPr>
+          <w:b w:val="0"/>
+        </w:rPr>
+        <w:t>.</w:t>
+      </w:r>
+    </w:p>
+    <w:p>
+      <w:pPr>
+        <w:spacing w:line="336" w:lineRule="auto" w:after="180"/>
+      </w:pPr>
+      <w:r>
+        <w:rPr>
+          <w:b w:val="0"/>
+        </w:rPr>
+        <w:t xml:space="preserve">Keep the </w:t>
+      </w:r>
+      <w:r>
+        <w:rPr>
+          <w:b/>
+        </w:rPr>
+        <w:t>prediction</w:t>
+      </w:r>
+      <w:r>
+        <w:rPr>
+          <w:b w:val="0"/>
+        </w:rPr>
+        <w:t xml:space="preserve">, the </w:t>
+      </w:r>
+      <w:r>
+        <w:rPr>
+          <w:b/>
+        </w:rPr>
+        <w:t>confidence claim</w:t>
+      </w:r>
+      <w:r>
+        <w:rPr>
+          <w:b w:val="0"/>
+        </w:rPr>
+        <w:t xml:space="preserve"> and the observed outcome in separate columns. None can replace the others.</w:t>
+      </w:r>
+    </w:p>
+    <w:p>
+      <w:pPr>
+        <w:spacing w:line="336" w:lineRule="auto" w:after="180"/>
+      </w:pPr>
+      <w:r>
+        <w:rPr>
+          <w:b w:val="0"/>
+        </w:rPr>
+        <w:t>A display reading 80 might mean 80 out of 100 points for matching features, an estimated 80 percent chance of a specified event, or something else. Read its definition before interpreting it.</w:t>
+      </w:r>
+    </w:p>
+    <w:p>
+      <w:pPr>
+        <w:spacing w:line="336" w:lineRule="auto" w:after="180"/>
+      </w:pPr>
+      <w:r>
+        <w:rPr>
+          <w:b w:val="0"/>
+        </w:rPr>
+        <w:t>The number alone does not tell you which meaning applies. A sentence such as definitely far is not a measured probability.</w:t>
+      </w:r>
+    </w:p>
+    <w:p>
+      <w:pPr>
+        <w:spacing w:line="336" w:lineRule="auto" w:after="180"/>
+      </w:pPr>
+      <w:r>
+        <w:rPr>
+          <w:b w:val="0"/>
+        </w:rPr>
+        <w:t xml:space="preserve">Ramp1 from Week 17 produced categories using a threshold. It supplied no </w:t>
+      </w:r>
+      <w:r>
+        <w:rPr>
+          <w:b/>
+        </w:rPr>
+        <w:t>probability estimate</w:t>
+      </w:r>
+      <w:r>
+        <w:rPr>
+          <w:b w:val="0"/>
+        </w:rPr>
+        <w:t>s. We must not attach a probability merely because the height is far from that threshold.</w:t>
+      </w:r>
+    </w:p>
+    <w:p>
+      <w:pPr>
+        <w:spacing w:line="336" w:lineRule="auto" w:after="180"/>
+      </w:pPr>
+      <w:r>
+        <w:rPr>
+          <w:b w:val="0"/>
+        </w:rPr>
+        <w:t>This week uses fictional forecast records with an explicitly stated probability claim; we are checking those claims, not inventing them for Ramp1.</w:t>
       </w:r>
     </w:p>
     <w:p>
@@ -312,7 +844,24 @@
     </w:p>
     <w:p>
       <w:r>
-        <w:t>VISUAL MECHANISM</w:t>
+        <w:t>Follow the mechanism for Confidence Is Not Correctness. Connect each labelled input, deciding step and result.</w:t>
+      </w:r>
+    </w:p>
+    <w:p>
+      <w:pPr>
+        <w:spacing w:line="336" w:lineRule="auto" w:after="180"/>
+      </w:pPr>
+      <w:r>
+        <w:rPr>
+          <w:b/>
+        </w:rPr>
+        <w:t xml:space="preserve">VISUAL </w:t>
+      </w:r>
+      <w:r>
+        <w:rPr>
+          <w:b/>
+        </w:rPr>
+        <w:t>MECHANISM</w:t>
       </w:r>
     </w:p>
     <w:p>
@@ -324,7 +873,13 @@
       </w:r>
     </w:p>
     <w:p>
-      <w:r>
+      <w:pPr>
+        <w:spacing w:line="336" w:lineRule="auto" w:after="180"/>
+      </w:pPr>
+      <w:r>
+        <w:rPr>
+          <w:b w:val="0"/>
+        </w:rPr>
         <w:t>Follow the information instead of imagining magic inside the machine.</w:t>
       </w:r>
     </w:p>
@@ -437,32 +992,182 @@
       </w:r>
     </w:p>
     <w:p>
-      <w:r>
-        <w:t>INPUT  input and model scores</w:t>
-      </w:r>
-    </w:p>
-    <w:p>
-      <w:r>
-        <w:t>PROCESS  rank possible outputs</w:t>
-      </w:r>
-    </w:p>
-    <w:p>
-      <w:r>
-        <w:t>OUTPUT  predicted label plus confidence, later checked for correctness</w:t>
-      </w:r>
-    </w:p>
-    <w:p>
-      <w:r>
+      <w:pPr>
+        <w:spacing w:line="336" w:lineRule="auto" w:after="180"/>
+      </w:pPr>
+      <w:r>
+        <w:rPr>
+          <w:b/>
+        </w:rPr>
+        <w:t>INPUT</w:t>
+      </w:r>
+      <w:r>
+        <w:rPr>
+          <w:b w:val="0"/>
+        </w:rPr>
+        <w:t xml:space="preserve">  </w:t>
+      </w:r>
+      <w:r>
+        <w:rPr>
+          <w:b/>
+        </w:rPr>
+        <w:t>input</w:t>
+      </w:r>
+      <w:r>
+        <w:rPr>
+          <w:b w:val="0"/>
+        </w:rPr>
+        <w:t xml:space="preserve"> and model scores</w:t>
+      </w:r>
+    </w:p>
+    <w:p>
+      <w:pPr>
+        <w:spacing w:line="336" w:lineRule="auto" w:after="180"/>
+      </w:pPr>
+      <w:r>
+        <w:rPr>
+          <w:b/>
+        </w:rPr>
+        <w:t>PROCESS</w:t>
+      </w:r>
+      <w:r>
+        <w:rPr>
+          <w:b w:val="0"/>
+        </w:rPr>
+        <w:t xml:space="preserve">  rank possible </w:t>
+      </w:r>
+      <w:r>
+        <w:rPr>
+          <w:b/>
+        </w:rPr>
+        <w:t>output</w:t>
+      </w:r>
+      <w:r>
+        <w:rPr>
+          <w:b w:val="0"/>
+        </w:rPr>
+        <w:t>s</w:t>
+      </w:r>
+    </w:p>
+    <w:p>
+      <w:pPr>
+        <w:spacing w:line="336" w:lineRule="auto" w:after="180"/>
+      </w:pPr>
+      <w:r>
+        <w:rPr>
+          <w:b/>
+        </w:rPr>
+        <w:t>OUTPUT</w:t>
+      </w:r>
+      <w:r>
+        <w:rPr>
+          <w:b w:val="0"/>
+        </w:rPr>
+        <w:t xml:space="preserve">  predicted label plus </w:t>
+      </w:r>
+      <w:r>
+        <w:rPr>
+          <w:b/>
+        </w:rPr>
+        <w:t>confidence</w:t>
+      </w:r>
+      <w:r>
+        <w:rPr>
+          <w:b w:val="0"/>
+        </w:rPr>
+        <w:t xml:space="preserve">, later checked for </w:t>
+      </w:r>
+      <w:r>
+        <w:rPr>
+          <w:b/>
+        </w:rPr>
+        <w:t>correctness</w:t>
+      </w:r>
+    </w:p>
+    <w:p>
+      <w:pPr>
+        <w:pStyle w:val="Heading3"/>
+      </w:pPr>
+      <w:r>
+        <w:t>Key idea</w:t>
+      </w:r>
+    </w:p>
+    <w:p>
+      <w:pPr>
+        <w:spacing w:line="336" w:lineRule="auto" w:after="180"/>
+        <w:shd w:fill="EDF7F3"/>
+      </w:pPr>
+      <w:r>
+        <w:rPr>
+          <w:b w:val="0"/>
+        </w:rPr>
         <w:t>CORE IDEA  A system can be very confident and still be wrong.</w:t>
       </w:r>
     </w:p>
     <w:p>
-      <w:r>
-        <w:t>UNDER THE HOOD  Confidence is model-relative strength, not a calibrated probability of truth unless validated. Distribution shift, bad labels, missing classes, or overfitting can produce high-confidence errors.</w:t>
-      </w:r>
-    </w:p>
-    <w:p>
-      <w:r>
+      <w:pPr>
+        <w:pStyle w:val="Heading3"/>
+      </w:pPr>
+      <w:r>
+        <w:t>How the mechanism works</w:t>
+      </w:r>
+    </w:p>
+    <w:p>
+      <w:pPr>
+        <w:spacing w:line="336" w:lineRule="auto" w:after="180"/>
+        <w:shd w:fill="F1F6F8"/>
+      </w:pPr>
+      <w:r>
+        <w:rPr>
+          <w:b w:val="0"/>
+        </w:rPr>
+        <w:t xml:space="preserve">UNDER THE HOOD  </w:t>
+      </w:r>
+      <w:r>
+        <w:rPr>
+          <w:b/>
+        </w:rPr>
+        <w:t>Confidence</w:t>
+      </w:r>
+      <w:r>
+        <w:rPr>
+          <w:b w:val="0"/>
+        </w:rPr>
+        <w:t xml:space="preserve"> is model-relative strength, not a calibrated probability of truth unless validated. Distribution shift, bad labels, missing classes, or over</w:t>
+      </w:r>
+      <w:r>
+        <w:rPr>
+          <w:b/>
+        </w:rPr>
+        <w:t>fitting</w:t>
+      </w:r>
+      <w:r>
+        <w:rPr>
+          <w:b w:val="0"/>
+        </w:rPr>
+        <w:t xml:space="preserve"> can produce high-</w:t>
+      </w:r>
+      <w:r>
+        <w:rPr>
+          <w:b/>
+        </w:rPr>
+        <w:t>confidence</w:t>
+      </w:r>
+      <w:r>
+        <w:rPr>
+          <w:b w:val="0"/>
+        </w:rPr>
+        <w:t xml:space="preserve"> errors.</w:t>
+      </w:r>
+    </w:p>
+    <w:p>
+      <w:pPr>
+        <w:spacing w:line="336" w:lineRule="auto" w:after="180"/>
+      </w:pPr>
+      <w:r>
+        <w:rPr>
+          <w:b w:val="0"/>
+        </w:rPr>
         <w:t>Draw a fresh example with all three stages:</w:t>
       </w:r>
     </w:p>
@@ -631,13 +1336,71 @@
       </w:r>
     </w:p>
     <w:p>
-      <w:r>
-        <w:t>An 80 percent claim means an estimated chance of 80 out of 100, for the event that was named. Across many relevant cases carrying that claim, a well-calibrated method should be correct about that often. It does not promise exactly eight successes in every ten cases or tell us which cases will fail.</w:t>
-      </w:r>
-    </w:p>
-    <w:p>
-      <w:r>
-        <w:t>Eight correct out of ten agrees numerically with 80 percent in this small group. Five out of ten is lower. Both are observations worth reporting; neither small group alone establishes how dependable the method will be. Larger relevant checks, independent of model fitting and score adjustment, give a stronger basis for judging the claim.</w:t>
+      <w:pPr>
+        <w:spacing w:line="336" w:lineRule="auto" w:after="180"/>
+      </w:pPr>
+      <w:r>
+        <w:rPr>
+          <w:b w:val="0"/>
+        </w:rPr>
+        <w:t>An 80 percent claim means an estimated chance of 80 out of 100, for the event that was named. Across many relevant cases carrying that claim, a well-calibrated method should be correct about that often.</w:t>
+      </w:r>
+    </w:p>
+    <w:p>
+      <w:pPr>
+        <w:spacing w:line="336" w:lineRule="auto" w:after="180"/>
+      </w:pPr>
+      <w:r>
+        <w:rPr>
+          <w:b w:val="0"/>
+        </w:rPr>
+        <w:t>It does not promise exactly eight successes in every ten cases or tell us which cases will fail.</w:t>
+      </w:r>
+    </w:p>
+    <w:p>
+      <w:pPr>
+        <w:spacing w:line="336" w:lineRule="auto" w:after="180"/>
+      </w:pPr>
+      <w:r>
+        <w:rPr>
+          <w:b w:val="0"/>
+        </w:rPr>
+        <w:t xml:space="preserve">Eight correct out of ten agrees numerically with 80 percent in this small group. Five out of ten is lower. Both are </w:t>
+      </w:r>
+      <w:r>
+        <w:rPr>
+          <w:b/>
+        </w:rPr>
+        <w:t>observation</w:t>
+      </w:r>
+      <w:r>
+        <w:rPr>
+          <w:b w:val="0"/>
+        </w:rPr>
+        <w:t>s worth reporting; neither small group alone establishes how dependable the method will be.</w:t>
+      </w:r>
+    </w:p>
+    <w:p>
+      <w:pPr>
+        <w:spacing w:line="336" w:lineRule="auto" w:after="180"/>
+      </w:pPr>
+      <w:r>
+        <w:rPr>
+          <w:b w:val="0"/>
+        </w:rPr>
+        <w:t xml:space="preserve">Larger relevant checks, independent of model </w:t>
+      </w:r>
+      <w:r>
+        <w:rPr>
+          <w:b/>
+        </w:rPr>
+        <w:t>fitting</w:t>
+      </w:r>
+      <w:r>
+        <w:rPr>
+          <w:b w:val="0"/>
+        </w:rPr>
+        <w:t xml:space="preserve"> and score adjustment, give a stronger basis for judging the claim.</w:t>
       </w:r>
     </w:p>
     <w:p>
@@ -649,8 +1412,26 @@
       </w:r>
     </w:p>
     <w:p>
-      <w:r>
-        <w:t>Point to the input, the deciding step and the result in this week’s visual. Explain the same step in ordinary words. A picture helps when you can say what each part represents.</w:t>
+      <w:pPr>
+        <w:spacing w:line="336" w:lineRule="auto" w:after="180"/>
+      </w:pPr>
+      <w:r>
+        <w:rPr>
+          <w:b w:val="0"/>
+        </w:rPr>
+        <w:t xml:space="preserve">Point to the </w:t>
+      </w:r>
+      <w:r>
+        <w:rPr>
+          <w:b/>
+        </w:rPr>
+        <w:t>input</w:t>
+      </w:r>
+      <w:r>
+        <w:rPr>
+          <w:b w:val="0"/>
+        </w:rPr>
+        <w:t>, the deciding step and the result in this week’s visual. Explain the same step in ordinary words. A picture helps when you can say what each part represents.</w:t>
       </w:r>
     </w:p>
     <w:p>
@@ -663,6 +1444,17 @@
     </w:p>
     <w:p>
       <w:r>
+        <w:t>Compare the supplied cases for Confidence Is Not Correctness. Identify the detail that changes the conclusion.</w:t>
+      </w:r>
+    </w:p>
+    <w:p>
+      <w:pPr>
+        <w:spacing w:line="336" w:lineRule="auto" w:after="180"/>
+      </w:pPr>
+      <w:r>
+        <w:rPr>
+          <w:b/>
+        </w:rPr>
         <w:t>PICTURE GALLERY</w:t>
       </w:r>
     </w:p>
@@ -675,8 +1467,26 @@
       </w:r>
     </w:p>
     <w:p>
-      <w:r>
-        <w:t>Use the visual cue, then read the evidence carefully.</w:t>
+      <w:pPr>
+        <w:spacing w:line="336" w:lineRule="auto" w:after="180"/>
+      </w:pPr>
+      <w:r>
+        <w:rPr>
+          <w:b w:val="0"/>
+        </w:rPr>
+        <w:t xml:space="preserve">Use the visual cue, then read the </w:t>
+      </w:r>
+      <w:r>
+        <w:rPr>
+          <w:b/>
+        </w:rPr>
+        <w:t>evidence</w:t>
+      </w:r>
+      <w:r>
+        <w:rPr>
+          <w:b w:val="0"/>
+        </w:rPr>
+        <w:t xml:space="preserve"> carefully.</w:t>
       </w:r>
     </w:p>
     <w:p>
@@ -824,33 +1634,187 @@
       </w:r>
     </w:p>
     <w:p>
-      <w:r>
-        <w:t>CASE 1 — 95% dog, actually fox  Clue: strong wrong output. Meaning: confident error.</w:t>
-      </w:r>
-    </w:p>
-    <w:p>
-      <w:r>
-        <w:t>CASE 2 — 55% cat, actually cat  Clue: weak correct output. Meaning: cautious correct.</w:t>
-      </w:r>
-    </w:p>
-    <w:p>
-      <w:r>
-        <w:t>CASE 3 — 50/50 tie  Clue: competing outputs. Meaning: uncertain.</w:t>
-      </w:r>
-    </w:p>
-    <w:p>
-      <w:r>
-        <w:t>CASE 4 — Unknown animal  Clue: class absent. Meaning: confidence may mislead.</w:t>
-      </w:r>
-    </w:p>
-    <w:p>
-      <w:r>
+      <w:pPr>
+        <w:pStyle w:val="Heading3"/>
+      </w:pPr>
+      <w:r>
+        <w:t>The case to investigate</w:t>
+      </w:r>
+    </w:p>
+    <w:p>
+      <w:pPr>
+        <w:spacing w:line="336" w:lineRule="auto" w:after="180"/>
+        <w:shd w:fill="F1F6FC"/>
+      </w:pPr>
+      <w:r>
+        <w:rPr>
+          <w:b w:val="0"/>
+        </w:rPr>
+        <w:t xml:space="preserve">CASE 1 — 95% dog, actually fox  Clue: strong wrong </w:t>
+      </w:r>
+      <w:r>
+        <w:rPr>
+          <w:b/>
+        </w:rPr>
+        <w:t>output</w:t>
+      </w:r>
+      <w:r>
+        <w:rPr>
+          <w:b w:val="0"/>
+        </w:rPr>
+        <w:t xml:space="preserve">. Meaning: </w:t>
+      </w:r>
+      <w:r>
+        <w:rPr>
+          <w:b/>
+        </w:rPr>
+        <w:t>confident error</w:t>
+      </w:r>
+      <w:r>
+        <w:rPr>
+          <w:b w:val="0"/>
+        </w:rPr>
+        <w:t>.</w:t>
+      </w:r>
+    </w:p>
+    <w:p>
+      <w:pPr>
+        <w:pStyle w:val="Heading3"/>
+      </w:pPr>
+      <w:r>
+        <w:t>The case to investigate</w:t>
+      </w:r>
+    </w:p>
+    <w:p>
+      <w:pPr>
+        <w:spacing w:line="336" w:lineRule="auto" w:after="180"/>
+        <w:shd w:fill="F1F6FC"/>
+      </w:pPr>
+      <w:r>
+        <w:rPr>
+          <w:b w:val="0"/>
+        </w:rPr>
+        <w:t xml:space="preserve">CASE 2 — 55% cat, actually cat  Clue: weak correct </w:t>
+      </w:r>
+      <w:r>
+        <w:rPr>
+          <w:b/>
+        </w:rPr>
+        <w:t>output</w:t>
+      </w:r>
+      <w:r>
+        <w:rPr>
+          <w:b w:val="0"/>
+        </w:rPr>
+        <w:t>. Meaning: cautious correct.</w:t>
+      </w:r>
+    </w:p>
+    <w:p>
+      <w:pPr>
+        <w:pStyle w:val="Heading3"/>
+      </w:pPr>
+      <w:r>
+        <w:t>The case to investigate</w:t>
+      </w:r>
+    </w:p>
+    <w:p>
+      <w:pPr>
+        <w:spacing w:line="336" w:lineRule="auto" w:after="180"/>
+        <w:shd w:fill="F1F6FC"/>
+      </w:pPr>
+      <w:r>
+        <w:rPr>
+          <w:b w:val="0"/>
+        </w:rPr>
+        <w:t xml:space="preserve">CASE 3 — 50/50 tie  Clue: competing </w:t>
+      </w:r>
+      <w:r>
+        <w:rPr>
+          <w:b/>
+        </w:rPr>
+        <w:t>output</w:t>
+      </w:r>
+      <w:r>
+        <w:rPr>
+          <w:b w:val="0"/>
+        </w:rPr>
+        <w:t>s. Meaning: uncertain.</w:t>
+      </w:r>
+    </w:p>
+    <w:p>
+      <w:pPr>
+        <w:pStyle w:val="Heading3"/>
+      </w:pPr>
+      <w:r>
+        <w:t>The case to investigate</w:t>
+      </w:r>
+    </w:p>
+    <w:p>
+      <w:pPr>
+        <w:spacing w:line="336" w:lineRule="auto" w:after="180"/>
+        <w:shd w:fill="F1F6FC"/>
+      </w:pPr>
+      <w:r>
+        <w:rPr>
+          <w:b w:val="0"/>
+        </w:rPr>
+        <w:t xml:space="preserve">CASE 4 — Unknown animal  Clue: class absent. Meaning: </w:t>
+      </w:r>
+      <w:r>
+        <w:rPr>
+          <w:b/>
+        </w:rPr>
+        <w:t>confidence</w:t>
+      </w:r>
+      <w:r>
+        <w:rPr>
+          <w:b w:val="0"/>
+        </w:rPr>
+        <w:t xml:space="preserve"> may mislead.</w:t>
+      </w:r>
+    </w:p>
+    <w:p>
+      <w:pPr>
+        <w:pStyle w:val="Heading3"/>
+      </w:pPr>
+      <w:r>
+        <w:t>Keep this boundary clear</w:t>
+      </w:r>
+    </w:p>
+    <w:p>
+      <w:pPr>
+        <w:spacing w:line="336" w:lineRule="auto" w:after="180"/>
+        <w:shd w:fill="FFF5E6"/>
+      </w:pPr>
+      <w:r>
+        <w:rPr>
+          <w:b w:val="0"/>
+        </w:rPr>
         <w:t>BOUNDARY  Avoid presenting a score as an objective certainty when its meaning has not been validated.</w:t>
       </w:r>
     </w:p>
     <w:p>
-      <w:r>
-        <w:t>Which two pictures are easiest to confuse? What evidence separates them?</w:t>
+      <w:pPr>
+        <w:spacing w:line="336" w:lineRule="auto" w:after="180"/>
+        <w:shd w:fill="F5F1FB"/>
+      </w:pPr>
+      <w:r>
+        <w:rPr>
+          <w:b w:val="0"/>
+        </w:rPr>
+        <w:t xml:space="preserve">Which two pictures are easiest to confuse? What </w:t>
+      </w:r>
+      <w:r>
+        <w:rPr>
+          <w:b/>
+        </w:rPr>
+        <w:t>evidence</w:t>
+      </w:r>
+      <w:r>
+        <w:rPr>
+          <w:b w:val="0"/>
+        </w:rPr>
+        <w:t xml:space="preserve"> separates them?</w:t>
       </w:r>
     </w:p>
     <w:p>
@@ -862,17 +1826,80 @@
       </w:r>
     </w:p>
     <w:p>
-      <w:r>
+      <w:pPr>
+        <w:pStyle w:val="Heading3"/>
+      </w:pPr>
+      <w:r>
+        <w:t>Change one thing</w:t>
+      </w:r>
+    </w:p>
+    <w:p>
+      <w:pPr>
+        <w:spacing w:line="336" w:lineRule="auto" w:after="180"/>
+        <w:shd w:fill="F5F1FB"/>
+      </w:pPr>
+      <w:r>
+        <w:rPr>
+          <w:b w:val="0"/>
+        </w:rPr>
         <w:t>Change: The missing outcome is checked and found incorrect.</w:t>
       </w:r>
     </w:p>
     <w:p>
-      <w:r>
-        <w:t>Prediction: All-ten agreement is 7/10=70%.</w:t>
-      </w:r>
-    </w:p>
-    <w:p>
-      <w:r>
+      <w:pPr>
+        <w:pStyle w:val="Heading3"/>
+      </w:pPr>
+      <w:r>
+        <w:t>Predicted result</w:t>
+      </w:r>
+    </w:p>
+    <w:p>
+      <w:pPr>
+        <w:spacing w:line="336" w:lineRule="auto" w:after="180"/>
+        <w:shd w:fill="F1F6FC"/>
+      </w:pPr>
+      <w:r>
+        <w:rPr>
+          <w:b/>
+        </w:rPr>
+        <w:t>Prediction</w:t>
+      </w:r>
+      <w:r>
+        <w:rPr>
+          <w:b w:val="0"/>
+        </w:rPr>
+        <w:t>: All-ten agreement is 7/10=</w:t>
+      </w:r>
+      <w:r>
+        <w:rPr>
+          <w:b/>
+        </w:rPr>
+        <w:t>70%</w:t>
+      </w:r>
+      <w:r>
+        <w:rPr>
+          <w:b w:val="0"/>
+        </w:rPr>
+        <w:t>.</w:t>
+      </w:r>
+    </w:p>
+    <w:p>
+      <w:pPr>
+        <w:pStyle w:val="Heading3"/>
+      </w:pPr>
+      <w:r>
+        <w:t>Why the result follows</w:t>
+      </w:r>
+    </w:p>
+    <w:p>
+      <w:pPr>
+        <w:spacing w:line="336" w:lineRule="auto" w:after="180"/>
+        <w:shd w:fill="F1F6FC"/>
+      </w:pPr>
+      <w:r>
+        <w:rPr>
+          <w:b w:val="0"/>
+        </w:rPr>
         <w:t>Reason: There are now three wrong labels and no unknown outcomes.</w:t>
       </w:r>
     </w:p>
@@ -886,6 +1913,17 @@
     </w:p>
     <w:p>
       <w:r>
+        <w:t>Use the vocabulary of Confidence Is Not Correctness to explain a concrete decision, rather than only memorising definitions.</w:t>
+      </w:r>
+    </w:p>
+    <w:p>
+      <w:pPr>
+        <w:spacing w:line="336" w:lineRule="auto" w:after="180"/>
+      </w:pPr>
+      <w:r>
+        <w:rPr>
+          <w:b/>
+        </w:rPr>
         <w:t>VOCABULARY</w:t>
       </w:r>
     </w:p>
@@ -898,7 +1936,13 @@
       </w:r>
     </w:p>
     <w:p>
-      <w:r>
+      <w:pPr>
+        <w:spacing w:line="336" w:lineRule="auto" w:after="180"/>
+      </w:pPr>
+      <w:r>
+        <w:rPr>
+          <w:b w:val="0"/>
+        </w:rPr>
         <w:t>The badge is a memory cue; the definition does the real thinking work.</w:t>
       </w:r>
     </w:p>
@@ -1222,17 +2266,69 @@
       </w:r>
     </w:p>
     <w:p>
-      <w:r>
-        <w:t>CLAIM TO REPAIR  Higher confidence always means more correct.</w:t>
-      </w:r>
-    </w:p>
-    <w:p>
-      <w:r>
-        <w:t>Use one vocabulary word and one piece of evidence to repair it:</w:t>
-      </w:r>
-    </w:p>
-    <w:p>
-      <w:r>
+      <w:pPr>
+        <w:pStyle w:val="Heading3"/>
+      </w:pPr>
+      <w:r>
+        <w:t>Find the unsupported claim</w:t>
+      </w:r>
+    </w:p>
+    <w:p>
+      <w:pPr>
+        <w:spacing w:line="336" w:lineRule="auto" w:after="180"/>
+        <w:shd w:fill="F5F1FB"/>
+      </w:pPr>
+      <w:r>
+        <w:rPr>
+          <w:b w:val="0"/>
+        </w:rPr>
+        <w:t xml:space="preserve">CLAIM TO REPAIR  Higher </w:t>
+      </w:r>
+      <w:r>
+        <w:rPr>
+          <w:b/>
+        </w:rPr>
+        <w:t>confidence</w:t>
+      </w:r>
+      <w:r>
+        <w:rPr>
+          <w:b w:val="0"/>
+        </w:rPr>
+        <w:t xml:space="preserve"> always means more correct.</w:t>
+      </w:r>
+    </w:p>
+    <w:p>
+      <w:pPr>
+        <w:spacing w:line="336" w:lineRule="auto" w:after="180"/>
+      </w:pPr>
+      <w:r>
+        <w:rPr>
+          <w:b w:val="0"/>
+        </w:rPr>
+        <w:t xml:space="preserve">Use one vocabulary word and one piece of </w:t>
+      </w:r>
+      <w:r>
+        <w:rPr>
+          <w:b/>
+        </w:rPr>
+        <w:t>evidence</w:t>
+      </w:r>
+      <w:r>
+        <w:rPr>
+          <w:b w:val="0"/>
+        </w:rPr>
+        <w:t xml:space="preserve"> to repair it:</w:t>
+      </w:r>
+    </w:p>
+    <w:p>
+      <w:pPr>
+        <w:spacing w:line="336" w:lineRule="auto" w:after="180"/>
+        <w:shd w:fill="EDF7F3"/>
+      </w:pPr>
+      <w:r>
+        <w:rPr>
+          <w:b w:val="0"/>
+        </w:rPr>
         <w:t>WORD POWER  A strong definition helps you decide something in a new case.</w:t>
       </w:r>
     </w:p>
@@ -1356,6 +2452,17 @@
     </w:p>
     <w:p>
       <w:r>
+        <w:t>Follow the worked trace for Confidence Is Not Correctness, predict a step, then compare with its explanation.</w:t>
+      </w:r>
+    </w:p>
+    <w:p>
+      <w:pPr>
+        <w:spacing w:line="336" w:lineRule="auto" w:after="180"/>
+      </w:pPr>
+      <w:r>
+        <w:rPr>
+          <w:b/>
+        </w:rPr>
         <w:t>WORKED EXAMPLE</w:t>
       </w:r>
     </w:p>
@@ -1368,8 +2475,26 @@
       </w:r>
     </w:p>
     <w:p>
-      <w:r>
-        <w:t>Every step connects a claim to observable evidence.</w:t>
+      <w:pPr>
+        <w:spacing w:line="336" w:lineRule="auto" w:after="180"/>
+      </w:pPr>
+      <w:r>
+        <w:rPr>
+          <w:b w:val="0"/>
+        </w:rPr>
+        <w:t xml:space="preserve">Every step connects a claim to observable </w:t>
+      </w:r>
+      <w:r>
+        <w:rPr>
+          <w:b/>
+        </w:rPr>
+        <w:t>evidence</w:t>
+      </w:r>
+      <w:r>
+        <w:rPr>
+          <w:b w:val="0"/>
+        </w:rPr>
+        <w:t>.</w:t>
       </w:r>
     </w:p>
     <w:p>
@@ -1409,38 +2534,249 @@
       </w:r>
     </w:p>
     <w:p>
-      <w:r>
-        <w:t>CASE  A classifier assigns 95 percent confidence to 'dog' for a toy fox but the verified label is fox.</w:t>
-      </w:r>
-    </w:p>
-    <w:p>
-      <w:r>
-        <w:t>STEP 1 — OBSERVE  input and model scores</w:t>
-      </w:r>
-    </w:p>
-    <w:p>
-      <w:r>
-        <w:t>STEP 2 — TRACE  rank possible outputs</w:t>
-      </w:r>
-    </w:p>
-    <w:p>
-      <w:r>
-        <w:t>STEP 3 — CONCLUDE  predicted label plus confidence, later checked for correctness</w:t>
-      </w:r>
-    </w:p>
-    <w:p>
-      <w:r>
-        <w:t>MODEL REASONING  Confidence and correctness are separate axes. Only verified outcomes establish correctness. Compare many cases to learn whether confidence is trustworthy; one 95 percent value is not proof.</w:t>
-      </w:r>
-    </w:p>
-    <w:p>
-      <w:r>
+      <w:pPr>
+        <w:pStyle w:val="Heading3"/>
+      </w:pPr>
+      <w:r>
+        <w:t>The case to investigate</w:t>
+      </w:r>
+    </w:p>
+    <w:p>
+      <w:pPr>
+        <w:spacing w:line="336" w:lineRule="auto" w:after="180"/>
+        <w:shd w:fill="F1F6FC"/>
+      </w:pPr>
+      <w:r>
+        <w:rPr>
+          <w:b w:val="0"/>
+        </w:rPr>
+        <w:t xml:space="preserve">CASE  A classifier assigns 95 percent </w:t>
+      </w:r>
+      <w:r>
+        <w:rPr>
+          <w:b/>
+        </w:rPr>
+        <w:t>confidence</w:t>
+      </w:r>
+      <w:r>
+        <w:rPr>
+          <w:b w:val="0"/>
+        </w:rPr>
+        <w:t xml:space="preserve"> to 'dog' for a toy fox but the verified label is fox.</w:t>
+      </w:r>
+    </w:p>
+    <w:p>
+      <w:pPr>
+        <w:pStyle w:val="Heading3"/>
+      </w:pPr>
+      <w:r>
+        <w:t>Step 1</w:t>
+      </w:r>
+    </w:p>
+    <w:p>
+      <w:pPr>
+        <w:spacing w:line="336" w:lineRule="auto" w:after="180"/>
+        <w:shd w:fill="F4F9FC"/>
+      </w:pPr>
+      <w:r>
+        <w:rPr>
+          <w:b w:val="0"/>
+        </w:rPr>
+        <w:t xml:space="preserve">STEP 1 — OBSERVE  </w:t>
+      </w:r>
+      <w:r>
+        <w:rPr>
+          <w:b/>
+        </w:rPr>
+        <w:t>input</w:t>
+      </w:r>
+      <w:r>
+        <w:rPr>
+          <w:b w:val="0"/>
+        </w:rPr>
+        <w:t xml:space="preserve"> and model scores</w:t>
+      </w:r>
+    </w:p>
+    <w:p>
+      <w:pPr>
+        <w:pStyle w:val="Heading3"/>
+      </w:pPr>
+      <w:r>
+        <w:t>Step 2</w:t>
+      </w:r>
+    </w:p>
+    <w:p>
+      <w:pPr>
+        <w:spacing w:line="336" w:lineRule="auto" w:after="180"/>
+        <w:shd w:fill="F4F9FC"/>
+      </w:pPr>
+      <w:r>
+        <w:rPr>
+          <w:b w:val="0"/>
+        </w:rPr>
+        <w:t xml:space="preserve">STEP 2 — TRACE  rank possible </w:t>
+      </w:r>
+      <w:r>
+        <w:rPr>
+          <w:b/>
+        </w:rPr>
+        <w:t>output</w:t>
+      </w:r>
+      <w:r>
+        <w:rPr>
+          <w:b w:val="0"/>
+        </w:rPr>
+        <w:t>s</w:t>
+      </w:r>
+    </w:p>
+    <w:p>
+      <w:pPr>
+        <w:pStyle w:val="Heading3"/>
+      </w:pPr>
+      <w:r>
+        <w:t>Step 3</w:t>
+      </w:r>
+    </w:p>
+    <w:p>
+      <w:pPr>
+        <w:spacing w:line="336" w:lineRule="auto" w:after="180"/>
+        <w:shd w:fill="F4F9FC"/>
+      </w:pPr>
+      <w:r>
+        <w:rPr>
+          <w:b w:val="0"/>
+        </w:rPr>
+        <w:t xml:space="preserve">STEP 3 — CONCLUDE  predicted label plus </w:t>
+      </w:r>
+      <w:r>
+        <w:rPr>
+          <w:b/>
+        </w:rPr>
+        <w:t>confidence</w:t>
+      </w:r>
+      <w:r>
+        <w:rPr>
+          <w:b w:val="0"/>
+        </w:rPr>
+        <w:t xml:space="preserve">, later checked for </w:t>
+      </w:r>
+      <w:r>
+        <w:rPr>
+          <w:b/>
+        </w:rPr>
+        <w:t>correctness</w:t>
+      </w:r>
+    </w:p>
+    <w:p>
+      <w:pPr>
+        <w:pStyle w:val="Heading3"/>
+      </w:pPr>
+      <w:r>
+        <w:t>Model answer</w:t>
+      </w:r>
+    </w:p>
+    <w:p>
+      <w:pPr>
+        <w:spacing w:line="336" w:lineRule="auto" w:after="180"/>
+        <w:shd w:fill="F1F6FC"/>
+      </w:pPr>
+      <w:r>
+        <w:rPr>
+          <w:b w:val="0"/>
+        </w:rPr>
+        <w:t xml:space="preserve">MODEL REASONING  </w:t>
+      </w:r>
+      <w:r>
+        <w:rPr>
+          <w:b/>
+        </w:rPr>
+        <w:t>Confidence</w:t>
+      </w:r>
+      <w:r>
+        <w:rPr>
+          <w:b w:val="0"/>
+        </w:rPr>
+        <w:t xml:space="preserve"> and </w:t>
+      </w:r>
+      <w:r>
+        <w:rPr>
+          <w:b/>
+        </w:rPr>
+        <w:t>correctness</w:t>
+      </w:r>
+      <w:r>
+        <w:rPr>
+          <w:b w:val="0"/>
+        </w:rPr>
+        <w:t xml:space="preserve"> are separate axes. Only verified outcomes establish </w:t>
+      </w:r>
+      <w:r>
+        <w:rPr>
+          <w:b/>
+        </w:rPr>
+        <w:t>correctness</w:t>
+      </w:r>
+      <w:r>
+        <w:rPr>
+          <w:b w:val="0"/>
+        </w:rPr>
+        <w:t xml:space="preserve">. Compare many cases to learn whether </w:t>
+      </w:r>
+      <w:r>
+        <w:rPr>
+          <w:b/>
+        </w:rPr>
+        <w:t>confidence</w:t>
+      </w:r>
+      <w:r>
+        <w:rPr>
+          <w:b w:val="0"/>
+        </w:rPr>
+        <w:t xml:space="preserve"> is trustworthy; one 95 percent value is not proof.</w:t>
+      </w:r>
+    </w:p>
+    <w:p>
+      <w:pPr>
+        <w:pStyle w:val="Heading3"/>
+      </w:pPr>
+      <w:r>
+        <w:t>A claim to avoid</w:t>
+      </w:r>
+    </w:p>
+    <w:p>
+      <w:pPr>
+        <w:spacing w:line="336" w:lineRule="auto" w:after="180"/>
+        <w:shd w:fill="FFF5E6"/>
+      </w:pPr>
+      <w:r>
+        <w:rPr>
+          <w:b w:val="0"/>
+        </w:rPr>
         <w:t>DO NOT OVERCLAIM  Avoid presenting a score as an objective certainty when its meaning has not been validated.</w:t>
       </w:r>
     </w:p>
     <w:p>
-      <w:r>
-        <w:t>What new evidence could change this answer?</w:t>
+      <w:pPr>
+        <w:spacing w:line="336" w:lineRule="auto" w:after="180"/>
+        <w:shd w:fill="F5F1FB"/>
+      </w:pPr>
+      <w:r>
+        <w:rPr>
+          <w:b w:val="0"/>
+        </w:rPr>
+        <w:t xml:space="preserve">What new </w:t>
+      </w:r>
+      <w:r>
+        <w:rPr>
+          <w:b/>
+        </w:rPr>
+        <w:t>evidence</w:t>
+      </w:r>
+      <w:r>
+        <w:rPr>
+          <w:b w:val="0"/>
+        </w:rPr>
+        <w:t xml:space="preserve"> could change this answer?</w:t>
       </w:r>
     </w:p>
     <w:p>
@@ -1595,25 +2931,145 @@
       </w:tr>
     </w:tbl>
     <w:p>
-      <w:r>
-        <w:t>A high-confidence error and a lower-confidence success can occur even when a probability method is useful. One error does not prove that all confidence estimates are worthless, and one success does not validate a method. Keep the original scores and investigate patterns across relevant cases.</w:t>
-      </w:r>
-    </w:p>
-    <w:p>
-      <w:r>
-        <w:t>Record the task, model version, event being assigned a probability, score definition and evidence used for checking. If outcomes are missing, report that count. Do not quietly remove difficult cases or change the confidence values after reading the answers. Adjustments belong to a new recorded method and need a fresh evaluation.</w:t>
-      </w:r>
-    </w:p>
-    <w:p>
       <w:pPr>
         <w:pStyle w:val="Heading3"/>
       </w:pPr>
       <w:r>
+        <w:t>Worked explanation · Confidence Is Not Correctness</w:t>
+      </w:r>
+    </w:p>
+    <w:p>
+      <w:pPr>
+        <w:spacing w:line="336" w:lineRule="auto" w:after="180"/>
+        <w:shd w:fill="F1F6FC"/>
+      </w:pPr>
+      <w:r>
+        <w:rPr>
+          <w:b w:val="0"/>
+        </w:rPr>
+        <w:t>A high-</w:t>
+      </w:r>
+      <w:r>
+        <w:rPr>
+          <w:b/>
+        </w:rPr>
+        <w:t>confidence</w:t>
+      </w:r>
+      <w:r>
+        <w:rPr>
+          <w:b w:val="0"/>
+        </w:rPr>
+        <w:t xml:space="preserve"> error and a lower-</w:t>
+      </w:r>
+      <w:r>
+        <w:rPr>
+          <w:b/>
+        </w:rPr>
+        <w:t>confidence</w:t>
+      </w:r>
+      <w:r>
+        <w:rPr>
+          <w:b w:val="0"/>
+        </w:rPr>
+        <w:t xml:space="preserve"> success can occur even when a probability method is useful. One error does not prove that all </w:t>
+      </w:r>
+      <w:r>
+        <w:rPr>
+          <w:b/>
+        </w:rPr>
+        <w:t>confidence</w:t>
+      </w:r>
+      <w:r>
+        <w:rPr>
+          <w:b w:val="0"/>
+        </w:rPr>
+        <w:t xml:space="preserve"> estimates are worthless, and one success does not validate a method.</w:t>
+      </w:r>
+    </w:p>
+    <w:p>
+      <w:pPr>
+        <w:spacing w:line="336" w:lineRule="auto" w:after="180"/>
+        <w:shd w:fill="F1F6FC"/>
+      </w:pPr>
+      <w:r>
+        <w:rPr>
+          <w:b w:val="0"/>
+        </w:rPr>
+        <w:t>Keep the original scores and investigate patterns across relevant cases.</w:t>
+      </w:r>
+    </w:p>
+    <w:p>
+      <w:pPr>
+        <w:pStyle w:val="Heading3"/>
+      </w:pPr>
+      <w:r>
+        <w:t>Worked explanation · Confidence Is Not Correctness</w:t>
+      </w:r>
+    </w:p>
+    <w:p>
+      <w:pPr>
+        <w:spacing w:line="336" w:lineRule="auto" w:after="180"/>
+        <w:shd w:fill="F1F6FC"/>
+      </w:pPr>
+      <w:r>
+        <w:rPr>
+          <w:b w:val="0"/>
+        </w:rPr>
+        <w:t xml:space="preserve">Record the task, model version, event being assigned a probability, score definition and </w:t>
+      </w:r>
+      <w:r>
+        <w:rPr>
+          <w:b/>
+        </w:rPr>
+        <w:t>evidence</w:t>
+      </w:r>
+      <w:r>
+        <w:rPr>
+          <w:b w:val="0"/>
+        </w:rPr>
+        <w:t xml:space="preserve"> used for checking. If outcomes are missing, report that count.</w:t>
+      </w:r>
+    </w:p>
+    <w:p>
+      <w:pPr>
+        <w:spacing w:line="336" w:lineRule="auto" w:after="180"/>
+        <w:shd w:fill="F1F6FC"/>
+      </w:pPr>
+      <w:r>
+        <w:rPr>
+          <w:b w:val="0"/>
+        </w:rPr>
+        <w:t xml:space="preserve">Do not quietly remove difficult cases or change the </w:t>
+      </w:r>
+      <w:r>
+        <w:rPr>
+          <w:b/>
+        </w:rPr>
+        <w:t>confidence</w:t>
+      </w:r>
+      <w:r>
+        <w:rPr>
+          <w:b w:val="0"/>
+        </w:rPr>
+        <w:t xml:space="preserve"> values after reading the answers. Adjustments belong to a new recorded method and need a fresh evaluation.</w:t>
+      </w:r>
+    </w:p>
+    <w:p>
+      <w:pPr>
+        <w:pStyle w:val="Heading3"/>
+      </w:pPr>
+      <w:r>
         <w:t>Learn from the worked case</w:t>
       </w:r>
     </w:p>
     <w:p>
-      <w:r>
+      <w:pPr>
+        <w:spacing w:line="336" w:lineRule="auto" w:after="180"/>
+      </w:pPr>
+      <w:r>
+        <w:rPr>
+          <w:b w:val="0"/>
+        </w:rPr>
         <w:t>Cover the result before checking it. Say what is given, choose the procedure, and follow one step at a time. Then uncover the result and explain your first mismatch. Ask why a step is allowed, not only what number it produces.</w:t>
       </w:r>
     </w:p>
@@ -1626,8 +3082,26 @@
       </w:r>
     </w:p>
     <w:p>
-      <w:r>
-        <w:t>A fictional card classifier reports a claimed 80% chance that each chosen label is correct.</w:t>
+      <w:pPr>
+        <w:spacing w:line="336" w:lineRule="auto" w:after="180"/>
+      </w:pPr>
+      <w:r>
+        <w:rPr>
+          <w:b w:val="0"/>
+        </w:rPr>
+        <w:t xml:space="preserve">A fictional card classifier reports a claimed </w:t>
+      </w:r>
+      <w:r>
+        <w:rPr>
+          <w:b/>
+        </w:rPr>
+        <w:t>80%</w:t>
+      </w:r>
+      <w:r>
+        <w:rPr>
+          <w:b w:val="0"/>
+        </w:rPr>
+        <w:t xml:space="preserve"> chance that each chosen label is correct.</w:t>
       </w:r>
     </w:p>
     <w:p>
@@ -1639,12 +3113,66 @@
       </w:r>
     </w:p>
     <w:p>
-      <w:r>
-        <w:t>Ten predictions all have score 80%.</w:t>
-      </w:r>
-    </w:p>
-    <w:p>
-      <w:r>
+      <w:pPr>
+        <w:pStyle w:val="Heading3"/>
+      </w:pPr>
+      <w:r>
+        <w:t>Supplied facts</w:t>
+      </w:r>
+    </w:p>
+    <w:p>
+      <w:pPr>
+        <w:spacing w:line="336" w:lineRule="auto" w:after="180"/>
+        <w:shd w:fill="F1F6FC"/>
+      </w:pPr>
+      <w:r>
+        <w:rPr>
+          <w:b w:val="0"/>
+        </w:rPr>
+        <w:t xml:space="preserve">Ten </w:t>
+      </w:r>
+      <w:r>
+        <w:rPr>
+          <w:b/>
+        </w:rPr>
+        <w:t>prediction</w:t>
+      </w:r>
+      <w:r>
+        <w:rPr>
+          <w:b w:val="0"/>
+        </w:rPr>
+        <w:t xml:space="preserve">s all have score </w:t>
+      </w:r>
+      <w:r>
+        <w:rPr>
+          <w:b/>
+        </w:rPr>
+        <w:t>80%</w:t>
+      </w:r>
+      <w:r>
+        <w:rPr>
+          <w:b w:val="0"/>
+        </w:rPr>
+        <w:t>.</w:t>
+      </w:r>
+    </w:p>
+    <w:p>
+      <w:pPr>
+        <w:pStyle w:val="Heading3"/>
+      </w:pPr>
+      <w:r>
+        <w:t>Supplied facts</w:t>
+      </w:r>
+    </w:p>
+    <w:p>
+      <w:pPr>
+        <w:spacing w:line="336" w:lineRule="auto" w:after="180"/>
+        <w:shd w:fill="F1F6FC"/>
+      </w:pPr>
+      <w:r>
+        <w:rPr>
+          <w:b w:val="0"/>
+        </w:rPr>
         <w:t>Later checks find 7 correct, 2 incorrect and 1 outcome unavailable. The selected cards were not a representative survey.</w:t>
       </w:r>
     </w:p>
@@ -1866,30 +3394,198 @@
       </w:r>
     </w:p>
     <w:p>
-      <w:r>
-        <w:t>Do not count the missing outcome as correct or silently remove it from the coverage report. These records allow an all-ten agreement range from 70% to 80%. They do not show that claimed probabilities match checked correctness over many comparable predictions; that requires much more suitable evidence.</w:t>
-      </w:r>
-    </w:p>
-    <w:p>
       <w:pPr>
         <w:pStyle w:val="Heading3"/>
       </w:pPr>
       <w:r>
+        <w:t>Why the result follows</w:t>
+      </w:r>
+    </w:p>
+    <w:p>
+      <w:pPr>
+        <w:spacing w:line="336" w:lineRule="auto" w:after="180"/>
+        <w:shd w:fill="F1F6FC"/>
+      </w:pPr>
+      <w:r>
+        <w:rPr>
+          <w:b w:val="0"/>
+        </w:rPr>
+        <w:t xml:space="preserve">Do not count the missing outcome as correct or silently remove it from the coverage report. These records allow an all-ten agreement range from </w:t>
+      </w:r>
+      <w:r>
+        <w:rPr>
+          <w:b/>
+        </w:rPr>
+        <w:t>70%</w:t>
+      </w:r>
+      <w:r>
+        <w:rPr>
+          <w:b w:val="0"/>
+        </w:rPr>
+        <w:t xml:space="preserve"> to </w:t>
+      </w:r>
+      <w:r>
+        <w:rPr>
+          <w:b/>
+        </w:rPr>
+        <w:t>80%</w:t>
+      </w:r>
+      <w:r>
+        <w:rPr>
+          <w:b w:val="0"/>
+        </w:rPr>
+        <w:t>.</w:t>
+      </w:r>
+    </w:p>
+    <w:p>
+      <w:pPr>
+        <w:spacing w:line="336" w:lineRule="auto" w:after="180"/>
+        <w:shd w:fill="F1F6FC"/>
+      </w:pPr>
+      <w:r>
+        <w:rPr>
+          <w:b w:val="0"/>
+        </w:rPr>
+        <w:t xml:space="preserve">They do not show that claimed probabilities match checked </w:t>
+      </w:r>
+      <w:r>
+        <w:rPr>
+          <w:b/>
+        </w:rPr>
+        <w:t>correctness</w:t>
+      </w:r>
+      <w:r>
+        <w:rPr>
+          <w:b w:val="0"/>
+        </w:rPr>
+        <w:t xml:space="preserve"> over many comparable </w:t>
+      </w:r>
+      <w:r>
+        <w:rPr>
+          <w:b/>
+        </w:rPr>
+        <w:t>prediction</w:t>
+      </w:r>
+      <w:r>
+        <w:rPr>
+          <w:b w:val="0"/>
+        </w:rPr>
+        <w:t xml:space="preserve">s; that requires much more suitable </w:t>
+      </w:r>
+      <w:r>
+        <w:rPr>
+          <w:b/>
+        </w:rPr>
+        <w:t>evidence</w:t>
+      </w:r>
+      <w:r>
+        <w:rPr>
+          <w:b w:val="0"/>
+        </w:rPr>
+        <w:t>.</w:t>
+      </w:r>
+    </w:p>
+    <w:p>
+      <w:pPr>
+        <w:pStyle w:val="Heading3"/>
+      </w:pPr>
+      <w:r>
         <w:t>What this example does not establish</w:t>
       </w:r>
     </w:p>
     <w:p>
-      <w:r>
-        <w:t>This small selected set cannot establish that the claimed probabilities match actual correctness or show performance for all future cards.</w:t>
-      </w:r>
-    </w:p>
-    <w:p>
-      <w:r>
-        <w:t>Read the labelled picture: Was the unknown label guaranteed correct because its confidence was 80%?</w:t>
-      </w:r>
-    </w:p>
-    <w:p>
-      <w:r>
+      <w:pPr>
+        <w:pStyle w:val="Heading3"/>
+      </w:pPr>
+      <w:r>
+        <w:t>Keep the stated limit</w:t>
+      </w:r>
+    </w:p>
+    <w:p>
+      <w:pPr>
+        <w:spacing w:line="336" w:lineRule="auto" w:after="180"/>
+        <w:shd w:fill="FFF5E6"/>
+      </w:pPr>
+      <w:r>
+        <w:rPr>
+          <w:b w:val="0"/>
+        </w:rPr>
+        <w:t xml:space="preserve">This small selected set cannot establish that the claimed probabilities match actual </w:t>
+      </w:r>
+      <w:r>
+        <w:rPr>
+          <w:b/>
+        </w:rPr>
+        <w:t>correctness</w:t>
+      </w:r>
+      <w:r>
+        <w:rPr>
+          <w:b w:val="0"/>
+        </w:rPr>
+        <w:t xml:space="preserve"> or show performance for all future cards.</w:t>
+      </w:r>
+    </w:p>
+    <w:p>
+      <w:pPr>
+        <w:pStyle w:val="Heading3"/>
+      </w:pPr>
+      <w:r>
+        <w:t>Keep the stated limit</w:t>
+      </w:r>
+    </w:p>
+    <w:p>
+      <w:pPr>
+        <w:spacing w:line="336" w:lineRule="auto" w:after="180"/>
+        <w:shd w:fill="FFF5E6"/>
+      </w:pPr>
+      <w:r>
+        <w:rPr>
+          <w:b w:val="0"/>
+        </w:rPr>
+        <w:t xml:space="preserve">Read the labelled picture: Was the unknown label guaranteed correct because its </w:t>
+      </w:r>
+      <w:r>
+        <w:rPr>
+          <w:b/>
+        </w:rPr>
+        <w:t>confidence</w:t>
+      </w:r>
+      <w:r>
+        <w:rPr>
+          <w:b w:val="0"/>
+        </w:rPr>
+        <w:t xml:space="preserve"> was </w:t>
+      </w:r>
+      <w:r>
+        <w:rPr>
+          <w:b/>
+        </w:rPr>
+        <w:t>80%</w:t>
+      </w:r>
+      <w:r>
+        <w:rPr>
+          <w:b w:val="0"/>
+        </w:rPr>
+        <w:t>?</w:t>
+      </w:r>
+    </w:p>
+    <w:p>
+      <w:pPr>
+        <w:pStyle w:val="Heading3"/>
+      </w:pPr>
+      <w:r>
+        <w:t>Keep the stated limit</w:t>
+      </w:r>
+    </w:p>
+    <w:p>
+      <w:pPr>
+        <w:spacing w:line="336" w:lineRule="auto" w:after="180"/>
+        <w:shd w:fill="FFF5E6"/>
+      </w:pPr>
+      <w:r>
+        <w:rPr>
+          <w:b w:val="0"/>
+        </w:rPr>
         <w:t>Change one thing: The missing outcome is checked and found incorrect. Predict the result before checking the explanation. What remains the same?</w:t>
       </w:r>
     </w:p>
@@ -1903,6 +3599,17 @@
     </w:p>
     <w:p>
       <w:r>
+        <w:t>Find the unsupported step in the Confidence Is Not Correctness claim and explain a repair using the supplied evidence.</w:t>
+      </w:r>
+    </w:p>
+    <w:p>
+      <w:pPr>
+        <w:spacing w:line="336" w:lineRule="auto" w:after="180"/>
+      </w:pPr>
+      <w:r>
+        <w:rPr>
+          <w:b/>
+        </w:rPr>
         <w:t>COMPARE</w:t>
       </w:r>
     </w:p>
@@ -1915,7 +3622,13 @@
       </w:r>
     </w:p>
     <w:p>
-      <w:r>
+      <w:pPr>
+        <w:spacing w:line="336" w:lineRule="auto" w:after="180"/>
+      </w:pPr>
+      <w:r>
+        <w:rPr>
+          <w:b w:val="0"/>
+        </w:rPr>
         <w:t>A comparison helps reveal the true concept boundary.</w:t>
       </w:r>
     </w:p>
@@ -2103,53 +3816,260 @@
       </w:r>
     </w:p>
     <w:p>
-      <w:r>
-        <w:t>CLAIM A  Higher confidence always means more correct.</w:t>
-      </w:r>
-    </w:p>
-    <w:p>
-      <w:r>
+      <w:pPr>
+        <w:pStyle w:val="Heading3"/>
+      </w:pPr>
+      <w:r>
+        <w:t>Challenge claim A</w:t>
+      </w:r>
+    </w:p>
+    <w:p>
+      <w:pPr>
+        <w:spacing w:line="336" w:lineRule="auto" w:after="180"/>
+        <w:shd w:fill="F5F1FB"/>
+      </w:pPr>
+      <w:r>
+        <w:rPr>
+          <w:b w:val="0"/>
+        </w:rPr>
+        <w:t xml:space="preserve">CLAIM A  Higher </w:t>
+      </w:r>
+      <w:r>
+        <w:rPr>
+          <w:b/>
+        </w:rPr>
+        <w:t>confidence</w:t>
+      </w:r>
+      <w:r>
+        <w:rPr>
+          <w:b w:val="0"/>
+        </w:rPr>
+        <w:t xml:space="preserve"> always means more correct.</w:t>
+      </w:r>
+    </w:p>
+    <w:p>
+      <w:pPr>
+        <w:spacing w:line="336" w:lineRule="auto" w:after="180"/>
+      </w:pPr>
+      <w:r>
+        <w:rPr>
+          <w:b w:val="0"/>
+        </w:rPr>
         <w:t>Repair:</w:t>
       </w:r>
     </w:p>
     <w:p>
-      <w:r>
-        <w:t>CLAIM B  A correct low-confidence answer proves confidence is useless.</w:t>
-      </w:r>
-    </w:p>
-    <w:p>
-      <w:r>
+      <w:pPr>
+        <w:pStyle w:val="Heading3"/>
+      </w:pPr>
+      <w:r>
+        <w:t>Challenge claim B</w:t>
+      </w:r>
+    </w:p>
+    <w:p>
+      <w:pPr>
+        <w:spacing w:line="336" w:lineRule="auto" w:after="180"/>
+        <w:shd w:fill="F5F1FB"/>
+      </w:pPr>
+      <w:r>
+        <w:rPr>
+          <w:b w:val="0"/>
+        </w:rPr>
+        <w:t>CLAIM B  A correct low-</w:t>
+      </w:r>
+      <w:r>
+        <w:rPr>
+          <w:b/>
+        </w:rPr>
+        <w:t>confidence</w:t>
+      </w:r>
+      <w:r>
+        <w:rPr>
+          <w:b w:val="0"/>
+        </w:rPr>
+        <w:t xml:space="preserve"> answer proves </w:t>
+      </w:r>
+      <w:r>
+        <w:rPr>
+          <w:b/>
+        </w:rPr>
+        <w:t>confidence</w:t>
+      </w:r>
+      <w:r>
+        <w:rPr>
+          <w:b w:val="0"/>
+        </w:rPr>
+        <w:t xml:space="preserve"> is useless.</w:t>
+      </w:r>
+    </w:p>
+    <w:p>
+      <w:pPr>
+        <w:spacing w:line="336" w:lineRule="auto" w:after="180"/>
+      </w:pPr>
+      <w:r>
+        <w:rPr>
+          <w:b w:val="0"/>
+        </w:rPr>
         <w:t>Repair:</w:t>
       </w:r>
     </w:p>
     <w:p>
-      <w:r>
-        <w:t>STRONG ANSWER FRAME  I claim ______ because the evidence shows ______. The process is ______. One limit is ______.</w:t>
-      </w:r>
-    </w:p>
-    <w:p>
       <w:pPr>
         <w:pStyle w:val="Heading3"/>
       </w:pPr>
       <w:r>
+        <w:t>A frame for explaining</w:t>
+      </w:r>
+    </w:p>
+    <w:p>
+      <w:pPr>
+        <w:spacing w:line="336" w:lineRule="auto" w:after="180"/>
+        <w:shd w:fill="F1F6FC"/>
+      </w:pPr>
+      <w:r>
+        <w:rPr>
+          <w:b w:val="0"/>
+        </w:rPr>
+        <w:t xml:space="preserve">STRONG ANSWER FRAME  I claim ______ because the </w:t>
+      </w:r>
+      <w:r>
+        <w:rPr>
+          <w:b/>
+        </w:rPr>
+        <w:t>evidence</w:t>
+      </w:r>
+      <w:r>
+        <w:rPr>
+          <w:b w:val="0"/>
+        </w:rPr>
+        <w:t xml:space="preserve"> shows ______. The </w:t>
+      </w:r>
+      <w:r>
+        <w:rPr>
+          <w:b/>
+        </w:rPr>
+        <w:t>process</w:t>
+      </w:r>
+      <w:r>
+        <w:rPr>
+          <w:b w:val="0"/>
+        </w:rPr>
+        <w:t xml:space="preserve"> is ______. One limit is ______.</w:t>
+      </w:r>
+    </w:p>
+    <w:p>
+      <w:pPr>
+        <w:pStyle w:val="Heading3"/>
+      </w:pPr>
+      <w:r>
         <w:t>A closer explanation</w:t>
       </w:r>
     </w:p>
     <w:p>
-      <w:r>
-        <w:t>Before relying on a confidence display, ask what its number means, how it was checked on relevant cases and what happens when it is wrong. A feature-match score may help rank options without being a probability. A generated sentence may sound certain without supplying either a defined score or supporting evidence.</w:t>
-      </w:r>
-    </w:p>
-    <w:p>
-      <w:r>
-        <w:t>Repeating a claim does not establish its truth. Several tools can share information and mistakes. Useful checks seek relevant independent evidence and preserve unresolved outcomes. Review decisions also depend on the consequences of an error; a probability alone does not grant permission to act.</w:t>
-      </w:r>
-    </w:p>
-    <w:p>
       <w:pPr>
         <w:pStyle w:val="Heading3"/>
       </w:pPr>
       <w:r>
+        <w:t>Check the claim against the facts</w:t>
+      </w:r>
+    </w:p>
+    <w:p>
+      <w:pPr>
+        <w:spacing w:line="336" w:lineRule="auto" w:after="180"/>
+        <w:shd w:fill="FFF5E6"/>
+      </w:pPr>
+      <w:r>
+        <w:rPr>
+          <w:b w:val="0"/>
+        </w:rPr>
+        <w:t xml:space="preserve">Before relying on a </w:t>
+      </w:r>
+      <w:r>
+        <w:rPr>
+          <w:b/>
+        </w:rPr>
+        <w:t>confidence</w:t>
+      </w:r>
+      <w:r>
+        <w:rPr>
+          <w:b w:val="0"/>
+        </w:rPr>
+        <w:t xml:space="preserve"> display, ask what its number means, how it was checked on relevant cases and what happens when it is wrong. A feature-match score may help rank options without being a probability.</w:t>
+      </w:r>
+    </w:p>
+    <w:p>
+      <w:pPr>
+        <w:spacing w:line="336" w:lineRule="auto" w:after="180"/>
+        <w:shd w:fill="FFF5E6"/>
+      </w:pPr>
+      <w:r>
+        <w:rPr>
+          <w:b w:val="0"/>
+        </w:rPr>
+        <w:t xml:space="preserve">A generated sentence may sound certain without supplying either a defined score or supporting </w:t>
+      </w:r>
+      <w:r>
+        <w:rPr>
+          <w:b/>
+        </w:rPr>
+        <w:t>evidence</w:t>
+      </w:r>
+      <w:r>
+        <w:rPr>
+          <w:b w:val="0"/>
+        </w:rPr>
+        <w:t>.</w:t>
+      </w:r>
+    </w:p>
+    <w:p>
+      <w:pPr>
+        <w:pStyle w:val="Heading3"/>
+      </w:pPr>
+      <w:r>
+        <w:t>Check the claim against the facts</w:t>
+      </w:r>
+    </w:p>
+    <w:p>
+      <w:pPr>
+        <w:spacing w:line="336" w:lineRule="auto" w:after="180"/>
+        <w:shd w:fill="FFF5E6"/>
+      </w:pPr>
+      <w:r>
+        <w:rPr>
+          <w:b w:val="0"/>
+        </w:rPr>
+        <w:t xml:space="preserve">Repeating a claim does not establish its truth. Several tools can share information and mistakes. Useful checks seek relevant independent </w:t>
+      </w:r>
+      <w:r>
+        <w:rPr>
+          <w:b/>
+        </w:rPr>
+        <w:t>evidence</w:t>
+      </w:r>
+      <w:r>
+        <w:rPr>
+          <w:b w:val="0"/>
+        </w:rPr>
+        <w:t xml:space="preserve"> and preserve unresolved outcomes.</w:t>
+      </w:r>
+    </w:p>
+    <w:p>
+      <w:pPr>
+        <w:spacing w:line="336" w:lineRule="auto" w:after="180"/>
+        <w:shd w:fill="FFF5E6"/>
+      </w:pPr>
+      <w:r>
+        <w:rPr>
+          <w:b w:val="0"/>
+        </w:rPr>
+        <w:t>Review decisions also depend on the consequences of an error; a probability alone does not grant permission to act.</w:t>
+      </w:r>
+    </w:p>
+    <w:p>
+      <w:pPr>
+        <w:pStyle w:val="Heading3"/>
+      </w:pPr>
+      <w:r>
         <w:t>A tool says definitely correct and repeats the same answer five times. A learner writes 100 percent confidence and skips the outcome check. Explain two unsupported steps and name evidence that would be more useful</w:t>
       </w:r>
     </w:p>
@@ -2183,6 +4103,17 @@
     </w:p>
     <w:p>
       <w:r>
+        <w:t>Practise Confidence Is Not Correctness with support, then explain the deciding step in your own words.</w:t>
+      </w:r>
+    </w:p>
+    <w:p>
+      <w:pPr>
+        <w:spacing w:line="336" w:lineRule="auto" w:after="180"/>
+      </w:pPr>
+      <w:r>
+        <w:rPr>
+          <w:b/>
+        </w:rPr>
         <w:t>GUIDED PRACTICE</w:t>
       </w:r>
     </w:p>
@@ -2195,7 +4126,13 @@
       </w:r>
     </w:p>
     <w:p>
-      <w:r>
+      <w:pPr>
+        <w:spacing w:line="336" w:lineRule="auto" w:after="180"/>
+      </w:pPr>
+      <w:r>
+        <w:rPr>
+          <w:b w:val="0"/>
+        </w:rPr>
         <w:t>Use support now so you can succeed independently later.</w:t>
       </w:r>
     </w:p>
@@ -2236,46 +4173,192 @@
       </w:r>
     </w:p>
     <w:p>
-      <w:r>
+      <w:pPr>
+        <w:spacing w:line="336" w:lineRule="auto" w:after="180"/>
+      </w:pPr>
+      <w:r>
+        <w:rPr>
+          <w:b w:val="0"/>
+        </w:rPr>
         <w:t>Explain how the picture story demonstrates this idea: A system can be very confident and still be wrong.</w:t>
       </w:r>
     </w:p>
     <w:p>
-      <w:r>
-        <w:t>Use a fresh example to explain confidence.</w:t>
-      </w:r>
-    </w:p>
-    <w:p>
-      <w:r>
-        <w:t>Trace a new input → process → output example.</w:t>
-      </w:r>
-    </w:p>
-    <w:p>
-      <w:r>
-        <w:t>Find and repair the error in: A correct low-confidence answer proves confidence is useless.</w:t>
-      </w:r>
-    </w:p>
-    <w:p>
-      <w:r>
+      <w:pPr>
+        <w:spacing w:line="336" w:lineRule="auto" w:after="180"/>
+      </w:pPr>
+      <w:r>
+        <w:rPr>
+          <w:b w:val="0"/>
+        </w:rPr>
+        <w:t xml:space="preserve">Use a fresh example to explain </w:t>
+      </w:r>
+      <w:r>
+        <w:rPr>
+          <w:b/>
+        </w:rPr>
+        <w:t>confidence</w:t>
+      </w:r>
+      <w:r>
+        <w:rPr>
+          <w:b w:val="0"/>
+        </w:rPr>
+        <w:t>.</w:t>
+      </w:r>
+    </w:p>
+    <w:p>
+      <w:pPr>
+        <w:spacing w:line="336" w:lineRule="auto" w:after="180"/>
+      </w:pPr>
+      <w:r>
+        <w:rPr>
+          <w:b w:val="0"/>
+        </w:rPr>
+        <w:t xml:space="preserve">Trace a new </w:t>
+      </w:r>
+      <w:r>
+        <w:rPr>
+          <w:b/>
+        </w:rPr>
+        <w:t>input</w:t>
+      </w:r>
+      <w:r>
+        <w:rPr>
+          <w:b w:val="0"/>
+        </w:rPr>
+        <w:t xml:space="preserve"> → </w:t>
+      </w:r>
+      <w:r>
+        <w:rPr>
+          <w:b/>
+        </w:rPr>
+        <w:t>process</w:t>
+      </w:r>
+      <w:r>
+        <w:rPr>
+          <w:b w:val="0"/>
+        </w:rPr>
+        <w:t xml:space="preserve"> → </w:t>
+      </w:r>
+      <w:r>
+        <w:rPr>
+          <w:b/>
+        </w:rPr>
+        <w:t>output</w:t>
+      </w:r>
+      <w:r>
+        <w:rPr>
+          <w:b w:val="0"/>
+        </w:rPr>
+        <w:t xml:space="preserve"> example.</w:t>
+      </w:r>
+    </w:p>
+    <w:p>
+      <w:pPr>
+        <w:spacing w:line="336" w:lineRule="auto" w:after="180"/>
+      </w:pPr>
+      <w:r>
+        <w:rPr>
+          <w:b w:val="0"/>
+        </w:rPr>
+        <w:t>Find and repair the error in: A correct low-</w:t>
+      </w:r>
+      <w:r>
+        <w:rPr>
+          <w:b/>
+        </w:rPr>
+        <w:t>confidence</w:t>
+      </w:r>
+      <w:r>
+        <w:rPr>
+          <w:b w:val="0"/>
+        </w:rPr>
+        <w:t xml:space="preserve"> answer proves </w:t>
+      </w:r>
+      <w:r>
+        <w:rPr>
+          <w:b/>
+        </w:rPr>
+        <w:t>confidence</w:t>
+      </w:r>
+      <w:r>
+        <w:rPr>
+          <w:b w:val="0"/>
+        </w:rPr>
+        <w:t xml:space="preserve"> is useless.</w:t>
+      </w:r>
+    </w:p>
+    <w:p>
+      <w:pPr>
+        <w:spacing w:line="336" w:lineRule="auto" w:after="180"/>
+      </w:pPr>
+      <w:r>
+        <w:rPr>
+          <w:b w:val="0"/>
+        </w:rPr>
         <w:t>Invent one edge case and name the safe response.</w:t>
       </w:r>
     </w:p>
     <w:p>
-      <w:r>
-        <w:t>PARTNER CHECK  Point to the evidence. Do not accept an answer that only repeats the vocabulary word.</w:t>
-      </w:r>
-    </w:p>
-    <w:p>
       <w:pPr>
         <w:pStyle w:val="Heading3"/>
       </w:pPr>
       <w:r>
+        <w:t>Check with a partner</w:t>
+      </w:r>
+    </w:p>
+    <w:p>
+      <w:pPr>
+        <w:spacing w:line="336" w:lineRule="auto" w:after="180"/>
+        <w:shd w:fill="F5F1FB"/>
+      </w:pPr>
+      <w:r>
+        <w:rPr>
+          <w:b w:val="0"/>
+        </w:rPr>
+        <w:t xml:space="preserve">PARTNER CHECK  Point to the </w:t>
+      </w:r>
+      <w:r>
+        <w:rPr>
+          <w:b/>
+        </w:rPr>
+        <w:t>evidence</w:t>
+      </w:r>
+      <w:r>
+        <w:rPr>
+          <w:b w:val="0"/>
+        </w:rPr>
+        <w:t>. Do not accept an answer that only repeats the vocabulary word.</w:t>
+      </w:r>
+    </w:p>
+    <w:p>
+      <w:pPr>
+        <w:pStyle w:val="Heading3"/>
+      </w:pPr>
+      <w:r>
         <w:t>A closer explanation</w:t>
       </w:r>
     </w:p>
     <w:p>
-      <w:r>
-        <w:t>A fictional classifier records an 80 percent probability that each selected category will be correct on ten reserved cases. All ten outcomes are later established: eight correct and two incorrect. The report should preserve both the claim and the observed counts. The group supports a comparison, not a guarantee about the next case.</w:t>
+      <w:pPr>
+        <w:spacing w:line="336" w:lineRule="auto" w:after="180"/>
+      </w:pPr>
+      <w:r>
+        <w:rPr>
+          <w:b w:val="0"/>
+        </w:rPr>
+        <w:t>A fictional classifier records an 80 percent probability that each selected category will be correct on ten reserved cases. All ten outcomes are later established: eight correct and two incorrect.</w:t>
+      </w:r>
+    </w:p>
+    <w:p>
+      <w:pPr>
+        <w:spacing w:line="336" w:lineRule="auto" w:after="180"/>
+      </w:pPr>
+      <w:r>
+        <w:rPr>
+          <w:b w:val="0"/>
+        </w:rPr>
+        <w:t>The report should preserve both the claim and the observed counts. The group supports a comparison, not a guarantee about the next case.</w:t>
       </w:r>
     </w:p>
     <w:p>
@@ -2322,8 +4405,37 @@
       </w:r>
     </w:p>
     <w:p>
-      <w:r>
-        <w:t>Now suppose two of the ten outcomes were missing. You would need to report which cases were assessed and how many remained unknown, as in Week 17. A confident-looking percentage does not repair missing observations or make an incomplete sample representative.</w:t>
+      <w:pPr>
+        <w:spacing w:line="336" w:lineRule="auto" w:after="180"/>
+      </w:pPr>
+      <w:r>
+        <w:rPr>
+          <w:b w:val="0"/>
+        </w:rPr>
+        <w:t>Now suppose two of the ten outcomes were missing. You would need to report which cases were assessed and how many remained unknown, as in Week 17.</w:t>
+      </w:r>
+    </w:p>
+    <w:p>
+      <w:pPr>
+        <w:spacing w:line="336" w:lineRule="auto" w:after="180"/>
+      </w:pPr>
+      <w:r>
+        <w:rPr>
+          <w:b w:val="0"/>
+        </w:rPr>
+        <w:t xml:space="preserve">A confident-looking percentage does not repair missing </w:t>
+      </w:r>
+      <w:r>
+        <w:rPr>
+          <w:b/>
+        </w:rPr>
+        <w:t>observation</w:t>
+      </w:r>
+      <w:r>
+        <w:rPr>
+          <w:b w:val="0"/>
+        </w:rPr>
+        <w:t>s or make an incomplete sample representative.</w:t>
       </w:r>
     </w:p>
     <w:p>
@@ -2335,8 +4447,50 @@
       </w:r>
     </w:p>
     <w:p>
-      <w:r>
-        <w:t>Use workbook W2 for the connected example “Confidence and correctness”. First fill the input and rule boxes. Try the middle steps before asking for a hint. After a hint, try the next step yourself.</w:t>
+      <w:pPr>
+        <w:spacing w:line="336" w:lineRule="auto" w:after="180"/>
+      </w:pPr>
+      <w:r>
+        <w:rPr>
+          <w:b w:val="0"/>
+        </w:rPr>
+        <w:t>Use workbook W2 for the connected example “</w:t>
+      </w:r>
+      <w:r>
+        <w:rPr>
+          <w:b/>
+        </w:rPr>
+        <w:t>Confidence</w:t>
+      </w:r>
+      <w:r>
+        <w:rPr>
+          <w:b w:val="0"/>
+        </w:rPr>
+        <w:t xml:space="preserve"> and </w:t>
+      </w:r>
+      <w:r>
+        <w:rPr>
+          <w:b/>
+        </w:rPr>
+        <w:t>correctness</w:t>
+      </w:r>
+      <w:r>
+        <w:rPr>
+          <w:b w:val="0"/>
+        </w:rPr>
+        <w:t xml:space="preserve">”. First fill the </w:t>
+      </w:r>
+      <w:r>
+        <w:rPr>
+          <w:b/>
+        </w:rPr>
+        <w:t>input</w:t>
+      </w:r>
+      <w:r>
+        <w:rPr>
+          <w:b w:val="0"/>
+        </w:rPr>
+        <w:t xml:space="preserve"> and rule boxes. Try the middle steps before asking for a hint. After a hint, try the next step yourself.</w:t>
       </w:r>
     </w:p>
     <w:tbl>
@@ -2419,7 +4573,13 @@
       </w:tr>
     </w:tbl>
     <w:p>
-      <w:r>
+      <w:pPr>
+        <w:spacing w:line="336" w:lineRule="auto" w:after="180"/>
+      </w:pPr>
+      <w:r>
+        <w:rPr>
+          <w:b w:val="0"/>
+        </w:rPr>
         <w:t>Explain your trace to a partner. Your partner points to one step to check. Swap roles on the next case. Each person writes their own explanation.</w:t>
       </w:r>
     </w:p>
@@ -2432,12 +4592,59 @@
       </w:r>
     </w:p>
     <w:p>
-      <w:r>
-        <w:t>Use the worked case for Confidence and correctness. Proposed explanation: “An 80 point score always means an 80 percent probability”. Decide whether this explanation is supported. Point to the step or supplied fact that decides; explain your repair if needed.</w:t>
-      </w:r>
-    </w:p>
-    <w:p>
-      <w:r>
+      <w:pPr>
+        <w:spacing w:line="336" w:lineRule="auto" w:after="180"/>
+      </w:pPr>
+      <w:r>
+        <w:rPr>
+          <w:b w:val="0"/>
+        </w:rPr>
+        <w:t xml:space="preserve">Use the worked case for </w:t>
+      </w:r>
+      <w:r>
+        <w:rPr>
+          <w:b/>
+        </w:rPr>
+        <w:t>Confidence</w:t>
+      </w:r>
+      <w:r>
+        <w:rPr>
+          <w:b w:val="0"/>
+        </w:rPr>
+        <w:t xml:space="preserve"> and </w:t>
+      </w:r>
+      <w:r>
+        <w:rPr>
+          <w:b/>
+        </w:rPr>
+        <w:t>correctness</w:t>
+      </w:r>
+      <w:r>
+        <w:rPr>
+          <w:b w:val="0"/>
+        </w:rPr>
+        <w:t>. Proposed explanation: “An 80 point score always means an 80 percent probability”. Decide whether this explanation is supported.</w:t>
+      </w:r>
+    </w:p>
+    <w:p>
+      <w:pPr>
+        <w:spacing w:line="336" w:lineRule="auto" w:after="180"/>
+      </w:pPr>
+      <w:r>
+        <w:rPr>
+          <w:b w:val="0"/>
+        </w:rPr>
+        <w:t>Point to the step or supplied fact that decides; explain your repair if needed.</w:t>
+      </w:r>
+    </w:p>
+    <w:p>
+      <w:pPr>
+        <w:spacing w:line="336" w:lineRule="auto" w:after="180"/>
+      </w:pPr>
+      <w:r>
+        <w:rPr>
+          <w:b w:val="0"/>
+        </w:rPr>
         <w:t>Answer on your own before discussion. If you are unsure, say which step you need help with.</w:t>
       </w:r>
     </w:p>
@@ -2450,8 +4657,39 @@
       </w:r>
     </w:p>
     <w:p>
-      <w:r>
-        <w:t>Was the unknown label guaranteed correct because its confidence was 80%?</w:t>
+      <w:pPr>
+        <w:spacing w:line="336" w:lineRule="auto" w:after="180"/>
+        <w:shd w:fill="F5F1FB"/>
+      </w:pPr>
+      <w:r>
+        <w:rPr>
+          <w:b w:val="0"/>
+        </w:rPr>
+        <w:t xml:space="preserve">Was the unknown label guaranteed correct because its </w:t>
+      </w:r>
+      <w:r>
+        <w:rPr>
+          <w:b/>
+        </w:rPr>
+        <w:t>confidence</w:t>
+      </w:r>
+      <w:r>
+        <w:rPr>
+          <w:b w:val="0"/>
+        </w:rPr>
+        <w:t xml:space="preserve"> was </w:t>
+      </w:r>
+      <w:r>
+        <w:rPr>
+          <w:b/>
+        </w:rPr>
+        <w:t>80%</w:t>
+      </w:r>
+      <w:r>
+        <w:rPr>
+          <w:b w:val="0"/>
+        </w:rPr>
+        <w:t>?</w:t>
       </w:r>
     </w:p>
     <w:p>
@@ -2483,7 +4721,13 @@
       </w:r>
     </w:p>
     <w:p>
-      <w:r>
+      <w:pPr>
+        <w:spacing w:line="336" w:lineRule="auto" w:after="180"/>
+      </w:pPr>
+      <w:r>
+        <w:rPr>
+          <w:b w:val="0"/>
+        </w:rPr>
         <w:t>This is supported practice. Keep the separately named independent case for an attempt before feedback.</w:t>
       </w:r>
     </w:p>
@@ -2497,6 +4741,17 @@
     </w:p>
     <w:p>
       <w:r>
+        <w:t>Investigate Confidence Is Not Correctness. Record the prediction, actual observation or labelled paper trace, explanation and next test separately.</w:t>
+      </w:r>
+    </w:p>
+    <w:p>
+      <w:pPr>
+        <w:spacing w:line="336" w:lineRule="auto" w:after="180"/>
+      </w:pPr>
+      <w:r>
+        <w:rPr>
+          <w:b/>
+        </w:rPr>
         <w:t>EXPLORER LAB</w:t>
       </w:r>
     </w:p>
@@ -2509,8 +4764,26 @@
       </w:r>
     </w:p>
     <w:p>
-      <w:r>
-        <w:t>Predict first, test honestly, and explain what the evidence means.</w:t>
+      <w:pPr>
+        <w:spacing w:line="336" w:lineRule="auto" w:after="180"/>
+      </w:pPr>
+      <w:r>
+        <w:rPr>
+          <w:b w:val="0"/>
+        </w:rPr>
+        <w:t xml:space="preserve">Predict first, test honestly, and explain what the </w:t>
+      </w:r>
+      <w:r>
+        <w:rPr>
+          <w:b/>
+        </w:rPr>
+        <w:t>evidence</w:t>
+      </w:r>
+      <w:r>
+        <w:rPr>
+          <w:b w:val="0"/>
+        </w:rPr>
+        <w:t xml:space="preserve"> means.</w:t>
       </w:r>
     </w:p>
     <w:p>
@@ -2550,27 +4823,138 @@
       </w:r>
     </w:p>
     <w:p>
-      <w:r>
-        <w:t>State your prediction before the result is known.</w:t>
-      </w:r>
-    </w:p>
-    <w:p>
-      <w:r>
-        <w:t>Complete the task: Compare confident errors with cautious correct answers.</w:t>
-      </w:r>
-    </w:p>
-    <w:p>
-      <w:r>
+      <w:pPr>
+        <w:pStyle w:val="Heading3"/>
+      </w:pPr>
+      <w:r>
+        <w:t>1. Predict</w:t>
+      </w:r>
+    </w:p>
+    <w:p>
+      <w:pPr>
+        <w:spacing w:line="336" w:lineRule="auto" w:after="180"/>
+        <w:shd w:fill="F4F9FC"/>
+      </w:pPr>
+      <w:r>
+        <w:rPr>
+          <w:b w:val="0"/>
+        </w:rPr>
+        <w:t xml:space="preserve">State your </w:t>
+      </w:r>
+      <w:r>
+        <w:rPr>
+          <w:b/>
+        </w:rPr>
+        <w:t>prediction</w:t>
+      </w:r>
+      <w:r>
+        <w:rPr>
+          <w:b w:val="0"/>
+        </w:rPr>
+        <w:t xml:space="preserve"> before the result is known.</w:t>
+      </w:r>
+    </w:p>
+    <w:p>
+      <w:pPr>
+        <w:pStyle w:val="Heading3"/>
+      </w:pPr>
+      <w:r>
+        <w:t>2. Investigate</w:t>
+      </w:r>
+    </w:p>
+    <w:p>
+      <w:pPr>
+        <w:spacing w:line="336" w:lineRule="auto" w:after="180"/>
+        <w:shd w:fill="F4F9FC"/>
+      </w:pPr>
+      <w:r>
+        <w:rPr>
+          <w:b w:val="0"/>
+        </w:rPr>
+        <w:t xml:space="preserve">Complete the task: Compare </w:t>
+      </w:r>
+      <w:r>
+        <w:rPr>
+          <w:b/>
+        </w:rPr>
+        <w:t>confident error</w:t>
+      </w:r>
+      <w:r>
+        <w:rPr>
+          <w:b w:val="0"/>
+        </w:rPr>
+        <w:t>s with cautious correct answers.</w:t>
+      </w:r>
+    </w:p>
+    <w:p>
+      <w:pPr>
+        <w:pStyle w:val="Heading3"/>
+      </w:pPr>
+      <w:r>
+        <w:t>3. Compare cases</w:t>
+      </w:r>
+    </w:p>
+    <w:p>
+      <w:pPr>
+        <w:spacing w:line="336" w:lineRule="auto" w:after="180"/>
+        <w:shd w:fill="F4F9FC"/>
+      </w:pPr>
+      <w:r>
+        <w:rPr>
+          <w:b w:val="0"/>
+        </w:rPr>
         <w:t>Keep a normal case and an edge case clearly separated.</w:t>
       </w:r>
     </w:p>
     <w:p>
-      <w:r>
-        <w:t>Record what happened—even when it does not match your prediction.</w:t>
-      </w:r>
-    </w:p>
-    <w:p>
-      <w:r>
+      <w:pPr>
+        <w:pStyle w:val="Heading3"/>
+      </w:pPr>
+      <w:r>
+        <w:t>4. Record honestly</w:t>
+      </w:r>
+    </w:p>
+    <w:p>
+      <w:pPr>
+        <w:spacing w:line="336" w:lineRule="auto" w:after="180"/>
+        <w:shd w:fill="F4F9FC"/>
+      </w:pPr>
+      <w:r>
+        <w:rPr>
+          <w:b w:val="0"/>
+        </w:rPr>
+        <w:t xml:space="preserve">Record what happened—even when it does not match your </w:t>
+      </w:r>
+      <w:r>
+        <w:rPr>
+          <w:b/>
+        </w:rPr>
+        <w:t>prediction</w:t>
+      </w:r>
+      <w:r>
+        <w:rPr>
+          <w:b w:val="0"/>
+        </w:rPr>
+        <w:t>.</w:t>
+      </w:r>
+    </w:p>
+    <w:p>
+      <w:pPr>
+        <w:pStyle w:val="Heading3"/>
+      </w:pPr>
+      <w:r>
+        <w:t>5. Explain and plan the next test</w:t>
+      </w:r>
+    </w:p>
+    <w:p>
+      <w:pPr>
+        <w:spacing w:line="336" w:lineRule="auto" w:after="180"/>
+        <w:shd w:fill="F4F9FC"/>
+      </w:pPr>
+      <w:r>
+        <w:rPr>
+          <w:b w:val="0"/>
+        </w:rPr>
         <w:t>Explain the result, one limitation, and the next useful test.</w:t>
       </w:r>
     </w:p>
@@ -2705,7 +5089,22 @@
       </w:tr>
     </w:tbl>
     <w:p>
-      <w:r>
+      <w:pPr>
+        <w:pStyle w:val="Heading3"/>
+      </w:pPr>
+      <w:r>
+        <w:t>Use a fresh case after support</w:t>
+      </w:r>
+    </w:p>
+    <w:p>
+      <w:pPr>
+        <w:spacing w:line="336" w:lineRule="auto" w:after="180"/>
+        <w:shd w:fill="FFF5E6"/>
+      </w:pPr>
+      <w:r>
+        <w:rPr>
+          <w:b w:val="0"/>
+        </w:rPr>
         <w:t>INDEPENDENCE  After support is removed, repeat the proof with a fresh case.</w:t>
       </w:r>
     </w:p>
@@ -2718,7 +5117,13 @@
       </w:r>
     </w:p>
     <w:p>
-      <w:r>
+      <w:pPr>
+        <w:spacing w:line="336" w:lineRule="auto" w:after="180"/>
+      </w:pPr>
+      <w:r>
+        <w:rPr>
+          <w:b w:val="0"/>
+        </w:rPr>
         <w:t>Before trying: what do I expect, and why? While trying: which step could first go wrong? Afterwards: what did I actually observe, and what should change? Keep “not run” if you only traced the procedure.</w:t>
       </w:r>
     </w:p>
@@ -2732,6 +5137,17 @@
     </w:p>
     <w:p>
       <w:r>
+        <w:t>Move from recall to tracing, diagnosis and transfer in Confidence Is Not Correctness. Explain why each step is justified.</w:t>
+      </w:r>
+    </w:p>
+    <w:p>
+      <w:pPr>
+        <w:spacing w:line="336" w:lineRule="auto" w:after="180"/>
+      </w:pPr>
+      <w:r>
+        <w:rPr>
+          <w:b/>
+        </w:rPr>
         <w:t>PRACTICE LADDER</w:t>
       </w:r>
     </w:p>
@@ -2744,7 +5160,13 @@
       </w:r>
     </w:p>
     <w:p>
-      <w:r>
+      <w:pPr>
+        <w:spacing w:line="336" w:lineRule="auto" w:after="180"/>
+      </w:pPr>
+      <w:r>
+        <w:rPr>
+          <w:b w:val="0"/>
+        </w:rPr>
         <w:t>Each step asks for a stronger kind of understanding.</w:t>
       </w:r>
     </w:p>
@@ -2785,42 +5207,190 @@
       </w:r>
     </w:p>
     <w:p>
-      <w:r>
-        <w:t>RECALL  Define confidence.</w:t>
-      </w:r>
-    </w:p>
-    <w:p>
-      <w:r>
+      <w:pPr>
+        <w:spacing w:line="336" w:lineRule="auto" w:after="180"/>
+        <w:shd w:fill="F4F9FC"/>
+      </w:pPr>
+      <w:r>
+        <w:rPr>
+          <w:b w:val="0"/>
+        </w:rPr>
+        <w:t xml:space="preserve">RECALL  Define </w:t>
+      </w:r>
+      <w:r>
+        <w:rPr>
+          <w:b/>
+        </w:rPr>
+        <w:t>confidence</w:t>
+      </w:r>
+      <w:r>
+        <w:rPr>
+          <w:b w:val="0"/>
+        </w:rPr>
+        <w:t>.</w:t>
+      </w:r>
+    </w:p>
+    <w:p>
+      <w:pPr>
+        <w:spacing w:line="336" w:lineRule="auto" w:after="180"/>
+        <w:shd w:fill="F4F9FC"/>
+      </w:pPr>
+      <w:r>
+        <w:rPr>
+          <w:b w:val="0"/>
+        </w:rPr>
         <w:t>EXPLAIN  A system can be very confident and still be wrong.</w:t>
       </w:r>
     </w:p>
     <w:p>
-      <w:r>
-        <w:t>TRACE  Show the input, process, and output.</w:t>
-      </w:r>
-    </w:p>
-    <w:p>
-      <w:r>
-        <w:t>DIAGNOSE  Repair: Higher confidence always means more correct.</w:t>
-      </w:r>
-    </w:p>
-    <w:p>
-      <w:r>
+      <w:pPr>
+        <w:spacing w:line="336" w:lineRule="auto" w:after="180"/>
+        <w:shd w:fill="F4F9FC"/>
+      </w:pPr>
+      <w:r>
+        <w:rPr>
+          <w:b w:val="0"/>
+        </w:rPr>
+        <w:t xml:space="preserve">TRACE  Show the </w:t>
+      </w:r>
+      <w:r>
+        <w:rPr>
+          <w:b/>
+        </w:rPr>
+        <w:t>input</w:t>
+      </w:r>
+      <w:r>
+        <w:rPr>
+          <w:b w:val="0"/>
+        </w:rPr>
+        <w:t xml:space="preserve">, </w:t>
+      </w:r>
+      <w:r>
+        <w:rPr>
+          <w:b/>
+        </w:rPr>
+        <w:t>process</w:t>
+      </w:r>
+      <w:r>
+        <w:rPr>
+          <w:b w:val="0"/>
+        </w:rPr>
+        <w:t xml:space="preserve">, and </w:t>
+      </w:r>
+      <w:r>
+        <w:rPr>
+          <w:b/>
+        </w:rPr>
+        <w:t>output</w:t>
+      </w:r>
+      <w:r>
+        <w:rPr>
+          <w:b w:val="0"/>
+        </w:rPr>
+        <w:t>.</w:t>
+      </w:r>
+    </w:p>
+    <w:p>
+      <w:pPr>
+        <w:spacing w:line="336" w:lineRule="auto" w:after="180"/>
+        <w:shd w:fill="F4F9FC"/>
+      </w:pPr>
+      <w:r>
+        <w:rPr>
+          <w:b w:val="0"/>
+        </w:rPr>
+        <w:t xml:space="preserve">DIAGNOSE  Repair: Higher </w:t>
+      </w:r>
+      <w:r>
+        <w:rPr>
+          <w:b/>
+        </w:rPr>
+        <w:t>confidence</w:t>
+      </w:r>
+      <w:r>
+        <w:rPr>
+          <w:b w:val="0"/>
+        </w:rPr>
+        <w:t xml:space="preserve"> always means more correct.</w:t>
+      </w:r>
+    </w:p>
+    <w:p>
+      <w:pPr>
+        <w:spacing w:line="336" w:lineRule="auto" w:after="180"/>
+        <w:shd w:fill="F4F9FC"/>
+      </w:pPr>
+      <w:r>
+        <w:rPr>
+          <w:b w:val="0"/>
+        </w:rPr>
         <w:t>TRANSFER  Apply the idea to a new home or classroom case.</w:t>
       </w:r>
     </w:p>
     <w:p>
-      <w:r>
+      <w:pPr>
+        <w:spacing w:line="336" w:lineRule="auto" w:after="180"/>
+        <w:shd w:fill="F4F9FC"/>
+      </w:pPr>
+      <w:r>
+        <w:rPr>
+          <w:b w:val="0"/>
+        </w:rPr>
         <w:t>CREATE  Design one revealing test.</w:t>
       </w:r>
     </w:p>
     <w:p>
-      <w:r>
-        <w:t>DEFEND  Give a claim, evidence, mechanism, limit, and safe action.</w:t>
-      </w:r>
-    </w:p>
-    <w:p>
-      <w:r>
+      <w:pPr>
+        <w:spacing w:line="336" w:lineRule="auto" w:after="180"/>
+        <w:shd w:fill="F4F9FC"/>
+      </w:pPr>
+      <w:r>
+        <w:rPr>
+          <w:b w:val="0"/>
+        </w:rPr>
+        <w:t xml:space="preserve">DEFEND  Give a claim, </w:t>
+      </w:r>
+      <w:r>
+        <w:rPr>
+          <w:b/>
+        </w:rPr>
+        <w:t>evidence</w:t>
+      </w:r>
+      <w:r>
+        <w:rPr>
+          <w:b w:val="0"/>
+        </w:rPr>
+        <w:t xml:space="preserve">, </w:t>
+      </w:r>
+      <w:r>
+        <w:rPr>
+          <w:b/>
+        </w:rPr>
+        <w:t>mechanism</w:t>
+      </w:r>
+      <w:r>
+        <w:rPr>
+          <w:b w:val="0"/>
+        </w:rPr>
+        <w:t>, limit, and safe action.</w:t>
+      </w:r>
+    </w:p>
+    <w:p>
+      <w:pPr>
+        <w:pStyle w:val="Heading3"/>
+      </w:pPr>
+      <w:r>
+        <w:t>When to retry</w:t>
+      </w:r>
+    </w:p>
+    <w:p>
+      <w:pPr>
+        <w:spacing w:line="336" w:lineRule="auto" w:after="180"/>
+        <w:shd w:fill="F1F6F8"/>
+      </w:pPr>
+      <w:r>
+        <w:rPr>
+          <w:b w:val="0"/>
+        </w:rPr>
         <w:t>RETRY RULE  A coached answer becomes mastery only after you solve a different case independently.</w:t>
       </w:r>
     </w:p>
@@ -2834,6 +5404,17 @@
     </w:p>
     <w:p>
       <w:r>
+        <w:t>Apply this week’s idea to Helpful Classroom Sorter. Keep an annotated decision and the evidence supporting it.</w:t>
+      </w:r>
+    </w:p>
+    <w:p>
+      <w:pPr>
+        <w:spacing w:line="336" w:lineRule="auto" w:after="180"/>
+      </w:pPr>
+      <w:r>
+        <w:rPr>
+          <w:b/>
+        </w:rPr>
         <w:t>PROJECT</w:t>
       </w:r>
     </w:p>
@@ -2846,8 +5427,26 @@
       </w:r>
     </w:p>
     <w:p>
-      <w:r>
-        <w:t>Build one coherent system across the year, one evidence-based decision at a time.</w:t>
+      <w:pPr>
+        <w:spacing w:line="336" w:lineRule="auto" w:after="180"/>
+      </w:pPr>
+      <w:r>
+        <w:rPr>
+          <w:b w:val="0"/>
+        </w:rPr>
+        <w:t xml:space="preserve">Build one coherent system across the year, one </w:t>
+      </w:r>
+      <w:r>
+        <w:rPr>
+          <w:b/>
+        </w:rPr>
+        <w:t>evidence</w:t>
+      </w:r>
+      <w:r>
+        <w:rPr>
+          <w:b w:val="0"/>
+        </w:rPr>
+        <w:t>-based decision at a time.</w:t>
       </w:r>
     </w:p>
     <w:p>
@@ -2887,32 +5486,98 @@
       </w:r>
     </w:p>
     <w:p>
-      <w:r>
-        <w:t>THIS WEEK'S CHECKPOINT  Record both the sorter's confidence wording and the human-confirmed outcome; keep them in separate columns.</w:t>
-      </w:r>
-    </w:p>
-    <w:p>
-      <w:r>
+      <w:pPr>
+        <w:spacing w:line="336" w:lineRule="auto" w:after="180"/>
+        <w:shd w:fill="EDF7F3"/>
+      </w:pPr>
+      <w:r>
+        <w:rPr>
+          <w:b w:val="0"/>
+        </w:rPr>
+        <w:t xml:space="preserve">THIS WEEK'S CHECKPOINT  Record both the sorter's </w:t>
+      </w:r>
+      <w:r>
+        <w:rPr>
+          <w:b/>
+        </w:rPr>
+        <w:t>confidence</w:t>
+      </w:r>
+      <w:r>
+        <w:rPr>
+          <w:b w:val="0"/>
+        </w:rPr>
+        <w:t xml:space="preserve"> wording and the human-confirmed outcome; keep them in separate columns.</w:t>
+      </w:r>
+    </w:p>
+    <w:p>
+      <w:pPr>
+        <w:spacing w:line="336" w:lineRule="auto" w:after="180"/>
+        <w:shd w:fill="F5F1FB"/>
+      </w:pPr>
+      <w:r>
+        <w:rPr>
+          <w:b w:val="0"/>
+        </w:rPr>
         <w:t>What real classroom need does this serve?</w:t>
       </w:r>
     </w:p>
     <w:p>
-      <w:r>
+      <w:pPr>
+        <w:spacing w:line="336" w:lineRule="auto" w:after="180"/>
+        <w:shd w:fill="F5F1FB"/>
+      </w:pPr>
+      <w:r>
+        <w:rPr>
+          <w:b w:val="0"/>
+        </w:rPr>
         <w:t>What information is necessary—and what should stay private?</w:t>
       </w:r>
     </w:p>
     <w:p>
-      <w:r>
-        <w:t>What happens inside the process?</w:t>
-      </w:r>
-    </w:p>
-    <w:p>
-      <w:r>
+      <w:pPr>
+        <w:spacing w:line="336" w:lineRule="auto" w:after="180"/>
+        <w:shd w:fill="F5F1FB"/>
+      </w:pPr>
+      <w:r>
+        <w:rPr>
+          <w:b w:val="0"/>
+        </w:rPr>
+        <w:t xml:space="preserve">What happens inside the </w:t>
+      </w:r>
+      <w:r>
+        <w:rPr>
+          <w:b/>
+        </w:rPr>
+        <w:t>process</w:t>
+      </w:r>
+      <w:r>
+        <w:rPr>
+          <w:b w:val="0"/>
+        </w:rPr>
+        <w:t>?</w:t>
+      </w:r>
+    </w:p>
+    <w:p>
+      <w:pPr>
+        <w:spacing w:line="336" w:lineRule="auto" w:after="180"/>
+        <w:shd w:fill="F5F1FB"/>
+      </w:pPr>
+      <w:r>
+        <w:rPr>
+          <w:b w:val="0"/>
+        </w:rPr>
         <w:t>What normal and edge cases will you test?</w:t>
       </w:r>
     </w:p>
     <w:p>
-      <w:r>
+      <w:pPr>
+        <w:spacing w:line="336" w:lineRule="auto" w:after="180"/>
+        <w:shd w:fill="F5F1FB"/>
+      </w:pPr>
+      <w:r>
+        <w:rPr>
+          <w:b w:val="0"/>
+        </w:rPr>
         <w:t>When should it say not sure or ask a person?</w:t>
       </w:r>
     </w:p>
@@ -2953,12 +5618,33 @@
       </w:r>
     </w:p>
     <w:p>
-      <w:r>
+      <w:pPr>
+        <w:pStyle w:val="Heading3"/>
+      </w:pPr>
+      <w:r>
+        <w:t>Responsible design</w:t>
+      </w:r>
+    </w:p>
+    <w:p>
+      <w:pPr>
+        <w:spacing w:line="336" w:lineRule="auto" w:after="180"/>
+        <w:shd w:fill="FFF5E6"/>
+      </w:pPr>
+      <w:r>
+        <w:rPr>
+          <w:b w:val="0"/>
+        </w:rPr>
         <w:t>RESPONSIBLE DESIGN  Avoid presenting a score as an objective certainty when its meaning has not been validated.</w:t>
       </w:r>
     </w:p>
     <w:p>
-      <w:r>
+      <w:pPr>
+        <w:spacing w:line="336" w:lineRule="auto" w:after="180"/>
+      </w:pPr>
+      <w:r>
+        <w:rPr>
+          <w:b w:val="0"/>
+        </w:rPr>
         <w:t>My project decision:</w:t>
       </w:r>
     </w:p>
@@ -2971,7 +5657,13 @@
       </w:r>
     </w:p>
     <w:p>
-      <w:r>
+      <w:pPr>
+        <w:spacing w:line="336" w:lineRule="auto" w:after="180"/>
+      </w:pPr>
+      <w:r>
+        <w:rPr>
+          <w:b w:val="0"/>
+        </w:rPr>
         <w:t>Keep sorter scores, reference outcomes and missingness separately; use review policies instead of treating high scores as facts.</w:t>
       </w:r>
     </w:p>
@@ -2985,6 +5677,17 @@
     </w:p>
     <w:p>
       <w:r>
+        <w:t>Use a genuinely new case for independent evidence. Previously discussed examples remain practice; use the separately named independent case before feedback.</w:t>
+      </w:r>
+    </w:p>
+    <w:p>
+      <w:pPr>
+        <w:spacing w:line="336" w:lineRule="auto" w:after="180"/>
+      </w:pPr>
+      <w:r>
+        <w:rPr>
+          <w:b/>
+        </w:rPr>
         <w:t>MASTERY</w:t>
       </w:r>
     </w:p>
@@ -2997,7 +5700,13 @@
       </w:r>
     </w:p>
     <w:p>
-      <w:r>
+      <w:pPr>
+        <w:spacing w:line="336" w:lineRule="auto" w:after="180"/>
+      </w:pPr>
+      <w:r>
+        <w:rPr>
+          <w:b w:val="0"/>
+        </w:rPr>
         <w:t>Complete this after teaching and guided practice have ended.</w:t>
       </w:r>
     </w:p>
@@ -3038,53 +5747,308 @@
       </w:r>
     </w:p>
     <w:p>
-      <w:r>
-        <w:t>REQUIRED PROOF  Place four outputs on a confidence-versus-correctness grid and explain why high confidence cannot replace checking.</w:t>
-      </w:r>
-    </w:p>
-    <w:p>
-      <w:r>
+      <w:pPr>
+        <w:pStyle w:val="Heading3"/>
+      </w:pPr>
+      <w:r>
+        <w:t>What success looks like</w:t>
+      </w:r>
+    </w:p>
+    <w:p>
+      <w:pPr>
+        <w:spacing w:line="336" w:lineRule="auto" w:after="180"/>
+        <w:shd w:fill="EDF7F3"/>
+      </w:pPr>
+      <w:r>
+        <w:rPr>
+          <w:b w:val="0"/>
+        </w:rPr>
+        <w:t xml:space="preserve">REQUIRED PROOF  Place four </w:t>
+      </w:r>
+      <w:r>
+        <w:rPr>
+          <w:b/>
+        </w:rPr>
+        <w:t>output</w:t>
+      </w:r>
+      <w:r>
+        <w:rPr>
+          <w:b w:val="0"/>
+        </w:rPr>
+        <w:t xml:space="preserve">s on a </w:t>
+      </w:r>
+      <w:r>
+        <w:rPr>
+          <w:b/>
+        </w:rPr>
+        <w:t>confidence</w:t>
+      </w:r>
+      <w:r>
+        <w:rPr>
+          <w:b w:val="0"/>
+        </w:rPr>
+        <w:t>-versus-</w:t>
+      </w:r>
+      <w:r>
+        <w:rPr>
+          <w:b/>
+        </w:rPr>
+        <w:t>correctness</w:t>
+      </w:r>
+      <w:r>
+        <w:rPr>
+          <w:b w:val="0"/>
+        </w:rPr>
+        <w:t xml:space="preserve"> grid and explain why high </w:t>
+      </w:r>
+      <w:r>
+        <w:rPr>
+          <w:b/>
+        </w:rPr>
+        <w:t>confidence</w:t>
+      </w:r>
+      <w:r>
+        <w:rPr>
+          <w:b w:val="0"/>
+        </w:rPr>
+        <w:t xml:space="preserve"> cannot replace checking.</w:t>
+      </w:r>
+    </w:p>
+    <w:p>
+      <w:pPr>
+        <w:spacing w:line="336" w:lineRule="auto" w:after="180"/>
+      </w:pPr>
+      <w:r>
+        <w:rPr>
+          <w:b w:val="0"/>
+        </w:rPr>
         <w:t>□ Name or draw the fresh case.</w:t>
       </w:r>
     </w:p>
     <w:p>
-      <w:r>
-        <w:t>□ Trace input, process, and output.</w:t>
-      </w:r>
-    </w:p>
-    <w:p>
-      <w:r>
-        <w:t>□ State the conclusion and strongest evidence.</w:t>
-      </w:r>
-    </w:p>
-    <w:p>
-      <w:r>
+      <w:pPr>
+        <w:spacing w:line="336" w:lineRule="auto" w:after="180"/>
+      </w:pPr>
+      <w:r>
+        <w:rPr>
+          <w:b w:val="0"/>
+        </w:rPr>
+        <w:t xml:space="preserve">□ Trace </w:t>
+      </w:r>
+      <w:r>
+        <w:rPr>
+          <w:b/>
+        </w:rPr>
+        <w:t>input</w:t>
+      </w:r>
+      <w:r>
+        <w:rPr>
+          <w:b w:val="0"/>
+        </w:rPr>
+        <w:t xml:space="preserve">, </w:t>
+      </w:r>
+      <w:r>
+        <w:rPr>
+          <w:b/>
+        </w:rPr>
+        <w:t>process</w:t>
+      </w:r>
+      <w:r>
+        <w:rPr>
+          <w:b w:val="0"/>
+        </w:rPr>
+        <w:t xml:space="preserve">, and </w:t>
+      </w:r>
+      <w:r>
+        <w:rPr>
+          <w:b/>
+        </w:rPr>
+        <w:t>output</w:t>
+      </w:r>
+      <w:r>
+        <w:rPr>
+          <w:b w:val="0"/>
+        </w:rPr>
+        <w:t>.</w:t>
+      </w:r>
+    </w:p>
+    <w:p>
+      <w:pPr>
+        <w:spacing w:line="336" w:lineRule="auto" w:after="180"/>
+      </w:pPr>
+      <w:r>
+        <w:rPr>
+          <w:b w:val="0"/>
+        </w:rPr>
+        <w:t xml:space="preserve">□ State the conclusion and strongest </w:t>
+      </w:r>
+      <w:r>
+        <w:rPr>
+          <w:b/>
+        </w:rPr>
+        <w:t>evidence</w:t>
+      </w:r>
+      <w:r>
+        <w:rPr>
+          <w:b w:val="0"/>
+        </w:rPr>
+        <w:t>.</w:t>
+      </w:r>
+    </w:p>
+    <w:p>
+      <w:pPr>
+        <w:spacing w:line="336" w:lineRule="auto" w:after="180"/>
+      </w:pPr>
+      <w:r>
+        <w:rPr>
+          <w:b w:val="0"/>
+        </w:rPr>
         <w:t>□ Name one limit, failure, missing clue, or fairness/privacy concern.</w:t>
       </w:r>
     </w:p>
     <w:p>
-      <w:r>
+      <w:pPr>
+        <w:spacing w:line="336" w:lineRule="auto" w:after="180"/>
+      </w:pPr>
+      <w:r>
+        <w:rPr>
+          <w:b w:val="0"/>
+        </w:rPr>
         <w:t>□ Explain one safe next action or improvement.</w:t>
       </w:r>
     </w:p>
     <w:p>
-      <w:r>
-        <w:t>Independent evidence:</w:t>
-      </w:r>
-    </w:p>
-    <w:p>
-      <w:r>
-        <w:t>SELF-CHECK  Confidence and correctness are separate axes. Only verified outcomes establish correctness. Compare many cases to learn whether confidence is trustworthy; one 95 percent value is not proof.</w:t>
-      </w:r>
-    </w:p>
-    <w:p>
-      <w:r>
+      <w:pPr>
+        <w:spacing w:line="336" w:lineRule="auto" w:after="180"/>
+      </w:pPr>
+      <w:r>
+        <w:rPr>
+          <w:b w:val="0"/>
+        </w:rPr>
+        <w:t xml:space="preserve">Independent </w:t>
+      </w:r>
+      <w:r>
+        <w:rPr>
+          <w:b/>
+        </w:rPr>
+        <w:t>evidence</w:t>
+      </w:r>
+      <w:r>
+        <w:rPr>
+          <w:b w:val="0"/>
+        </w:rPr>
+        <w:t>:</w:t>
+      </w:r>
+    </w:p>
+    <w:p>
+      <w:pPr>
+        <w:pStyle w:val="Heading3"/>
+      </w:pPr>
+      <w:r>
+        <w:t>Check your explanation</w:t>
+      </w:r>
+    </w:p>
+    <w:p>
+      <w:pPr>
+        <w:spacing w:line="336" w:lineRule="auto" w:after="180"/>
+        <w:shd w:fill="F5F1FB"/>
+      </w:pPr>
+      <w:r>
+        <w:rPr>
+          <w:b w:val="0"/>
+        </w:rPr>
+        <w:t xml:space="preserve">SELF-CHECK  </w:t>
+      </w:r>
+      <w:r>
+        <w:rPr>
+          <w:b/>
+        </w:rPr>
+        <w:t>Confidence</w:t>
+      </w:r>
+      <w:r>
+        <w:rPr>
+          <w:b w:val="0"/>
+        </w:rPr>
+        <w:t xml:space="preserve"> and </w:t>
+      </w:r>
+      <w:r>
+        <w:rPr>
+          <w:b/>
+        </w:rPr>
+        <w:t>correctness</w:t>
+      </w:r>
+      <w:r>
+        <w:rPr>
+          <w:b w:val="0"/>
+        </w:rPr>
+        <w:t xml:space="preserve"> are separate axes. Only verified outcomes establish </w:t>
+      </w:r>
+      <w:r>
+        <w:rPr>
+          <w:b/>
+        </w:rPr>
+        <w:t>correctness</w:t>
+      </w:r>
+      <w:r>
+        <w:rPr>
+          <w:b w:val="0"/>
+        </w:rPr>
+        <w:t xml:space="preserve">. Compare many cases to learn whether </w:t>
+      </w:r>
+      <w:r>
+        <w:rPr>
+          <w:b/>
+        </w:rPr>
+        <w:t>confidence</w:t>
+      </w:r>
+      <w:r>
+        <w:rPr>
+          <w:b w:val="0"/>
+        </w:rPr>
+        <w:t xml:space="preserve"> is trustworthy; one 95 percent value is not proof.</w:t>
+      </w:r>
+    </w:p>
+    <w:p>
+      <w:pPr>
+        <w:spacing w:line="336" w:lineRule="auto" w:after="180"/>
+      </w:pPr>
+      <w:r>
+        <w:rPr>
+          <w:b w:val="0"/>
+        </w:rPr>
         <w:t>My level:  □ Not yet  □ With one hint  □ Independently  □ I can teach it</w:t>
       </w:r>
     </w:p>
     <w:p>
-      <w:r>
-        <w:t>NEXT BRIDGE  Carry today's evidence habit into: Similarity.</w:t>
+      <w:pPr>
+        <w:pStyle w:val="Heading3"/>
+      </w:pPr>
+      <w:r>
+        <w:t>Connect to the next lesson</w:t>
+      </w:r>
+    </w:p>
+    <w:p>
+      <w:pPr>
+        <w:spacing w:line="336" w:lineRule="auto" w:after="180"/>
+        <w:shd w:fill="F1F6F8"/>
+      </w:pPr>
+      <w:r>
+        <w:rPr>
+          <w:b w:val="0"/>
+        </w:rPr>
+        <w:t xml:space="preserve">NEXT BRIDGE  Carry today's </w:t>
+      </w:r>
+      <w:r>
+        <w:rPr>
+          <w:b/>
+        </w:rPr>
+        <w:t>evidence</w:t>
+      </w:r>
+      <w:r>
+        <w:rPr>
+          <w:b w:val="0"/>
+        </w:rPr>
+        <w:t xml:space="preserve"> habit into: Similarity.</w:t>
       </w:r>
     </w:p>
     <w:p>
@@ -3096,6 +6060,11 @@
       </w:r>
     </w:p>
     <w:p>
+      <w:r>
+        <w:t>Revisit the complete Confidence Is Not Correctness case for supported practice. Repeated examples do not become fresh assessments.</w:t>
+      </w:r>
+    </w:p>
+    <w:p>
       <w:pPr>
         <w:pStyle w:val="Heading3"/>
       </w:pPr>
@@ -3104,7 +6073,13 @@
       </w:r>
     </w:p>
     <w:p>
-      <w:r>
+      <w:pPr>
+        <w:spacing w:line="336" w:lineRule="auto" w:after="180"/>
+      </w:pPr>
+      <w:r>
+        <w:rPr>
+          <w:b w:val="0"/>
+        </w:rPr>
         <w:t>Use the supplied details to practise the weekly concept before attempting the independent question. This case extends the illustrated lesson.</w:t>
       </w:r>
     </w:p>
@@ -3117,7 +6092,13 @@
       </w:r>
     </w:p>
     <w:p>
-      <w:r>
+      <w:pPr>
+        <w:spacing w:line="336" w:lineRule="auto" w:after="180"/>
+      </w:pPr>
+      <w:r>
+        <w:rPr>
+          <w:b w:val="0"/>
+        </w:rPr>
         <w:t>A helper confidently labels a blurred dog photo as cat; the clear original shows a dog.</w:t>
       </w:r>
     </w:p>
@@ -3130,7 +6111,14 @@
       </w:r>
     </w:p>
     <w:p>
-      <w:r>
+      <w:pPr>
+        <w:spacing w:line="336" w:lineRule="auto" w:after="180"/>
+        <w:shd w:fill="F5F1FB"/>
+      </w:pPr>
+      <w:r>
+        <w:rPr>
+          <w:b w:val="0"/>
+        </w:rPr>
         <w:t>What does this show?</w:t>
       </w:r>
     </w:p>
@@ -3143,8 +6131,68 @@
       </w:r>
     </w:p>
     <w:p>
-      <w:r>
-        <w:t>Confidence and correctness differ. A confident error remains wrong. Check evidence, particularly unfamiliar or low-quality inputs.</w:t>
+      <w:pPr>
+        <w:spacing w:line="336" w:lineRule="auto" w:after="180"/>
+      </w:pPr>
+      <w:r>
+        <w:rPr>
+          <w:b/>
+        </w:rPr>
+        <w:t>Confidence</w:t>
+      </w:r>
+      <w:r>
+        <w:rPr>
+          <w:b w:val="0"/>
+        </w:rPr>
+        <w:t xml:space="preserve"> and </w:t>
+      </w:r>
+      <w:r>
+        <w:rPr>
+          <w:b/>
+        </w:rPr>
+        <w:t>correctness</w:t>
+      </w:r>
+      <w:r>
+        <w:rPr>
+          <w:b w:val="0"/>
+        </w:rPr>
+        <w:t xml:space="preserve"> differ. A </w:t>
+      </w:r>
+      <w:r>
+        <w:rPr>
+          <w:b/>
+        </w:rPr>
+        <w:t>confident error</w:t>
+      </w:r>
+      <w:r>
+        <w:rPr>
+          <w:b w:val="0"/>
+        </w:rPr>
+        <w:t xml:space="preserve"> remains wrong. Check </w:t>
+      </w:r>
+      <w:r>
+        <w:rPr>
+          <w:b/>
+        </w:rPr>
+        <w:t>evidence</w:t>
+      </w:r>
+      <w:r>
+        <w:rPr>
+          <w:b w:val="0"/>
+        </w:rPr>
+        <w:t xml:space="preserve">, particularly unfamiliar or low-quality </w:t>
+      </w:r>
+      <w:r>
+        <w:rPr>
+          <w:b/>
+        </w:rPr>
+        <w:t>input</w:t>
+      </w:r>
+      <w:r>
+        <w:rPr>
+          <w:b w:val="0"/>
+        </w:rPr>
+        <w:t>s.</w:t>
       </w:r>
     </w:p>
     <w:p>
@@ -3156,7 +6204,14 @@
       </w:r>
     </w:p>
     <w:p>
-      <w:r>
+      <w:pPr>
+        <w:spacing w:line="336" w:lineRule="auto" w:after="180"/>
+        <w:shd w:fill="F5F1FB"/>
+      </w:pPr>
+      <w:r>
+        <w:rPr>
+          <w:b w:val="0"/>
+        </w:rPr>
         <w:t>Which detail supports the answer, and why does it matter?</w:t>
       </w:r>
     </w:p>
@@ -3312,18 +6367,91 @@
       </w:tr>
     </w:tbl>
     <w:p>
-      <w:r>
+      <w:pPr>
+        <w:spacing w:line="336" w:lineRule="auto" w:after="180"/>
+      </w:pPr>
+      <w:r>
+        <w:rPr>
+          <w:b w:val="0"/>
+        </w:rPr>
         <w:t>A helper confidently labels a blurred dog photo as cat; the clear original shows a dog.</w:t>
       </w:r>
     </w:p>
     <w:p>
-      <w:r>
+      <w:pPr>
+        <w:spacing w:line="336" w:lineRule="auto" w:after="180"/>
+        <w:shd w:fill="F5F1FB"/>
+      </w:pPr>
+      <w:r>
+        <w:rPr>
+          <w:b w:val="0"/>
+        </w:rPr>
         <w:t>What does this show?</w:t>
       </w:r>
     </w:p>
     <w:p>
-      <w:r>
-        <w:t>Confidence and correctness differ. A confident error remains wrong. Check evidence, particularly unfamiliar or low-quality inputs.</w:t>
+      <w:pPr>
+        <w:spacing w:line="336" w:lineRule="auto" w:after="180"/>
+      </w:pPr>
+      <w:r>
+        <w:rPr>
+          <w:b/>
+        </w:rPr>
+        <w:t>Confidence</w:t>
+      </w:r>
+      <w:r>
+        <w:rPr>
+          <w:b w:val="0"/>
+        </w:rPr>
+        <w:t xml:space="preserve"> and </w:t>
+      </w:r>
+      <w:r>
+        <w:rPr>
+          <w:b/>
+        </w:rPr>
+        <w:t>correctness</w:t>
+      </w:r>
+      <w:r>
+        <w:rPr>
+          <w:b w:val="0"/>
+        </w:rPr>
+        <w:t xml:space="preserve"> differ. A </w:t>
+      </w:r>
+      <w:r>
+        <w:rPr>
+          <w:b/>
+        </w:rPr>
+        <w:t>confident error</w:t>
+      </w:r>
+      <w:r>
+        <w:rPr>
+          <w:b w:val="0"/>
+        </w:rPr>
+        <w:t xml:space="preserve"> remains wrong. Check </w:t>
+      </w:r>
+      <w:r>
+        <w:rPr>
+          <w:b/>
+        </w:rPr>
+        <w:t>evidence</w:t>
+      </w:r>
+      <w:r>
+        <w:rPr>
+          <w:b w:val="0"/>
+        </w:rPr>
+        <w:t xml:space="preserve">, particularly unfamiliar or low-quality </w:t>
+      </w:r>
+      <w:r>
+        <w:rPr>
+          <w:b/>
+        </w:rPr>
+        <w:t>input</w:t>
+      </w:r>
+      <w:r>
+        <w:rPr>
+          <w:b w:val="0"/>
+        </w:rPr>
+        <w:t>s.</w:t>
       </w:r>
     </w:p>
     <w:p>
@@ -3335,6 +6463,11 @@
       </w:r>
     </w:p>
     <w:p>
+      <w:r>
+        <w:t>Attempt the reserved new case before feedback. Record support; the earlier examples below remain additional practice.</w:t>
+      </w:r>
+    </w:p>
+    <w:p>
       <w:pPr>
         <w:pStyle w:val="Heading3"/>
       </w:pPr>
@@ -3343,8 +6476,61 @@
       </w:r>
     </w:p>
     <w:p>
-      <w:r>
-        <w:t>A fictional leaf sorter claims a 75 percent probability of correctness for each of eight chosen labels. Later evidence establishes six correct labels, one incorrect label and one missing outcome. A report says six out of eight proves perfect calibration and guarantees the next label. Repair the report, state the assessed and unassessed counts, and describe a better follow-up check.</w:t>
+      <w:pPr>
+        <w:spacing w:line="336" w:lineRule="auto" w:after="180"/>
+      </w:pPr>
+      <w:r>
+        <w:rPr>
+          <w:b w:val="0"/>
+        </w:rPr>
+        <w:t xml:space="preserve">A fictional leaf sorter claims a 75 percent probability of </w:t>
+      </w:r>
+      <w:r>
+        <w:rPr>
+          <w:b/>
+        </w:rPr>
+        <w:t>correctness</w:t>
+      </w:r>
+      <w:r>
+        <w:rPr>
+          <w:b w:val="0"/>
+        </w:rPr>
+        <w:t xml:space="preserve"> for each of eight chosen labels. Later </w:t>
+      </w:r>
+      <w:r>
+        <w:rPr>
+          <w:b/>
+        </w:rPr>
+        <w:t>evidence</w:t>
+      </w:r>
+      <w:r>
+        <w:rPr>
+          <w:b w:val="0"/>
+        </w:rPr>
+        <w:t xml:space="preserve"> establishes six correct labels, one incorrect label and one missing outcome.</w:t>
+      </w:r>
+    </w:p>
+    <w:p>
+      <w:pPr>
+        <w:spacing w:line="336" w:lineRule="auto" w:after="180"/>
+      </w:pPr>
+      <w:r>
+        <w:rPr>
+          <w:b w:val="0"/>
+        </w:rPr>
+        <w:t xml:space="preserve">A report says six out of eight proves perfect </w:t>
+      </w:r>
+      <w:r>
+        <w:rPr>
+          <w:b/>
+        </w:rPr>
+        <w:t>calibration</w:t>
+      </w:r>
+      <w:r>
+        <w:rPr>
+          <w:b w:val="0"/>
+        </w:rPr>
+        <w:t xml:space="preserve"> and guarantees the next label. Repair the report, state the assessed and unassessed counts, and describe a better follow-up check.</w:t>
       </w:r>
     </w:p>
     <w:p>
@@ -3391,7 +6577,13 @@
       </w:r>
     </w:p>
     <w:p>
-      <w:r>
+      <w:pPr>
+        <w:spacing w:line="336" w:lineRule="auto" w:after="180"/>
+      </w:pPr>
+      <w:r>
+        <w:rPr>
+          <w:b w:val="0"/>
+        </w:rPr>
         <w:t>Attempt this case before feedback. Record any help. Earlier examples below are further practice; a case already practised with feedback cannot establish fresh transfer.</w:t>
       </w:r>
     </w:p>
@@ -3404,18 +6596,67 @@
       </w:r>
     </w:p>
     <w:p>
-      <w:r>
+      <w:pPr>
+        <w:spacing w:line="336" w:lineRule="auto" w:after="180"/>
+      </w:pPr>
+      <w:r>
+        <w:rPr>
+          <w:b w:val="0"/>
+        </w:rPr>
         <w:t>Close the worked explanation. Apply the idea to this different question without copying.</w:t>
       </w:r>
     </w:p>
     <w:p>
-      <w:r>
-        <w:t>A sorter is very confident that a leaf is a coin, but a person checks and sees a leaf. Which determines correctness: confidence or the checked object? Why?</w:t>
-      </w:r>
-    </w:p>
-    <w:p>
-      <w:r>
-        <w:t>My answer, with a trace, calculation or supporting evidence</w:t>
+      <w:pPr>
+        <w:spacing w:line="336" w:lineRule="auto" w:after="180"/>
+        <w:shd w:fill="F5F1FB"/>
+      </w:pPr>
+      <w:r>
+        <w:rPr>
+          <w:b w:val="0"/>
+        </w:rPr>
+        <w:t xml:space="preserve">A sorter is very confident that a leaf is a coin, but a person checks and sees a leaf. Which determines </w:t>
+      </w:r>
+      <w:r>
+        <w:rPr>
+          <w:b/>
+        </w:rPr>
+        <w:t>correctness</w:t>
+      </w:r>
+      <w:r>
+        <w:rPr>
+          <w:b w:val="0"/>
+        </w:rPr>
+        <w:t xml:space="preserve">: </w:t>
+      </w:r>
+      <w:r>
+        <w:rPr>
+          <w:b/>
+        </w:rPr>
+        <w:t>confidence</w:t>
+      </w:r>
+      <w:r>
+        <w:rPr>
+          <w:b w:val="0"/>
+        </w:rPr>
+        <w:t xml:space="preserve"> or the checked object? Why?</w:t>
+      </w:r>
+    </w:p>
+    <w:p>
+      <w:pPr>
+        <w:spacing w:line="336" w:lineRule="auto" w:after="180"/>
+      </w:pPr>
+      <w:r>
+        <w:rPr>
+          <w:b w:val="0"/>
+        </w:rPr>
+        <w:t xml:space="preserve">My answer, with a trace, calculation or supporting </w:t>
+      </w:r>
+      <w:r>
+        <w:rPr>
+          <w:b/>
+        </w:rPr>
+        <w:t>evidence</w:t>
       </w:r>
     </w:p>
     <w:p>
@@ -3460,13 +6701,37 @@
       </w:r>
     </w:p>
     <w:p>
-      <w:r>
+      <w:pPr>
+        <w:spacing w:line="336" w:lineRule="auto" w:after="180"/>
+      </w:pPr>
+      <w:r>
+        <w:rPr>
+          <w:b w:val="0"/>
+        </w:rPr>
         <w:t>Change one relevant detail. Predict the result before testing. Include a boundary or missing-information case when it helps reveal a limit.</w:t>
       </w:r>
     </w:p>
     <w:p>
-      <w:r>
-        <w:t>My changed input and expected result</w:t>
+      <w:pPr>
+        <w:spacing w:line="336" w:lineRule="auto" w:after="180"/>
+      </w:pPr>
+      <w:r>
+        <w:rPr>
+          <w:b w:val="0"/>
+        </w:rPr>
+        <w:t xml:space="preserve">My changed </w:t>
+      </w:r>
+      <w:r>
+        <w:rPr>
+          <w:b/>
+        </w:rPr>
+        <w:t>input</w:t>
+      </w:r>
+      <w:r>
+        <w:rPr>
+          <w:b w:val="0"/>
+        </w:rPr>
+        <w:t xml:space="preserve"> and expected result</w:t>
       </w:r>
     </w:p>
     <w:p>
@@ -3511,13 +6776,49 @@
       </w:r>
     </w:p>
     <w:p>
-      <w:r>
-        <w:t>Record both the sorter's confidence wording and the human-confirmed outcome; keep them in separate columns.</w:t>
-      </w:r>
-    </w:p>
-    <w:p>
-      <w:r>
-        <w:t>The evidence I will keep</w:t>
+      <w:pPr>
+        <w:spacing w:line="336" w:lineRule="auto" w:after="180"/>
+      </w:pPr>
+      <w:r>
+        <w:rPr>
+          <w:b w:val="0"/>
+        </w:rPr>
+        <w:t xml:space="preserve">Record both the sorter's </w:t>
+      </w:r>
+      <w:r>
+        <w:rPr>
+          <w:b/>
+        </w:rPr>
+        <w:t>confidence</w:t>
+      </w:r>
+      <w:r>
+        <w:rPr>
+          <w:b w:val="0"/>
+        </w:rPr>
+        <w:t xml:space="preserve"> wording and the human-confirmed outcome; keep them in separate columns.</w:t>
+      </w:r>
+    </w:p>
+    <w:p>
+      <w:pPr>
+        <w:spacing w:line="336" w:lineRule="auto" w:after="180"/>
+      </w:pPr>
+      <w:r>
+        <w:rPr>
+          <w:b w:val="0"/>
+        </w:rPr>
+        <w:t xml:space="preserve">The </w:t>
+      </w:r>
+      <w:r>
+        <w:rPr>
+          <w:b/>
+        </w:rPr>
+        <w:t>evidence</w:t>
+      </w:r>
+      <w:r>
+        <w:rPr>
+          <w:b w:val="0"/>
+        </w:rPr>
+        <w:t xml:space="preserve"> I will keep</w:t>
       </w:r>
     </w:p>
     <w:p>
@@ -3554,8 +6855,26 @@
       </w:r>
     </w:p>
     <w:p>
-      <w:r>
-        <w:t>Your teacher has the independent answer and scoring criteria. Complete the matching workbook week to keep your practice evidence together.</w:t>
+      <w:pPr>
+        <w:spacing w:line="336" w:lineRule="auto" w:after="180"/>
+      </w:pPr>
+      <w:r>
+        <w:rPr>
+          <w:b w:val="0"/>
+        </w:rPr>
+        <w:t xml:space="preserve">Your teacher has the independent answer and scoring criteria. Complete the matching workbook week to keep your practice </w:t>
+      </w:r>
+      <w:r>
+        <w:rPr>
+          <w:b/>
+        </w:rPr>
+        <w:t>evidence</w:t>
+      </w:r>
+      <w:r>
+        <w:rPr>
+          <w:b w:val="0"/>
+        </w:rPr>
+        <w:t xml:space="preserve"> together.</w:t>
       </w:r>
     </w:p>
     <w:p>
@@ -3567,8 +6886,39 @@
       </w:r>
     </w:p>
     <w:p>
-      <w:r>
-        <w:t>A helper says 'definitely correct' on four answers; only two match the answer key. A cautious helper gives the same four answers. Which is more accurate? What additional evidence would you need to compare confidence quality?</w:t>
+      <w:pPr>
+        <w:spacing w:line="336" w:lineRule="auto" w:after="180"/>
+        <w:shd w:fill="F5F1FB"/>
+      </w:pPr>
+      <w:r>
+        <w:rPr>
+          <w:b w:val="0"/>
+        </w:rPr>
+        <w:t xml:space="preserve">A helper says 'definitely correct' on four answers; only two match the answer key. A cautious helper gives the same four answers. Which is more accurate? What additional </w:t>
+      </w:r>
+      <w:r>
+        <w:rPr>
+          <w:b/>
+        </w:rPr>
+        <w:t>evidence</w:t>
+      </w:r>
+      <w:r>
+        <w:rPr>
+          <w:b w:val="0"/>
+        </w:rPr>
+        <w:t xml:space="preserve"> would you need to compare </w:t>
+      </w:r>
+      <w:r>
+        <w:rPr>
+          <w:b/>
+        </w:rPr>
+        <w:t>confidence</w:t>
+      </w:r>
+      <w:r>
+        <w:rPr>
+          <w:b w:val="0"/>
+        </w:rPr>
+        <w:t xml:space="preserve"> quality?</w:t>
       </w:r>
     </w:p>
     <w:p>
@@ -3623,8 +6973,25 @@
       </w:r>
     </w:p>
     <w:p>
-      <w:r>
-        <w:t>Attempt the independent case before hints. Record whether you worked alone, used a hint or followed a model. After feedback, fix the first unsupported step and explain why it changed. A later check uses a changed case, not a copied answer.</w:t>
+      <w:pPr>
+        <w:spacing w:line="336" w:lineRule="auto" w:after="180"/>
+      </w:pPr>
+      <w:r>
+        <w:rPr>
+          <w:b w:val="0"/>
+        </w:rPr>
+        <w:t>Attempt the independent case before hints. Record whether you worked alone, used a hint or followed a model. After feedback, fix the first unsupported step and explain why it changed.</w:t>
+      </w:r>
+    </w:p>
+    <w:p>
+      <w:pPr>
+        <w:spacing w:line="336" w:lineRule="auto" w:after="180"/>
+      </w:pPr>
+      <w:r>
+        <w:rPr>
+          <w:b w:val="0"/>
+        </w:rPr>
+        <w:t>A later check uses a changed case, not a copied answer.</w:t>
       </w:r>
     </w:p>
     <w:p>
@@ -3637,7 +7004,30 @@
     </w:p>
     <w:p>
       <w:r>
-        <w:t>Start with this question: A fictional card classifier reports a claimed 80% chance that each chosen label is correct.</w:t>
+        <w:t>Use this map to navigate Confidence Is Not Correctness, connect the goals to tasks and keep one evidence record for each attempt.</w:t>
+      </w:r>
+    </w:p>
+    <w:p>
+      <w:pPr>
+        <w:spacing w:line="336" w:lineRule="auto" w:after="180"/>
+      </w:pPr>
+      <w:r>
+        <w:rPr>
+          <w:b w:val="0"/>
+        </w:rPr>
+        <w:t xml:space="preserve">Start with this question: A fictional card classifier reports a claimed </w:t>
+      </w:r>
+      <w:r>
+        <w:rPr>
+          <w:b/>
+        </w:rPr>
+        <w:t>80%</w:t>
+      </w:r>
+      <w:r>
+        <w:rPr>
+          <w:b w:val="0"/>
+        </w:rPr>
+        <w:t xml:space="preserve"> chance that each chosen label is correct.</w:t>
       </w:r>
     </w:p>
     <w:tbl>
@@ -3743,13 +7133,61 @@
       </w:tr>
     </w:tbl>
     <w:p>
-      <w:r>
-        <w:t>Remember → watch and explain → try with help → investigate → try independently → keep project evidence. Your teacher may spread this lesson across several classes.</w:t>
-      </w:r>
-    </w:p>
-    <w:p>
-      <w:r>
-        <w:t>Keep your first prediction. Compare it with what the evidence shows and explain any change.</w:t>
+      <w:pPr>
+        <w:spacing w:line="336" w:lineRule="auto" w:after="180"/>
+      </w:pPr>
+      <w:r>
+        <w:rPr>
+          <w:b w:val="0"/>
+        </w:rPr>
+        <w:t xml:space="preserve">Remember → watch and explain → try with help → investigate → try independently → keep project </w:t>
+      </w:r>
+      <w:r>
+        <w:rPr>
+          <w:b/>
+        </w:rPr>
+        <w:t>evidence</w:t>
+      </w:r>
+      <w:r>
+        <w:rPr>
+          <w:b w:val="0"/>
+        </w:rPr>
+        <w:t>. Your teacher may spread this lesson across several classes.</w:t>
+      </w:r>
+    </w:p>
+    <w:p>
+      <w:pPr>
+        <w:spacing w:line="336" w:lineRule="auto" w:after="180"/>
+      </w:pPr>
+      <w:r>
+        <w:rPr>
+          <w:b w:val="0"/>
+        </w:rPr>
+        <w:t xml:space="preserve">Keep your first </w:t>
+      </w:r>
+      <w:r>
+        <w:rPr>
+          <w:b/>
+        </w:rPr>
+        <w:t>prediction</w:t>
+      </w:r>
+      <w:r>
+        <w:rPr>
+          <w:b w:val="0"/>
+        </w:rPr>
+        <w:t xml:space="preserve">. Compare it with what the </w:t>
+      </w:r>
+      <w:r>
+        <w:rPr>
+          <w:b/>
+        </w:rPr>
+        <w:t>evidence</w:t>
+      </w:r>
+      <w:r>
+        <w:rPr>
+          <w:b w:val="0"/>
+        </w:rPr>
+        <w:t xml:space="preserve"> shows and explain any change.</w:t>
       </w:r>
     </w:p>
     <w:p>
@@ -3762,7 +7200,54 @@
     </w:p>
     <w:p>
       <w:r>
-        <w:t>Close your notes. Explain this goal in your own words: Distinguish a confidence claim from evidence that a prediction was correct</w:t>
+        <w:t>Explain Confidence Is Not Correctness without notes, identify a remaining question and plan a later check with a changed case.</w:t>
+      </w:r>
+    </w:p>
+    <w:p>
+      <w:pPr>
+        <w:spacing w:line="336" w:lineRule="auto" w:after="180"/>
+      </w:pPr>
+      <w:r>
+        <w:rPr>
+          <w:b w:val="0"/>
+        </w:rPr>
+        <w:t xml:space="preserve">Close your notes. Explain this goal in your own words: Distinguish a </w:t>
+      </w:r>
+      <w:r>
+        <w:rPr>
+          <w:b/>
+        </w:rPr>
+        <w:t>confidence claim</w:t>
+      </w:r>
+      <w:r>
+        <w:rPr>
+          <w:b w:val="0"/>
+        </w:rPr>
+        <w:t xml:space="preserve"> from </w:t>
+      </w:r>
+      <w:r>
+        <w:rPr>
+          <w:b/>
+        </w:rPr>
+        <w:t>evidence</w:t>
+      </w:r>
+      <w:r>
+        <w:rPr>
+          <w:b w:val="0"/>
+        </w:rPr>
+        <w:t xml:space="preserve"> that a </w:t>
+      </w:r>
+      <w:r>
+        <w:rPr>
+          <w:b/>
+        </w:rPr>
+        <w:t>prediction</w:t>
+      </w:r>
+      <w:r>
+        <w:rPr>
+          <w:b w:val="0"/>
+        </w:rPr>
+        <w:t xml:space="preserve"> was correct</w:t>
       </w:r>
     </w:p>
     <w:p>
@@ -3799,13 +7284,61 @@
       </w:r>
     </w:p>
     <w:p>
-      <w:r>
-        <w:t>If you are unsure, return to the worked picture and explain one arrow. If you are ready, change an input or assumption and justify your prediction.</w:t>
-      </w:r>
-    </w:p>
-    <w:p>
-      <w:r>
-        <w:t>Save your workbook evidence. At the next review, try a different case before opening your old answer.</w:t>
+      <w:pPr>
+        <w:spacing w:line="336" w:lineRule="auto" w:after="180"/>
+      </w:pPr>
+      <w:r>
+        <w:rPr>
+          <w:b w:val="0"/>
+        </w:rPr>
+        <w:t xml:space="preserve">If you are unsure, return to the worked picture and explain one arrow. If you are ready, change an </w:t>
+      </w:r>
+      <w:r>
+        <w:rPr>
+          <w:b/>
+        </w:rPr>
+        <w:t>input</w:t>
+      </w:r>
+      <w:r>
+        <w:rPr>
+          <w:b w:val="0"/>
+        </w:rPr>
+        <w:t xml:space="preserve"> or assumption and justify your </w:t>
+      </w:r>
+      <w:r>
+        <w:rPr>
+          <w:b/>
+        </w:rPr>
+        <w:t>prediction</w:t>
+      </w:r>
+      <w:r>
+        <w:rPr>
+          <w:b w:val="0"/>
+        </w:rPr>
+        <w:t>.</w:t>
+      </w:r>
+    </w:p>
+    <w:p>
+      <w:pPr>
+        <w:spacing w:line="336" w:lineRule="auto" w:after="180"/>
+      </w:pPr>
+      <w:r>
+        <w:rPr>
+          <w:b w:val="0"/>
+        </w:rPr>
+        <w:t xml:space="preserve">Save your workbook </w:t>
+      </w:r>
+      <w:r>
+        <w:rPr>
+          <w:b/>
+        </w:rPr>
+        <w:t>evidence</w:t>
+      </w:r>
+      <w:r>
+        <w:rPr>
+          <w:b w:val="0"/>
+        </w:rPr>
+        <w:t>. At the next review, try a different case before opening your old answer.</w:t>
       </w:r>
     </w:p>
     <w:p>
@@ -3818,12 +7351,41 @@
     </w:p>
     <w:p>
       <w:r>
+        <w:t>Attempt supported questions before using hints or feedback. Review a missing building block, then keep the completed work.</w:t>
+      </w:r>
+    </w:p>
+    <w:p>
+      <w:pPr>
+        <w:spacing w:line="336" w:lineRule="auto" w:after="180"/>
+      </w:pPr>
+      <w:r>
+        <w:rPr>
+          <w:b w:val="0"/>
+        </w:rPr>
         <w:t>Use this supported practice once, in the browser or on paper. Keep the reserved independent assessment for a separate first attempt before teacher feedback.</w:t>
       </w:r>
     </w:p>
     <w:p>
-      <w:r>
-        <w:t>A fictional card classifier reports a claimed 80% chance that each chosen label is correct.</w:t>
+      <w:pPr>
+        <w:spacing w:line="336" w:lineRule="auto" w:after="180"/>
+      </w:pPr>
+      <w:r>
+        <w:rPr>
+          <w:b w:val="0"/>
+        </w:rPr>
+        <w:t xml:space="preserve">A fictional card classifier reports a claimed </w:t>
+      </w:r>
+      <w:r>
+        <w:rPr>
+          <w:b/>
+        </w:rPr>
+        <w:t>80%</w:t>
+      </w:r>
+      <w:r>
+        <w:rPr>
+          <w:b w:val="0"/>
+        </w:rPr>
+        <w:t xml:space="preserve"> chance that each chosen label is correct.</w:t>
       </w:r>
     </w:p>
     <w:p>
@@ -3835,27 +7397,61 @@
       </w:r>
     </w:p>
     <w:p>
-      <w:r>
+      <w:pPr>
+        <w:spacing w:line="336" w:lineRule="auto" w:after="180"/>
+      </w:pPr>
+      <w:r>
+        <w:rPr>
+          <w:b w:val="0"/>
+        </w:rPr>
         <w:t>Which labelled step matches this detail? The missing result could change the all-ten correct count to 7 or 8.</w:t>
       </w:r>
     </w:p>
     <w:p>
-      <w:r>
+      <w:pPr>
+        <w:spacing w:line="336" w:lineRule="auto" w:after="180"/>
+        <w:shd w:fill="F4F9FC"/>
+      </w:pPr>
+      <w:r>
+        <w:rPr>
+          <w:b w:val="0"/>
+        </w:rPr>
         <w:t>1. Checked outcomes</w:t>
       </w:r>
     </w:p>
     <w:p>
-      <w:r>
+      <w:pPr>
+        <w:spacing w:line="336" w:lineRule="auto" w:after="180"/>
+        <w:shd w:fill="F4F9FC"/>
+      </w:pPr>
+      <w:r>
+        <w:rPr>
+          <w:b w:val="0"/>
+        </w:rPr>
         <w:t>2. Report coverage</w:t>
       </w:r>
     </w:p>
     <w:p>
-      <w:r>
+      <w:pPr>
+        <w:spacing w:line="336" w:lineRule="auto" w:after="180"/>
+        <w:shd w:fill="F4F9FC"/>
+      </w:pPr>
+      <w:r>
+        <w:rPr>
+          <w:b w:val="0"/>
+        </w:rPr>
         <w:t>3. Retain unknown</w:t>
       </w:r>
     </w:p>
     <w:p>
-      <w:r>
+      <w:pPr>
+        <w:spacing w:line="336" w:lineRule="auto" w:after="180"/>
+        <w:shd w:fill="F4F9FC"/>
+      </w:pPr>
+      <w:r>
+        <w:rPr>
+          <w:b w:val="0"/>
+        </w:rPr>
         <w:t>4. Keep scores</w:t>
       </w:r>
     </w:p>
@@ -3893,41 +7489,227 @@
       </w:r>
     </w:p>
     <w:p>
-      <w:r>
+      <w:pPr>
+        <w:pStyle w:val="Heading3"/>
+      </w:pPr>
+      <w:r>
+        <w:t>Hint · try first</w:t>
+      </w:r>
+    </w:p>
+    <w:p>
+      <w:pPr>
+        <w:spacing w:line="336" w:lineRule="auto" w:after="180"/>
+        <w:shd w:fill="F1F6F8"/>
+      </w:pPr>
+      <w:r>
+        <w:rPr>
+          <w:b w:val="0"/>
+        </w:rPr>
         <w:t>Hint if needed: Read the steps in the pictorial case. Match the supplied detail to the stage that performs or records it.</w:t>
       </w:r>
     </w:p>
     <w:p>
-      <w:r>
-        <w:t>After your attempt, compare with the supported explanation: Retain unknown The missing result could change the all-ten correct count to 7 or 8. Do not count the missing outcome as correct or silently remove it from the coverage report. These records allow an all-ten agreement range from 70% to 80%. They do not show that claimed probabilities match checked correctness over many comparable predictions; that requires much more suitable evidence.</w:t>
-      </w:r>
-    </w:p>
-    <w:p>
       <w:pPr>
         <w:pStyle w:val="Heading3"/>
       </w:pPr>
       <w:r>
+        <w:t>Feedback · compare after trying</w:t>
+      </w:r>
+    </w:p>
+    <w:p>
+      <w:pPr>
+        <w:spacing w:line="336" w:lineRule="auto" w:after="180"/>
+        <w:shd w:fill="F1F6FC"/>
+      </w:pPr>
+      <w:r>
+        <w:rPr>
+          <w:b w:val="0"/>
+        </w:rPr>
+        <w:t>After your attempt, compare with the supported explanation: Retain unknown The missing result could change the all-ten correct count to 7 or 8.</w:t>
+      </w:r>
+    </w:p>
+    <w:p>
+      <w:pPr>
+        <w:spacing w:line="336" w:lineRule="auto" w:after="180"/>
+        <w:shd w:fill="F1F6FC"/>
+      </w:pPr>
+      <w:r>
+        <w:rPr>
+          <w:b w:val="0"/>
+        </w:rPr>
+        <w:t xml:space="preserve">Do not count the missing outcome as correct or silently remove it from the coverage report. These records allow an all-ten agreement range from </w:t>
+      </w:r>
+      <w:r>
+        <w:rPr>
+          <w:b/>
+        </w:rPr>
+        <w:t>70%</w:t>
+      </w:r>
+      <w:r>
+        <w:rPr>
+          <w:b w:val="0"/>
+        </w:rPr>
+        <w:t xml:space="preserve"> to </w:t>
+      </w:r>
+      <w:r>
+        <w:rPr>
+          <w:b/>
+        </w:rPr>
+        <w:t>80%</w:t>
+      </w:r>
+      <w:r>
+        <w:rPr>
+          <w:b w:val="0"/>
+        </w:rPr>
+        <w:t>.</w:t>
+      </w:r>
+    </w:p>
+    <w:p>
+      <w:pPr>
+        <w:spacing w:line="336" w:lineRule="auto" w:after="180"/>
+        <w:shd w:fill="F1F6FC"/>
+      </w:pPr>
+      <w:r>
+        <w:rPr>
+          <w:b w:val="0"/>
+        </w:rPr>
+        <w:t xml:space="preserve">They do not show that claimed probabilities match checked </w:t>
+      </w:r>
+      <w:r>
+        <w:rPr>
+          <w:b/>
+        </w:rPr>
+        <w:t>correctness</w:t>
+      </w:r>
+      <w:r>
+        <w:rPr>
+          <w:b w:val="0"/>
+        </w:rPr>
+        <w:t xml:space="preserve"> over many comparable </w:t>
+      </w:r>
+      <w:r>
+        <w:rPr>
+          <w:b/>
+        </w:rPr>
+        <w:t>prediction</w:t>
+      </w:r>
+      <w:r>
+        <w:rPr>
+          <w:b w:val="0"/>
+        </w:rPr>
+        <w:t xml:space="preserve">s; that requires much more suitable </w:t>
+      </w:r>
+      <w:r>
+        <w:rPr>
+          <w:b/>
+        </w:rPr>
+        <w:t>evidence</w:t>
+      </w:r>
+      <w:r>
+        <w:rPr>
+          <w:b w:val="0"/>
+        </w:rPr>
+        <w:t>.</w:t>
+      </w:r>
+    </w:p>
+    <w:p>
+      <w:pPr>
+        <w:pStyle w:val="Heading3"/>
+      </w:pPr>
+      <w:r>
         <w:t>Practice 2: explain the deciding evidence</w:t>
       </w:r>
     </w:p>
     <w:p>
-      <w:r>
+      <w:pPr>
+        <w:pStyle w:val="Heading3"/>
+      </w:pPr>
+      <w:r>
+        <w:t>Changed case · predict first</w:t>
+      </w:r>
+    </w:p>
+    <w:p>
+      <w:pPr>
+        <w:spacing w:line="336" w:lineRule="auto" w:after="180"/>
+        <w:shd w:fill="F5F1FB"/>
+      </w:pPr>
+      <w:r>
+        <w:rPr>
+          <w:b w:val="0"/>
+        </w:rPr>
         <w:t>Changed-case practice: The missing outcome is checked and found incorrect. Which conclusion is supported by the supplied facts?</w:t>
       </w:r>
     </w:p>
     <w:p>
-      <w:r>
-        <w:t>1. This one example guarantees correct results for every future input.</w:t>
-      </w:r>
-    </w:p>
-    <w:p>
-      <w:r>
-        <w:t>2. We can decide the result without examining the changed input or the procedure.</w:t>
-      </w:r>
-    </w:p>
-    <w:p>
-      <w:r>
-        <w:t>3. All-ten agreement is 7/10=70%.</w:t>
+      <w:pPr>
+        <w:spacing w:line="336" w:lineRule="auto" w:after="180"/>
+        <w:shd w:fill="F4F9FC"/>
+      </w:pPr>
+      <w:r>
+        <w:rPr>
+          <w:b w:val="0"/>
+        </w:rPr>
+        <w:t xml:space="preserve">1. This one example guarantees correct results for every future </w:t>
+      </w:r>
+      <w:r>
+        <w:rPr>
+          <w:b/>
+        </w:rPr>
+        <w:t>input</w:t>
+      </w:r>
+      <w:r>
+        <w:rPr>
+          <w:b w:val="0"/>
+        </w:rPr>
+        <w:t>.</w:t>
+      </w:r>
+    </w:p>
+    <w:p>
+      <w:pPr>
+        <w:spacing w:line="336" w:lineRule="auto" w:after="180"/>
+        <w:shd w:fill="F4F9FC"/>
+      </w:pPr>
+      <w:r>
+        <w:rPr>
+          <w:b w:val="0"/>
+        </w:rPr>
+        <w:t xml:space="preserve">2. We can decide the result without examining the changed </w:t>
+      </w:r>
+      <w:r>
+        <w:rPr>
+          <w:b/>
+        </w:rPr>
+        <w:t>input</w:t>
+      </w:r>
+      <w:r>
+        <w:rPr>
+          <w:b w:val="0"/>
+        </w:rPr>
+        <w:t xml:space="preserve"> or the procedure.</w:t>
+      </w:r>
+    </w:p>
+    <w:p>
+      <w:pPr>
+        <w:spacing w:line="336" w:lineRule="auto" w:after="180"/>
+        <w:shd w:fill="F4F9FC"/>
+      </w:pPr>
+      <w:r>
+        <w:rPr>
+          <w:b w:val="0"/>
+        </w:rPr>
+        <w:t>3. All-ten agreement is 7/10=</w:t>
+      </w:r>
+      <w:r>
+        <w:rPr>
+          <w:b/>
+        </w:rPr>
+        <w:t>70%</w:t>
+      </w:r>
+      <w:r>
+        <w:rPr>
+          <w:b w:val="0"/>
+        </w:rPr>
+        <w:t>.</w:t>
       </w:r>
     </w:p>
     <w:p>
@@ -3964,36 +7746,213 @@
       </w:r>
     </w:p>
     <w:p>
-      <w:r>
+      <w:pPr>
+        <w:pStyle w:val="Heading3"/>
+      </w:pPr>
+      <w:r>
+        <w:t>Hint · try first</w:t>
+      </w:r>
+    </w:p>
+    <w:p>
+      <w:pPr>
+        <w:spacing w:line="336" w:lineRule="auto" w:after="180"/>
+        <w:shd w:fill="F1F6F8"/>
+      </w:pPr>
+      <w:r>
+        <w:rPr>
+          <w:b w:val="0"/>
+        </w:rPr>
         <w:t>Hint if needed: Use the changed condition and the deciding step in the pictorial trace. The answer must say what follows from those facts.</w:t>
       </w:r>
     </w:p>
     <w:p>
-      <w:r>
-        <w:t>After your attempt, compare with the supported explanation: All-ten agreement is 7/10=70%. There are now three wrong labels and no unknown outcomes.</w:t>
-      </w:r>
-    </w:p>
-    <w:p>
       <w:pPr>
         <w:pStyle w:val="Heading3"/>
       </w:pPr>
       <w:r>
+        <w:t>Feedback · compare after trying</w:t>
+      </w:r>
+    </w:p>
+    <w:p>
+      <w:pPr>
+        <w:spacing w:line="336" w:lineRule="auto" w:after="180"/>
+        <w:shd w:fill="F1F6FC"/>
+      </w:pPr>
+      <w:r>
+        <w:rPr>
+          <w:b w:val="0"/>
+        </w:rPr>
+        <w:t>After your attempt, compare with the supported explanation: All-ten agreement is 7/10=</w:t>
+      </w:r>
+      <w:r>
+        <w:rPr>
+          <w:b/>
+        </w:rPr>
+        <w:t>70%</w:t>
+      </w:r>
+      <w:r>
+        <w:rPr>
+          <w:b w:val="0"/>
+        </w:rPr>
+        <w:t>. There are now three wrong labels and no unknown outcomes.</w:t>
+      </w:r>
+    </w:p>
+    <w:p>
+      <w:pPr>
+        <w:pStyle w:val="Heading3"/>
+      </w:pPr>
+      <w:r>
         <w:t>Repair a missing building block</w:t>
       </w:r>
     </w:p>
     <w:p>
-      <w:r>
-        <w:t>Review Prediction Is Not Fact (ai-1/17). Goal: Separate a recorded prediction from the observation used to check it. Short practice: Which field changes the observation label, and which field changes the model prediction?. Return to this week and explain what you changed.</w:t>
-      </w:r>
-    </w:p>
-    <w:p>
-      <w:r>
-        <w:t>Review Save New Examples for Testing (ai-1/15). Goal: Separate examples used to choose a model from examples reserved for its final evaluation. Short practice: Does 4/4 on the replay replace the original 3/4 result? Explain.. Return to this week and explain what you changed.</w:t>
-      </w:r>
-    </w:p>
-    <w:p>
-      <w:r>
-        <w:t>Review Debug the Cause (ai-1/12). Goal: Compare expected and observed traces to locate the first difference. Short practice: Propose input 0 and give both predicted outputs without inventing an observed result.. Return to this week and explain what you changed.</w:t>
+      <w:pPr>
+        <w:spacing w:line="336" w:lineRule="auto" w:after="180"/>
+      </w:pPr>
+      <w:r>
+        <w:rPr>
+          <w:b w:val="0"/>
+        </w:rPr>
+        <w:t xml:space="preserve">Review </w:t>
+      </w:r>
+      <w:r>
+        <w:rPr>
+          <w:b/>
+        </w:rPr>
+        <w:t>Prediction</w:t>
+      </w:r>
+      <w:r>
+        <w:rPr>
+          <w:b w:val="0"/>
+        </w:rPr>
+        <w:t xml:space="preserve"> Is Not Fact (ai-1/17). Goal: Separate a recorded </w:t>
+      </w:r>
+      <w:r>
+        <w:rPr>
+          <w:b/>
+        </w:rPr>
+        <w:t>prediction</w:t>
+      </w:r>
+      <w:r>
+        <w:rPr>
+          <w:b w:val="0"/>
+        </w:rPr>
+        <w:t xml:space="preserve"> from the </w:t>
+      </w:r>
+      <w:r>
+        <w:rPr>
+          <w:b/>
+        </w:rPr>
+        <w:t>observation</w:t>
+      </w:r>
+      <w:r>
+        <w:rPr>
+          <w:b w:val="0"/>
+        </w:rPr>
+        <w:t xml:space="preserve"> used to check it. Short practice: Which field changes the </w:t>
+      </w:r>
+      <w:r>
+        <w:rPr>
+          <w:b/>
+        </w:rPr>
+        <w:t>observation</w:t>
+      </w:r>
+      <w:r>
+        <w:rPr>
+          <w:b w:val="0"/>
+        </w:rPr>
+        <w:t xml:space="preserve"> label, and which field changes the model </w:t>
+      </w:r>
+      <w:r>
+        <w:rPr>
+          <w:b/>
+        </w:rPr>
+        <w:t>prediction</w:t>
+      </w:r>
+      <w:r>
+        <w:rPr>
+          <w:b w:val="0"/>
+        </w:rPr>
+        <w:t>?.</w:t>
+      </w:r>
+    </w:p>
+    <w:p>
+      <w:pPr>
+        <w:spacing w:line="336" w:lineRule="auto" w:after="180"/>
+      </w:pPr>
+      <w:r>
+        <w:rPr>
+          <w:b w:val="0"/>
+        </w:rPr>
+        <w:t>Return to this week and explain what you changed.</w:t>
+      </w:r>
+    </w:p>
+    <w:p>
+      <w:pPr>
+        <w:spacing w:line="336" w:lineRule="auto" w:after="180"/>
+      </w:pPr>
+      <w:r>
+        <w:rPr>
+          <w:b w:val="0"/>
+        </w:rPr>
+        <w:t>Review Save New Examples for Testing (ai-1/15). Goal: Separate examples used to choose a model from examples reserved for its final evaluation. Short practice: Does 4/4 on the replay replace the original 3/4 result? Explain..</w:t>
+      </w:r>
+    </w:p>
+    <w:p>
+      <w:pPr>
+        <w:spacing w:line="336" w:lineRule="auto" w:after="180"/>
+      </w:pPr>
+      <w:r>
+        <w:rPr>
+          <w:b w:val="0"/>
+        </w:rPr>
+        <w:t>Return to this week and explain what you changed.</w:t>
+      </w:r>
+    </w:p>
+    <w:p>
+      <w:pPr>
+        <w:spacing w:line="336" w:lineRule="auto" w:after="180"/>
+      </w:pPr>
+      <w:r>
+        <w:rPr>
+          <w:b w:val="0"/>
+        </w:rPr>
+        <w:t xml:space="preserve">Review Debug the Cause (ai-1/12). Goal: Compare expected and observed traces to locate the first difference. Short practice: Propose </w:t>
+      </w:r>
+      <w:r>
+        <w:rPr>
+          <w:b/>
+        </w:rPr>
+        <w:t>input</w:t>
+      </w:r>
+      <w:r>
+        <w:rPr>
+          <w:b w:val="0"/>
+        </w:rPr>
+        <w:t xml:space="preserve"> 0 and give both predicted </w:t>
+      </w:r>
+      <w:r>
+        <w:rPr>
+          <w:b/>
+        </w:rPr>
+        <w:t>output</w:t>
+      </w:r>
+      <w:r>
+        <w:rPr>
+          <w:b w:val="0"/>
+        </w:rPr>
+        <w:t>s without inventing an observed result..</w:t>
+      </w:r>
+    </w:p>
+    <w:p>
+      <w:pPr>
+        <w:spacing w:line="336" w:lineRule="auto" w:after="180"/>
+      </w:pPr>
+      <w:r>
+        <w:rPr>
+          <w:b w:val="0"/>
+        </w:rPr>
+        <w:t>Return to this week and explain what you changed.</w:t>
       </w:r>
     </w:p>
     <w:p>
@@ -4005,8 +7964,723 @@
       </w:r>
     </w:p>
     <w:p>
-      <w:r>
-        <w:t>Use Download completed work in the hosted lesson to export your answers, reflections, practice feedback and code-run evidence. Open the HTML copy to read or print it. Drafts stay in this browser when storage is available; clear drafts on a shared device.</w:t>
+      <w:pPr>
+        <w:spacing w:line="336" w:lineRule="auto" w:after="180"/>
+      </w:pPr>
+      <w:r>
+        <w:rPr>
+          <w:b w:val="0"/>
+        </w:rPr>
+        <w:t xml:space="preserve">Use Download completed work in the hosted lesson to export your answers, reflections, practice feedback and code-run </w:t>
+      </w:r>
+      <w:r>
+        <w:rPr>
+          <w:b/>
+        </w:rPr>
+        <w:t>evidence</w:t>
+      </w:r>
+      <w:r>
+        <w:rPr>
+          <w:b w:val="0"/>
+        </w:rPr>
+        <w:t>. Open the HTML copy to read or print it.</w:t>
+      </w:r>
+    </w:p>
+    <w:p>
+      <w:pPr>
+        <w:spacing w:line="336" w:lineRule="auto" w:after="180"/>
+      </w:pPr>
+      <w:r>
+        <w:rPr>
+          <w:b w:val="0"/>
+        </w:rPr>
+        <w:t>Drafts stay in this browser when storage is available; clear drafts on a shared device.</w:t>
+      </w:r>
+    </w:p>
+    <w:p>
+      <w:pPr>
+        <w:pStyle w:val="Heading1"/>
+      </w:pPr>
+      <w:r>
+        <w:t>18. Visual concept journey</w:t>
+      </w:r>
+    </w:p>
+    <w:p>
+      <w:r>
+        <w:t>Explain each Confidence Is Not Correctness graphic using its labels, deciding evidence and relevant limitation.</w:t>
+      </w:r>
+    </w:p>
+    <w:p>
+      <w:pPr>
+        <w:pStyle w:val="Heading3"/>
+      </w:pPr>
+      <w:r>
+        <w:t>01. Confidence Is Not Correctness: the case</w:t>
+      </w:r>
+    </w:p>
+    <w:p>
+      <w:r>
+        <w:drawing>
+          <wp:inline xmlns:a="http://schemas.openxmlformats.org/drawingml/2006/main" xmlns:pic="http://schemas.openxmlformats.org/drawingml/2006/picture">
+            <wp:extent cx="5486400" cy="2843784"/>
+            <wp:docPr id="23" name="Picture 23" descr="A fictional card classifier reports a claimed 80% chance that each chosen label is correct. Supplied facts: Ten predictions all have score 80%. Later checks find 7 correct, 2 incorrect and 1 outcome unavailable. The selected cards were not a representative survey."/>
+            <wp:cNvGraphicFramePr>
+              <a:graphicFrameLocks noChangeAspect="1"/>
+            </wp:cNvGraphicFramePr>
+            <a:graphic>
+              <a:graphicData uri="http://schemas.openxmlformats.org/drawingml/2006/picture">
+                <pic:pic>
+                  <pic:nvPicPr>
+                    <pic:cNvPr id="0" name="academy-story-ai-1-18-01.png"/>
+                    <pic:cNvPicPr/>
+                  </pic:nvPicPr>
+                  <pic:blipFill>
+                    <a:blip r:embed="rId31"/>
+                    <a:stretch>
+                      <a:fillRect/>
+                    </a:stretch>
+                  </pic:blipFill>
+                  <pic:spPr>
+                    <a:xfrm>
+                      <a:off x="0" y="0"/>
+                      <a:ext cx="5486400" cy="2843784"/>
+                    </a:xfrm>
+                    <a:prstGeom prst="rect"/>
+                  </pic:spPr>
+                </pic:pic>
+              </a:graphicData>
+            </a:graphic>
+          </wp:inline>
+        </w:drawing>
+      </w:r>
+    </w:p>
+    <w:p>
+      <w:pPr>
+        <w:spacing w:line="336" w:lineRule="auto" w:after="180"/>
+      </w:pPr>
+      <w:r>
+        <w:rPr>
+          <w:b w:val="0"/>
+        </w:rPr>
+        <w:t xml:space="preserve">A fictional card classifier reports a claimed </w:t>
+      </w:r>
+      <w:r>
+        <w:rPr>
+          <w:b/>
+        </w:rPr>
+        <w:t>80%</w:t>
+      </w:r>
+      <w:r>
+        <w:rPr>
+          <w:b w:val="0"/>
+        </w:rPr>
+        <w:t xml:space="preserve"> chance that each chosen label is correct. Supplied facts: Ten </w:t>
+      </w:r>
+      <w:r>
+        <w:rPr>
+          <w:b/>
+        </w:rPr>
+        <w:t>prediction</w:t>
+      </w:r>
+      <w:r>
+        <w:rPr>
+          <w:b w:val="0"/>
+        </w:rPr>
+        <w:t xml:space="preserve">s all have score </w:t>
+      </w:r>
+      <w:r>
+        <w:rPr>
+          <w:b/>
+        </w:rPr>
+        <w:t>80%</w:t>
+      </w:r>
+      <w:r>
+        <w:rPr>
+          <w:b w:val="0"/>
+        </w:rPr>
+        <w:t>. Later checks find 7 correct, 2 incorrect and 1 outcome unavailable.</w:t>
+      </w:r>
+    </w:p>
+    <w:p>
+      <w:pPr>
+        <w:spacing w:line="336" w:lineRule="auto" w:after="180"/>
+      </w:pPr>
+      <w:r>
+        <w:rPr>
+          <w:b w:val="0"/>
+        </w:rPr>
+        <w:t>The selected cards were not a representative survey.</w:t>
+      </w:r>
+    </w:p>
+    <w:p>
+      <w:pPr>
+        <w:spacing w:line="336" w:lineRule="auto" w:after="180"/>
+        <w:shd w:fill="F5F1FB"/>
+      </w:pPr>
+      <w:r>
+        <w:rPr>
+          <w:b w:val="0"/>
+        </w:rPr>
+        <w:t>Point to the given fact that matters most. Explain why it matters.</w:t>
+      </w:r>
+    </w:p>
+    <w:p>
+      <w:pPr>
+        <w:pStyle w:val="Heading3"/>
+      </w:pPr>
+      <w:r>
+        <w:t>02. Follow the deciding steps</w:t>
+      </w:r>
+    </w:p>
+    <w:p>
+      <w:r>
+        <w:drawing>
+          <wp:inline xmlns:a="http://schemas.openxmlformats.org/drawingml/2006/main" xmlns:pic="http://schemas.openxmlformats.org/drawingml/2006/picture">
+            <wp:extent cx="5486400" cy="4005072"/>
+            <wp:docPr id="24" name="Picture 24" descr="Keep scores: Ten chosen labels each carry 80%; this is a claim about uncertainty. → Checked outcomes: Seven correct plus two wrong gives nine known outcomes. → Report coverage: Observed agreement is 7/9 among checked cards; outcome coverage is 9/10. → Retain unknown: The missing result could change the all-ten correct count to 7 or 8."/>
+            <wp:cNvGraphicFramePr>
+              <a:graphicFrameLocks noChangeAspect="1"/>
+            </wp:cNvGraphicFramePr>
+            <a:graphic>
+              <a:graphicData uri="http://schemas.openxmlformats.org/drawingml/2006/picture">
+                <pic:pic>
+                  <pic:nvPicPr>
+                    <pic:cNvPr id="0" name="academy-story-ai-1-18-02.png"/>
+                    <pic:cNvPicPr/>
+                  </pic:nvPicPr>
+                  <pic:blipFill>
+                    <a:blip r:embed="rId32"/>
+                    <a:stretch>
+                      <a:fillRect/>
+                    </a:stretch>
+                  </pic:blipFill>
+                  <pic:spPr>
+                    <a:xfrm>
+                      <a:off x="0" y="0"/>
+                      <a:ext cx="5486400" cy="4005072"/>
+                    </a:xfrm>
+                    <a:prstGeom prst="rect"/>
+                  </pic:spPr>
+                </pic:pic>
+              </a:graphicData>
+            </a:graphic>
+          </wp:inline>
+        </w:drawing>
+      </w:r>
+    </w:p>
+    <w:p>
+      <w:pPr>
+        <w:spacing w:line="336" w:lineRule="auto" w:after="180"/>
+      </w:pPr>
+      <w:r>
+        <w:rPr>
+          <w:b w:val="0"/>
+        </w:rPr>
+        <w:t xml:space="preserve">Keep scores: Ten chosen labels each carry </w:t>
+      </w:r>
+      <w:r>
+        <w:rPr>
+          <w:b/>
+        </w:rPr>
+        <w:t>80%</w:t>
+      </w:r>
+      <w:r>
+        <w:rPr>
+          <w:b w:val="0"/>
+        </w:rPr>
+        <w:t>; this is a claim about uncertainty. → Checked outcomes: Seven correct plus two wrong gives nine known outcomes. → Report coverage: Observed agreement is 7/9 among checked cards; outcome coverage is 9/10. → Retain unknown: The missing result could change the all-ten correct count to 7 or 8.</w:t>
+      </w:r>
+    </w:p>
+    <w:p>
+      <w:pPr>
+        <w:spacing w:line="336" w:lineRule="auto" w:after="180"/>
+        <w:shd w:fill="F5F1FB"/>
+      </w:pPr>
+      <w:r>
+        <w:rPr>
+          <w:b w:val="0"/>
+        </w:rPr>
+        <w:t xml:space="preserve">Point to each numbered stage and explain which recorded </w:t>
+      </w:r>
+      <w:r>
+        <w:rPr>
+          <w:b/>
+        </w:rPr>
+        <w:t>input</w:t>
+      </w:r>
+      <w:r>
+        <w:rPr>
+          <w:b w:val="0"/>
+        </w:rPr>
+        <w:t xml:space="preserve"> it uses.</w:t>
+      </w:r>
+    </w:p>
+    <w:p>
+      <w:pPr>
+        <w:pStyle w:val="Heading3"/>
+      </w:pPr>
+      <w:r>
+        <w:t>03. Known outcomes and missing evidence</w:t>
+      </w:r>
+    </w:p>
+    <w:p>
+      <w:r>
+        <w:drawing>
+          <wp:inline xmlns:a="http://schemas.openxmlformats.org/drawingml/2006/main" xmlns:pic="http://schemas.openxmlformats.org/drawingml/2006/picture">
+            <wp:extent cx="5486400" cy="3145536"/>
+            <wp:docPr id="25" name="Picture 25" descr="Known outcomes and missing evidence. Units: predictions. Correct: 7. Incorrect: 2. Unknown: 1."/>
+            <wp:cNvGraphicFramePr>
+              <a:graphicFrameLocks noChangeAspect="1"/>
+            </wp:cNvGraphicFramePr>
+            <a:graphic>
+              <a:graphicData uri="http://schemas.openxmlformats.org/drawingml/2006/picture">
+                <pic:pic>
+                  <pic:nvPicPr>
+                    <pic:cNvPr id="0" name="academy-story-ai-1-18-03.png"/>
+                    <pic:cNvPicPr/>
+                  </pic:nvPicPr>
+                  <pic:blipFill>
+                    <a:blip r:embed="rId33"/>
+                    <a:stretch>
+                      <a:fillRect/>
+                    </a:stretch>
+                  </pic:blipFill>
+                  <pic:spPr>
+                    <a:xfrm>
+                      <a:off x="0" y="0"/>
+                      <a:ext cx="5486400" cy="3145536"/>
+                    </a:xfrm>
+                    <a:prstGeom prst="rect"/>
+                  </pic:spPr>
+                </pic:pic>
+              </a:graphicData>
+            </a:graphic>
+          </wp:inline>
+        </w:drawing>
+      </w:r>
+    </w:p>
+    <w:p>
+      <w:pPr>
+        <w:spacing w:line="336" w:lineRule="auto" w:after="180"/>
+      </w:pPr>
+      <w:r>
+        <w:rPr>
+          <w:b w:val="0"/>
+        </w:rPr>
+        <w:t xml:space="preserve">Known outcomes and missing </w:t>
+      </w:r>
+      <w:r>
+        <w:rPr>
+          <w:b/>
+        </w:rPr>
+        <w:t>evidence</w:t>
+      </w:r>
+      <w:r>
+        <w:rPr>
+          <w:b w:val="0"/>
+        </w:rPr>
+        <w:t xml:space="preserve">. Units: </w:t>
+      </w:r>
+      <w:r>
+        <w:rPr>
+          <w:b/>
+        </w:rPr>
+        <w:t>prediction</w:t>
+      </w:r>
+      <w:r>
+        <w:rPr>
+          <w:b w:val="0"/>
+        </w:rPr>
+        <w:t>s. Correct: 7. Incorrect: 2. Unknown: 1.</w:t>
+      </w:r>
+    </w:p>
+    <w:p>
+      <w:pPr>
+        <w:spacing w:line="336" w:lineRule="auto" w:after="180"/>
+        <w:shd w:fill="F5F1FB"/>
+      </w:pPr>
+      <w:r>
+        <w:rPr>
+          <w:b w:val="0"/>
+        </w:rPr>
+        <w:t>Read the labels and values. Explain the relationship the model shows.</w:t>
+      </w:r>
+    </w:p>
+    <w:p>
+      <w:pPr>
+        <w:pStyle w:val="Heading3"/>
+      </w:pPr>
+      <w:r>
+        <w:t>04. Change one thing. Trace what follows.</w:t>
+      </w:r>
+    </w:p>
+    <w:p>
+      <w:r>
+        <w:drawing>
+          <wp:inline xmlns:a="http://schemas.openxmlformats.org/drawingml/2006/main" xmlns:pic="http://schemas.openxmlformats.org/drawingml/2006/picture">
+            <wp:extent cx="5486400" cy="3026664"/>
+            <wp:docPr id="26" name="Picture 26" descr="Original case: The missing result could change the all-ten correct count to 7 or 8. Changed condition: The missing outcome is checked and found incorrect. Expected result: All-ten agreement is 7/10=70%. Reason: There are now three wrong labels and no unknown outcomes."/>
+            <wp:cNvGraphicFramePr>
+              <a:graphicFrameLocks noChangeAspect="1"/>
+            </wp:cNvGraphicFramePr>
+            <a:graphic>
+              <a:graphicData uri="http://schemas.openxmlformats.org/drawingml/2006/picture">
+                <pic:pic>
+                  <pic:nvPicPr>
+                    <pic:cNvPr id="0" name="academy-story-ai-1-18-04.png"/>
+                    <pic:cNvPicPr/>
+                  </pic:nvPicPr>
+                  <pic:blipFill>
+                    <a:blip r:embed="rId34"/>
+                    <a:stretch>
+                      <a:fillRect/>
+                    </a:stretch>
+                  </pic:blipFill>
+                  <pic:spPr>
+                    <a:xfrm>
+                      <a:off x="0" y="0"/>
+                      <a:ext cx="5486400" cy="3026664"/>
+                    </a:xfrm>
+                    <a:prstGeom prst="rect"/>
+                  </pic:spPr>
+                </pic:pic>
+              </a:graphicData>
+            </a:graphic>
+          </wp:inline>
+        </w:drawing>
+      </w:r>
+    </w:p>
+    <w:p>
+      <w:pPr>
+        <w:spacing w:line="336" w:lineRule="auto" w:after="180"/>
+      </w:pPr>
+      <w:r>
+        <w:rPr>
+          <w:b w:val="0"/>
+        </w:rPr>
+        <w:t>Original case: The missing result could change the all-ten correct count to 7 or 8. Changed condition: The missing outcome is checked and found incorrect. Expected result: All-ten agreement is 7/10=</w:t>
+      </w:r>
+      <w:r>
+        <w:rPr>
+          <w:b/>
+        </w:rPr>
+        <w:t>70%</w:t>
+      </w:r>
+      <w:r>
+        <w:rPr>
+          <w:b w:val="0"/>
+        </w:rPr>
+        <w:t>.</w:t>
+      </w:r>
+    </w:p>
+    <w:p>
+      <w:pPr>
+        <w:spacing w:line="336" w:lineRule="auto" w:after="180"/>
+      </w:pPr>
+      <w:r>
+        <w:rPr>
+          <w:b w:val="0"/>
+        </w:rPr>
+        <w:t>Reason: There are now three wrong labels and no unknown outcomes.</w:t>
+      </w:r>
+    </w:p>
+    <w:p>
+      <w:pPr>
+        <w:spacing w:line="336" w:lineRule="auto" w:after="180"/>
+        <w:shd w:fill="F5F1FB"/>
+      </w:pPr>
+      <w:r>
+        <w:rPr>
+          <w:b w:val="0"/>
+        </w:rPr>
+        <w:t>Predict before checking the worked changed-case result. Name what changed and what the supplied facts allow you to conclude.</w:t>
+      </w:r>
+    </w:p>
+    <w:p>
+      <w:pPr>
+        <w:pStyle w:val="Heading3"/>
+      </w:pPr>
+      <w:r>
+        <w:t>05. Connect the explanation to its limit</w:t>
+      </w:r>
+    </w:p>
+    <w:p>
+      <w:r>
+        <w:drawing>
+          <wp:inline xmlns:a="http://schemas.openxmlformats.org/drawingml/2006/main" xmlns:pic="http://schemas.openxmlformats.org/drawingml/2006/picture">
+            <wp:extent cx="5486400" cy="2834640"/>
+            <wp:docPr id="27" name="Picture 27" descr="Do not count the missing outcome as correct or silently remove it from the coverage report. These records allow an all-ten agreement range from 70% to 80%. They do not show that claimed probabilities match checked correctness over many comparable predictions; that requires much more suitable evidence. Limit: This small selected set cannot establish that the claimed probabilities match actual correctness or show performance for all future cards."/>
+            <wp:cNvGraphicFramePr>
+              <a:graphicFrameLocks noChangeAspect="1"/>
+            </wp:cNvGraphicFramePr>
+            <a:graphic>
+              <a:graphicData uri="http://schemas.openxmlformats.org/drawingml/2006/picture">
+                <pic:pic>
+                  <pic:nvPicPr>
+                    <pic:cNvPr id="0" name="academy-story-ai-1-18-05.png"/>
+                    <pic:cNvPicPr/>
+                  </pic:nvPicPr>
+                  <pic:blipFill>
+                    <a:blip r:embed="rId35"/>
+                    <a:stretch>
+                      <a:fillRect/>
+                    </a:stretch>
+                  </pic:blipFill>
+                  <pic:spPr>
+                    <a:xfrm>
+                      <a:off x="0" y="0"/>
+                      <a:ext cx="5486400" cy="2834640"/>
+                    </a:xfrm>
+                    <a:prstGeom prst="rect"/>
+                  </pic:spPr>
+                </pic:pic>
+              </a:graphicData>
+            </a:graphic>
+          </wp:inline>
+        </w:drawing>
+      </w:r>
+    </w:p>
+    <w:p>
+      <w:pPr>
+        <w:spacing w:line="336" w:lineRule="auto" w:after="180"/>
+      </w:pPr>
+      <w:r>
+        <w:rPr>
+          <w:b w:val="0"/>
+        </w:rPr>
+        <w:t xml:space="preserve">Do not count the missing outcome as correct or silently remove it from the coverage report. These records allow an all-ten agreement range from </w:t>
+      </w:r>
+      <w:r>
+        <w:rPr>
+          <w:b/>
+        </w:rPr>
+        <w:t>70%</w:t>
+      </w:r>
+      <w:r>
+        <w:rPr>
+          <w:b w:val="0"/>
+        </w:rPr>
+        <w:t xml:space="preserve"> to </w:t>
+      </w:r>
+      <w:r>
+        <w:rPr>
+          <w:b/>
+        </w:rPr>
+        <w:t>80%</w:t>
+      </w:r>
+      <w:r>
+        <w:rPr>
+          <w:b w:val="0"/>
+        </w:rPr>
+        <w:t>.</w:t>
+      </w:r>
+    </w:p>
+    <w:p>
+      <w:pPr>
+        <w:spacing w:line="336" w:lineRule="auto" w:after="180"/>
+      </w:pPr>
+      <w:r>
+        <w:rPr>
+          <w:b w:val="0"/>
+        </w:rPr>
+        <w:t xml:space="preserve">They do not show that claimed probabilities match checked </w:t>
+      </w:r>
+      <w:r>
+        <w:rPr>
+          <w:b/>
+        </w:rPr>
+        <w:t>correctness</w:t>
+      </w:r>
+      <w:r>
+        <w:rPr>
+          <w:b w:val="0"/>
+        </w:rPr>
+        <w:t xml:space="preserve"> over many comparable </w:t>
+      </w:r>
+      <w:r>
+        <w:rPr>
+          <w:b/>
+        </w:rPr>
+        <w:t>prediction</w:t>
+      </w:r>
+      <w:r>
+        <w:rPr>
+          <w:b w:val="0"/>
+        </w:rPr>
+        <w:t xml:space="preserve">s; that requires much more suitable </w:t>
+      </w:r>
+      <w:r>
+        <w:rPr>
+          <w:b/>
+        </w:rPr>
+        <w:t>evidence</w:t>
+      </w:r>
+      <w:r>
+        <w:rPr>
+          <w:b w:val="0"/>
+        </w:rPr>
+        <w:t>.</w:t>
+      </w:r>
+    </w:p>
+    <w:p>
+      <w:pPr>
+        <w:spacing w:line="336" w:lineRule="auto" w:after="180"/>
+      </w:pPr>
+      <w:r>
+        <w:rPr>
+          <w:b w:val="0"/>
+        </w:rPr>
+        <w:t xml:space="preserve">Limit: This small selected set cannot establish that the claimed probabilities match actual </w:t>
+      </w:r>
+      <w:r>
+        <w:rPr>
+          <w:b/>
+        </w:rPr>
+        <w:t>correctness</w:t>
+      </w:r>
+      <w:r>
+        <w:rPr>
+          <w:b w:val="0"/>
+        </w:rPr>
+        <w:t xml:space="preserve"> or show performance for all future cards.</w:t>
+      </w:r>
+    </w:p>
+    <w:p>
+      <w:pPr>
+        <w:spacing w:line="336" w:lineRule="auto" w:after="180"/>
+        <w:shd w:fill="F5F1FB"/>
+      </w:pPr>
+      <w:r>
+        <w:rPr>
+          <w:b w:val="0"/>
+        </w:rPr>
+        <w:t>Explain the case, then point to a limit on the claim.</w:t>
+      </w:r>
+    </w:p>
+    <w:p>
+      <w:pPr>
+        <w:pStyle w:val="Heading3"/>
+      </w:pPr>
+      <w:r>
+        <w:t>06. Make the idea visible in your project</w:t>
+      </w:r>
+    </w:p>
+    <w:p>
+      <w:r>
+        <w:drawing>
+          <wp:inline xmlns:a="http://schemas.openxmlformats.org/drawingml/2006/main" xmlns:pic="http://schemas.openxmlformats.org/drawingml/2006/picture">
+            <wp:extent cx="5486400" cy="3380232"/>
+            <wp:docPr id="28" name="Picture 28" descr="Keep sorter scores, reference outcomes and missingness separately; use review policies instead of treating high scores as facts. Draw your input, deciding step, result and limit. Supported question: Was the unknown label guaranteed correct because its confidence was 80%?"/>
+            <wp:cNvGraphicFramePr>
+              <a:graphicFrameLocks noChangeAspect="1"/>
+            </wp:cNvGraphicFramePr>
+            <a:graphic>
+              <a:graphicData uri="http://schemas.openxmlformats.org/drawingml/2006/picture">
+                <pic:pic>
+                  <pic:nvPicPr>
+                    <pic:cNvPr id="0" name="academy-story-ai-1-18-06.png"/>
+                    <pic:cNvPicPr/>
+                  </pic:nvPicPr>
+                  <pic:blipFill>
+                    <a:blip r:embed="rId36"/>
+                    <a:stretch>
+                      <a:fillRect/>
+                    </a:stretch>
+                  </pic:blipFill>
+                  <pic:spPr>
+                    <a:xfrm>
+                      <a:off x="0" y="0"/>
+                      <a:ext cx="5486400" cy="3380232"/>
+                    </a:xfrm>
+                    <a:prstGeom prst="rect"/>
+                  </pic:spPr>
+                </pic:pic>
+              </a:graphicData>
+            </a:graphic>
+          </wp:inline>
+        </w:drawing>
+      </w:r>
+    </w:p>
+    <w:p>
+      <w:pPr>
+        <w:spacing w:line="336" w:lineRule="auto" w:after="180"/>
+      </w:pPr>
+      <w:r>
+        <w:rPr>
+          <w:b w:val="0"/>
+        </w:rPr>
+        <w:t xml:space="preserve">Keep sorter scores, reference outcomes and missingness separately; use review policies instead of treating high scores as facts. Draw your </w:t>
+      </w:r>
+      <w:r>
+        <w:rPr>
+          <w:b/>
+        </w:rPr>
+        <w:t>input</w:t>
+      </w:r>
+      <w:r>
+        <w:rPr>
+          <w:b w:val="0"/>
+        </w:rPr>
+        <w:t>, deciding step, result and limit.</w:t>
+      </w:r>
+    </w:p>
+    <w:p>
+      <w:pPr>
+        <w:spacing w:line="336" w:lineRule="auto" w:after="180"/>
+      </w:pPr>
+      <w:r>
+        <w:rPr>
+          <w:b w:val="0"/>
+        </w:rPr>
+        <w:t xml:space="preserve">Supported question: Was the unknown label guaranteed correct because its </w:t>
+      </w:r>
+      <w:r>
+        <w:rPr>
+          <w:b/>
+        </w:rPr>
+        <w:t>confidence</w:t>
+      </w:r>
+      <w:r>
+        <w:rPr>
+          <w:b w:val="0"/>
+        </w:rPr>
+        <w:t xml:space="preserve"> was </w:t>
+      </w:r>
+      <w:r>
+        <w:rPr>
+          <w:b/>
+        </w:rPr>
+        <w:t>80%</w:t>
+      </w:r>
+      <w:r>
+        <w:rPr>
+          <w:b w:val="0"/>
+        </w:rPr>
+        <w:t>?</w:t>
+      </w:r>
+    </w:p>
+    <w:p>
+      <w:pPr>
+        <w:spacing w:line="336" w:lineRule="auto" w:after="180"/>
+        <w:shd w:fill="F5F1FB"/>
+      </w:pPr>
+      <w:r>
+        <w:rPr>
+          <w:b w:val="0"/>
+        </w:rPr>
+        <w:t xml:space="preserve">Draw your project trace and justify the deciding step using </w:t>
+      </w:r>
+      <w:r>
+        <w:rPr>
+          <w:b/>
+        </w:rPr>
+        <w:t>evidence</w:t>
+      </w:r>
+      <w:r>
+        <w:rPr>
+          <w:b w:val="0"/>
+        </w:rPr>
+        <w:t>.</w:t>
       </w:r>
     </w:p>
     <w:sectPr>
